--- a/doc/Calculatorz-Software-Architecutre-Design.docx
+++ b/doc/Calculatorz-Software-Architecutre-Design.docx
@@ -337,6 +337,9 @@
             <w:pPr>
               <w:pStyle w:val="Tabletext"/>
             </w:pPr>
+            <w:r>
+              <w:t>2026-03-10</w:t>
+            </w:r>
           </w:p>
         </w:tc>
         <w:tc>
@@ -347,6 +350,9 @@
             <w:pPr>
               <w:pStyle w:val="Tabletext"/>
             </w:pPr>
+            <w:r>
+              <w:t>1.1</w:t>
+            </w:r>
           </w:p>
         </w:tc>
         <w:tc>
@@ -357,6 +363,9 @@
             <w:pPr>
               <w:pStyle w:val="Tabletext"/>
             </w:pPr>
+            <w:r>
+              <w:t>Second Draft</w:t>
+            </w:r>
           </w:p>
         </w:tc>
         <w:tc>
@@ -367,6 +376,9 @@
             <w:pPr>
               <w:pStyle w:val="Tabletext"/>
             </w:pPr>
+            <w:r>
+              <w:t>Eian + Group</w:t>
+            </w:r>
           </w:p>
         </w:tc>
       </w:tr>
@@ -1486,6 +1498,14 @@
     </w:p>
     <w:p>
       <w:pPr>
+        <w:pStyle w:val="BodyText"/>
+      </w:pPr>
+      <w:r>
+        <w:t>This document provides and overview and breakdown over the major internal function of the program as well as how the functions needed for functionality is structured and hierarchically placed within the program.</w:t>
+      </w:r>
+    </w:p>
+    <w:p>
+      <w:pPr>
         <w:pStyle w:val="Heading1"/>
       </w:pPr>
       <w:bookmarkStart w:id="12" w:name="_Toc6187933"/>
@@ -1620,6 +1640,7 @@
         <w:rPr>
           <w:highlight w:val="yellow"/>
         </w:rPr>
+        <w:lastRenderedPageBreak/>
         <w:t>realizations, and</w:t>
       </w:r>
       <w:proofErr w:type="gramEnd"/>
@@ -1637,135 +1658,308 @@
       </w:pPr>
       <w:bookmarkStart w:id="16" w:name="_Toc6187937"/>
       <w:r>
+        <w:t>Logical View</w:t>
+      </w:r>
+      <w:bookmarkEnd w:id="16"/>
+      <w:r>
+        <w:t xml:space="preserve"> </w:t>
+      </w:r>
+    </w:p>
+    <w:p>
+      <w:pPr>
+        <w:pStyle w:val="InfoBlue"/>
+      </w:pPr>
+      <w:r>
+        <w:t>[This section describes the architecturally significant parts of the design model, such as its decomposition into subsystems and packages. And for each significant package, its decomposition into classes and class utilities. You should introduce architecturally significant classes and describe their responsibilities, as well as a few very important relationships, operations, and attributes.]</w:t>
+      </w:r>
+    </w:p>
+    <w:p>
+      <w:pPr>
+        <w:pStyle w:val="Heading2"/>
+      </w:pPr>
+      <w:bookmarkStart w:id="17" w:name="_Toc6187938"/>
+      <w:r>
+        <w:t>Overview</w:t>
+      </w:r>
+      <w:bookmarkEnd w:id="17"/>
+    </w:p>
+    <w:p>
+      <w:pPr>
+        <w:pStyle w:val="InfoBlue"/>
+      </w:pPr>
+      <w:r>
+        <w:t>[This subsection describes the overall decomposition of the design model in terms of its package hierarchy and layers.]</w:t>
+      </w:r>
+    </w:p>
+    <w:p>
+      <w:pPr>
+        <w:pStyle w:val="BodyText"/>
+      </w:pPr>
+      <w:r>
+        <w:t xml:space="preserve">Tokenizer, </w:t>
+      </w:r>
+      <w:proofErr w:type="spellStart"/>
+      <w:r>
+        <w:t>Prioritizer</w:t>
+      </w:r>
+      <w:proofErr w:type="spellEnd"/>
+      <w:r>
+        <w:t>, and Evaluator will have their own module which will be included in the other files needed for the program to function.</w:t>
+      </w:r>
+    </w:p>
+    <w:p>
+      <w:pPr>
+        <w:pStyle w:val="Heading2"/>
+      </w:pPr>
+      <w:bookmarkStart w:id="18" w:name="_Toc6187939"/>
+      <w:r>
+        <w:t>Architecturally Significant Design</w:t>
+      </w:r>
+      <w:r>
+        <w:t xml:space="preserve"> Modules or</w:t>
+      </w:r>
+      <w:r>
+        <w:t xml:space="preserve"> Packages</w:t>
+      </w:r>
+      <w:bookmarkEnd w:id="18"/>
+    </w:p>
+    <w:p>
+      <w:pPr>
+        <w:pStyle w:val="InfoBlue"/>
+      </w:pPr>
+      <w:r>
+        <w:t xml:space="preserve">[For each significant package, include a subsection with its name, its brief description, and a diagram with all significant classes and packages contained within the package. </w:t>
+      </w:r>
+    </w:p>
+    <w:p>
+      <w:pPr>
+        <w:pStyle w:val="InfoBlue"/>
+      </w:pPr>
+      <w:r>
+        <w:t>For each significant class in the package, include its name, brief description, and, optionally, a description of some of its major responsibilities, operations, and attributes.]</w:t>
+      </w:r>
+    </w:p>
+    <w:p>
+      <w:pPr>
+        <w:pStyle w:val="BodyText"/>
+      </w:pPr>
+      <w:proofErr w:type="spellStart"/>
+      <w:r>
+        <w:t>randomDiceRoll</w:t>
+      </w:r>
+      <w:proofErr w:type="spellEnd"/>
+      <w:r>
+        <w:t>:</w:t>
+      </w:r>
+    </w:p>
+    <w:p>
+      <w:pPr>
+        <w:pStyle w:val="BodyText"/>
+        <w:ind w:left="1080"/>
+      </w:pPr>
+      <w:r>
+        <w:rPr>
+          <w:i/>
+          <w:iCs/>
+        </w:rPr>
+        <w:t>Description</w:t>
+      </w:r>
+      <w:r>
+        <w:t>: Receives input from user from the interface then performs the random dice roll for example, if the user wanted to roll 2 D8 dice it would perform a function like (D8)</w:t>
+      </w:r>
+      <w:r>
+        <w:t xml:space="preserve"> + (D8)</w:t>
+      </w:r>
+      <w:r>
+        <w:t>.</w:t>
+      </w:r>
+    </w:p>
+    <w:p>
+      <w:pPr>
+        <w:pStyle w:val="BodyText"/>
+      </w:pPr>
+      <w:proofErr w:type="spellStart"/>
+      <w:r>
+        <w:t>arithmeticOperators</w:t>
+      </w:r>
+      <w:proofErr w:type="spellEnd"/>
+      <w:r>
+        <w:t>:</w:t>
+      </w:r>
+    </w:p>
+    <w:p>
+      <w:pPr>
+        <w:pStyle w:val="BodyText"/>
+        <w:ind w:left="1080"/>
+      </w:pPr>
+      <w:r>
+        <w:rPr>
+          <w:i/>
+          <w:iCs/>
+        </w:rPr>
+        <w:t>Description</w:t>
+      </w:r>
+      <w:r>
+        <w:t xml:space="preserve">: </w:t>
+      </w:r>
+      <w:r>
+        <w:t>T</w:t>
+      </w:r>
+      <w:r>
+        <w:t>akes the input from the interface through the tokenizer specifically the arithmetic operators and then performs the operation with the numerical values provided by the user.</w:t>
+      </w:r>
+    </w:p>
+    <w:p>
+      <w:pPr>
+        <w:pStyle w:val="BodyText"/>
+      </w:pPr>
+      <w:r>
+        <w:t>Precedence:</w:t>
+      </w:r>
+    </w:p>
+    <w:p>
+      <w:pPr>
+        <w:pStyle w:val="BodyText"/>
+        <w:ind w:left="1080"/>
+      </w:pPr>
+      <w:r>
+        <w:rPr>
+          <w:i/>
+          <w:iCs/>
+        </w:rPr>
+        <w:t>Description</w:t>
+      </w:r>
+      <w:r>
+        <w:t>: Take the current order of the tokens, compute precedence according to precedence token placement into a standard notation.</w:t>
+      </w:r>
+    </w:p>
+    <w:p>
+      <w:pPr>
+        <w:pStyle w:val="BodyText"/>
+      </w:pPr>
+      <w:r>
+        <w:t>History:</w:t>
+      </w:r>
+    </w:p>
+    <w:p>
+      <w:pPr>
+        <w:pStyle w:val="BodyText"/>
+        <w:ind w:left="1080"/>
+      </w:pPr>
+      <w:r>
+        <w:rPr>
+          <w:i/>
+          <w:iCs/>
+        </w:rPr>
+        <w:t>Description</w:t>
+      </w:r>
+      <w:r>
+        <w:t xml:space="preserve">: </w:t>
+      </w:r>
+      <w:r>
+        <w:t>S</w:t>
+      </w:r>
+      <w:r>
+        <w:t>ave past operations into an internal or hidden file.</w:t>
+      </w:r>
+    </w:p>
+    <w:p>
+      <w:pPr>
+        <w:pStyle w:val="Heading1"/>
+      </w:pPr>
+      <w:bookmarkStart w:id="19" w:name="_Toc6187940"/>
+      <w:r>
+        <w:t>Interface Description</w:t>
+      </w:r>
+      <w:bookmarkEnd w:id="19"/>
+    </w:p>
+    <w:p>
+      <w:pPr>
+        <w:pStyle w:val="InfoBlue"/>
+      </w:pPr>
+      <w:r>
+        <w:t xml:space="preserve">[A description of the major entity interfaces, including screen formats, valid inputs, and resulting </w:t>
+      </w:r>
+      <w:r>
+        <w:t xml:space="preserve">outputs. </w:t>
+      </w:r>
+      <w:r>
+        <w:t>If a User-Interface Prototype Document is available, refer to it in this section]</w:t>
+      </w:r>
+    </w:p>
+    <w:p>
+      <w:pPr>
+        <w:pStyle w:val="BodyText"/>
+      </w:pPr>
+      <w:r>
+        <w:t>The interface will be a standard calculator interface based in QT that includes functions, basic arithmetic (multiplication, division, addition, and subtraction), numeral buttons (0-9, decimal), a clear button, and button</w:t>
+      </w:r>
+      <w:r>
+        <w:t>s</w:t>
+      </w:r>
+      <w:r>
+        <w:t xml:space="preserve"> for randomized dice rolls for standard tabletop dice (D20, D12, D10, D8, D6, D4, and percentile dice).</w:t>
+      </w:r>
+      <w:r>
+        <w:t xml:space="preserve"> Pressing the “</w:t>
+      </w:r>
+      <w:proofErr w:type="spellStart"/>
+      <w:r>
+        <w:t>clr</w:t>
+      </w:r>
+      <w:proofErr w:type="spellEnd"/>
+      <w:r>
+        <w:t xml:space="preserve">” button will clear the display of all characters, however, when pressing </w:t>
+      </w:r>
+      <w:proofErr w:type="gramStart"/>
+      <w:r>
+        <w:t>shift</w:t>
+      </w:r>
+      <w:proofErr w:type="gramEnd"/>
+      <w:r>
+        <w:t xml:space="preserve"> it will provide a secondary interface that provides typical constants such as e, pi, etc. Within this interface there will also be a clear history button that clears all history of previous computations. </w:t>
+      </w:r>
+    </w:p>
+    <w:p>
+      <w:pPr>
+        <w:pStyle w:val="Heading1"/>
+        <w:rPr>
+          <w:highlight w:val="yellow"/>
+        </w:rPr>
+      </w:pPr>
+      <w:bookmarkStart w:id="20" w:name="_Toc6187941"/>
+      <w:r>
+        <w:rPr>
+          <w:highlight w:val="yellow"/>
+        </w:rPr>
+        <w:t>Size and Performance</w:t>
+      </w:r>
+      <w:bookmarkEnd w:id="20"/>
+      <w:r>
+        <w:rPr>
+          <w:highlight w:val="yellow"/>
+        </w:rPr>
+        <w:t xml:space="preserve"> </w:t>
+      </w:r>
+    </w:p>
+    <w:p>
+      <w:pPr>
+        <w:pStyle w:val="InfoBlue"/>
+      </w:pPr>
+      <w:r>
+        <w:rPr>
+          <w:highlight w:val="yellow"/>
+        </w:rPr>
+        <w:t>[A description of the major dimensioning characteristics of the software that impact the architecture, as well as the target performance constraints.]</w:t>
+      </w:r>
+    </w:p>
+    <w:p>
+      <w:pPr>
+        <w:pStyle w:val="Heading1"/>
+      </w:pPr>
+      <w:bookmarkStart w:id="21" w:name="_Toc6187942"/>
+      <w:r>
         <w:lastRenderedPageBreak/>
-        <w:t>Logical View</w:t>
-      </w:r>
-      <w:bookmarkEnd w:id="16"/>
-      <w:r>
-        <w:t xml:space="preserve"> </w:t>
-      </w:r>
-    </w:p>
-    <w:p>
-      <w:pPr>
-        <w:pStyle w:val="InfoBlue"/>
-      </w:pPr>
-      <w:r>
-        <w:t>[This section describes the architecturally significant parts of the design model, such as its decomposition into subsystems and packages. And for each significant package, its decomposition into classes and class utilities. You should introduce architecturally significant classes and describe their responsibilities, as well as a few very important relationships, operations, and attributes.]</w:t>
-      </w:r>
-    </w:p>
-    <w:p>
-      <w:pPr>
-        <w:pStyle w:val="Heading2"/>
-      </w:pPr>
-      <w:bookmarkStart w:id="17" w:name="_Toc6187938"/>
-      <w:r>
-        <w:t>Overview</w:t>
-      </w:r>
-      <w:bookmarkEnd w:id="17"/>
-    </w:p>
-    <w:p>
-      <w:pPr>
-        <w:pStyle w:val="InfoBlue"/>
-      </w:pPr>
-      <w:r>
-        <w:t>[This subsection describes the overall decomposition of the design model in terms of its package hierarchy and layers.]</w:t>
-      </w:r>
-    </w:p>
-    <w:p>
-      <w:pPr>
-        <w:pStyle w:val="Heading2"/>
-      </w:pPr>
-      <w:bookmarkStart w:id="18" w:name="_Toc6187939"/>
-      <w:r>
-        <w:t>Architecturally Significant Design</w:t>
-      </w:r>
-      <w:r>
-        <w:t xml:space="preserve"> Modules or</w:t>
-      </w:r>
-      <w:r>
-        <w:t xml:space="preserve"> Packages</w:t>
-      </w:r>
-      <w:bookmarkEnd w:id="18"/>
-    </w:p>
-    <w:p>
-      <w:pPr>
-        <w:pStyle w:val="InfoBlue"/>
-      </w:pPr>
-      <w:r>
-        <w:t xml:space="preserve">[For each significant package, include a subsection with its name, its brief description, and a diagram with all significant classes and packages contained within the package. </w:t>
-      </w:r>
-    </w:p>
-    <w:p>
-      <w:pPr>
-        <w:pStyle w:val="InfoBlue"/>
-      </w:pPr>
-      <w:r>
-        <w:t>For each significant class in the package, include its name, brief description, and, optionally, a description of some of its major responsibilities, operations, and attributes.]</w:t>
-      </w:r>
-    </w:p>
-    <w:p>
-      <w:pPr>
-        <w:pStyle w:val="Heading1"/>
-      </w:pPr>
-      <w:bookmarkStart w:id="19" w:name="_Toc6187940"/>
-      <w:r>
-        <w:t>Interface Description</w:t>
-      </w:r>
-      <w:bookmarkEnd w:id="19"/>
-    </w:p>
-    <w:p>
-      <w:pPr>
-        <w:pStyle w:val="InfoBlue"/>
-      </w:pPr>
-      <w:r>
-        <w:t xml:space="preserve">[A description of the major entity interfaces, including screen formats, valid inputs, and resulting </w:t>
-      </w:r>
-      <w:r>
-        <w:t xml:space="preserve">outputs. </w:t>
-      </w:r>
-      <w:r>
-        <w:t>If a User-Interface Prototype Document is available, refer to it in this section]</w:t>
-      </w:r>
-    </w:p>
-    <w:p>
-      <w:pPr>
-        <w:pStyle w:val="Heading1"/>
-        <w:rPr>
-          <w:highlight w:val="yellow"/>
-        </w:rPr>
-      </w:pPr>
-      <w:bookmarkStart w:id="20" w:name="_Toc6187941"/>
-      <w:r>
-        <w:rPr>
-          <w:highlight w:val="yellow"/>
-        </w:rPr>
-        <w:t>Size and Performance</w:t>
-      </w:r>
-      <w:bookmarkEnd w:id="20"/>
-      <w:r>
-        <w:rPr>
-          <w:highlight w:val="yellow"/>
-        </w:rPr>
-        <w:t xml:space="preserve"> </w:t>
-      </w:r>
-    </w:p>
-    <w:p>
-      <w:pPr>
-        <w:pStyle w:val="InfoBlue"/>
-      </w:pPr>
-      <w:r>
-        <w:rPr>
-          <w:highlight w:val="yellow"/>
-        </w:rPr>
-        <w:t>[A description of the major dimensioning characteristics of the software that impact the architecture, as well as the target performance constraints.]</w:t>
-      </w:r>
-    </w:p>
-    <w:p>
-      <w:pPr>
-        <w:pStyle w:val="Heading1"/>
-      </w:pPr>
-      <w:bookmarkStart w:id="21" w:name="_Toc6187942"/>
-      <w:r>
         <w:t>Quality</w:t>
       </w:r>
       <w:bookmarkEnd w:id="21"/>
@@ -2180,7 +2374,10 @@
             <w:ind w:right="68"/>
           </w:pPr>
           <w:r>
-            <w:t xml:space="preserve">  Version:           1.0</w:t>
+            <w:t xml:space="preserve">  Version:           1.</w:t>
+          </w:r>
+          <w:r>
+            <w:t>1</w:t>
           </w:r>
         </w:p>
       </w:tc>
@@ -2207,7 +2404,10 @@
             <w:t xml:space="preserve">  Date:  </w:t>
           </w:r>
           <w:r>
-            <w:t>2026-03-06</w:t>
+            <w:t>2026-03-</w:t>
+          </w:r>
+          <w:r>
+            <w:t>10</w:t>
           </w:r>
         </w:p>
       </w:tc>
@@ -2361,6 +2561,230 @@
     </w:lvl>
   </w:abstractNum>
   <w:abstractNum w:abstractNumId="4" w15:restartNumberingAfterBreak="0">
+    <w:nsid w:val="0C217F5A"/>
+    <w:multiLevelType w:val="hybridMultilevel"/>
+    <w:tmpl w:val="BC1E5D30"/>
+    <w:lvl w:ilvl="0" w:tplc="F050F15A">
+      <w:numFmt w:val="bullet"/>
+      <w:lvlText w:val="-"/>
+      <w:lvlJc w:val="left"/>
+      <w:pPr>
+        <w:ind w:left="1080" w:hanging="360"/>
+      </w:pPr>
+      <w:rPr>
+        <w:rFonts w:ascii="Times New Roman" w:eastAsia="Times New Roman" w:hAnsi="Times New Roman" w:cs="Times New Roman" w:hint="default"/>
+      </w:rPr>
+    </w:lvl>
+    <w:lvl w:ilvl="1" w:tplc="04090003" w:tentative="1">
+      <w:start w:val="1"/>
+      <w:numFmt w:val="bullet"/>
+      <w:lvlText w:val="o"/>
+      <w:lvlJc w:val="left"/>
+      <w:pPr>
+        <w:ind w:left="1800" w:hanging="360"/>
+      </w:pPr>
+      <w:rPr>
+        <w:rFonts w:ascii="Courier New" w:hAnsi="Courier New" w:hint="default"/>
+      </w:rPr>
+    </w:lvl>
+    <w:lvl w:ilvl="2" w:tplc="04090005" w:tentative="1">
+      <w:start w:val="1"/>
+      <w:numFmt w:val="bullet"/>
+      <w:lvlText w:val=""/>
+      <w:lvlJc w:val="left"/>
+      <w:pPr>
+        <w:ind w:left="2520" w:hanging="360"/>
+      </w:pPr>
+      <w:rPr>
+        <w:rFonts w:ascii="Wingdings" w:hAnsi="Wingdings" w:hint="default"/>
+      </w:rPr>
+    </w:lvl>
+    <w:lvl w:ilvl="3" w:tplc="04090001" w:tentative="1">
+      <w:start w:val="1"/>
+      <w:numFmt w:val="bullet"/>
+      <w:lvlText w:val=""/>
+      <w:lvlJc w:val="left"/>
+      <w:pPr>
+        <w:ind w:left="3240" w:hanging="360"/>
+      </w:pPr>
+      <w:rPr>
+        <w:rFonts w:ascii="Symbol" w:hAnsi="Symbol" w:hint="default"/>
+      </w:rPr>
+    </w:lvl>
+    <w:lvl w:ilvl="4" w:tplc="04090003" w:tentative="1">
+      <w:start w:val="1"/>
+      <w:numFmt w:val="bullet"/>
+      <w:lvlText w:val="o"/>
+      <w:lvlJc w:val="left"/>
+      <w:pPr>
+        <w:ind w:left="3960" w:hanging="360"/>
+      </w:pPr>
+      <w:rPr>
+        <w:rFonts w:ascii="Courier New" w:hAnsi="Courier New" w:hint="default"/>
+      </w:rPr>
+    </w:lvl>
+    <w:lvl w:ilvl="5" w:tplc="04090005" w:tentative="1">
+      <w:start w:val="1"/>
+      <w:numFmt w:val="bullet"/>
+      <w:lvlText w:val=""/>
+      <w:lvlJc w:val="left"/>
+      <w:pPr>
+        <w:ind w:left="4680" w:hanging="360"/>
+      </w:pPr>
+      <w:rPr>
+        <w:rFonts w:ascii="Wingdings" w:hAnsi="Wingdings" w:hint="default"/>
+      </w:rPr>
+    </w:lvl>
+    <w:lvl w:ilvl="6" w:tplc="04090001" w:tentative="1">
+      <w:start w:val="1"/>
+      <w:numFmt w:val="bullet"/>
+      <w:lvlText w:val=""/>
+      <w:lvlJc w:val="left"/>
+      <w:pPr>
+        <w:ind w:left="5400" w:hanging="360"/>
+      </w:pPr>
+      <w:rPr>
+        <w:rFonts w:ascii="Symbol" w:hAnsi="Symbol" w:hint="default"/>
+      </w:rPr>
+    </w:lvl>
+    <w:lvl w:ilvl="7" w:tplc="04090003" w:tentative="1">
+      <w:start w:val="1"/>
+      <w:numFmt w:val="bullet"/>
+      <w:lvlText w:val="o"/>
+      <w:lvlJc w:val="left"/>
+      <w:pPr>
+        <w:ind w:left="6120" w:hanging="360"/>
+      </w:pPr>
+      <w:rPr>
+        <w:rFonts w:ascii="Courier New" w:hAnsi="Courier New" w:hint="default"/>
+      </w:rPr>
+    </w:lvl>
+    <w:lvl w:ilvl="8" w:tplc="04090005" w:tentative="1">
+      <w:start w:val="1"/>
+      <w:numFmt w:val="bullet"/>
+      <w:lvlText w:val=""/>
+      <w:lvlJc w:val="left"/>
+      <w:pPr>
+        <w:ind w:left="6840" w:hanging="360"/>
+      </w:pPr>
+      <w:rPr>
+        <w:rFonts w:ascii="Wingdings" w:hAnsi="Wingdings" w:hint="default"/>
+      </w:rPr>
+    </w:lvl>
+  </w:abstractNum>
+  <w:abstractNum w:abstractNumId="5" w15:restartNumberingAfterBreak="0">
+    <w:nsid w:val="0EE62E13"/>
+    <w:multiLevelType w:val="hybridMultilevel"/>
+    <w:tmpl w:val="4168AEE2"/>
+    <w:lvl w:ilvl="0" w:tplc="0282913C">
+      <w:numFmt w:val="bullet"/>
+      <w:lvlText w:val="-"/>
+      <w:lvlJc w:val="left"/>
+      <w:pPr>
+        <w:ind w:left="1080" w:hanging="360"/>
+      </w:pPr>
+      <w:rPr>
+        <w:rFonts w:ascii="Times New Roman" w:eastAsia="Times New Roman" w:hAnsi="Times New Roman" w:cs="Times New Roman" w:hint="default"/>
+      </w:rPr>
+    </w:lvl>
+    <w:lvl w:ilvl="1" w:tplc="04090003" w:tentative="1">
+      <w:start w:val="1"/>
+      <w:numFmt w:val="bullet"/>
+      <w:lvlText w:val="o"/>
+      <w:lvlJc w:val="left"/>
+      <w:pPr>
+        <w:ind w:left="1800" w:hanging="360"/>
+      </w:pPr>
+      <w:rPr>
+        <w:rFonts w:ascii="Courier New" w:hAnsi="Courier New" w:hint="default"/>
+      </w:rPr>
+    </w:lvl>
+    <w:lvl w:ilvl="2" w:tplc="04090005" w:tentative="1">
+      <w:start w:val="1"/>
+      <w:numFmt w:val="bullet"/>
+      <w:lvlText w:val=""/>
+      <w:lvlJc w:val="left"/>
+      <w:pPr>
+        <w:ind w:left="2520" w:hanging="360"/>
+      </w:pPr>
+      <w:rPr>
+        <w:rFonts w:ascii="Wingdings" w:hAnsi="Wingdings" w:hint="default"/>
+      </w:rPr>
+    </w:lvl>
+    <w:lvl w:ilvl="3" w:tplc="04090001" w:tentative="1">
+      <w:start w:val="1"/>
+      <w:numFmt w:val="bullet"/>
+      <w:lvlText w:val=""/>
+      <w:lvlJc w:val="left"/>
+      <w:pPr>
+        <w:ind w:left="3240" w:hanging="360"/>
+      </w:pPr>
+      <w:rPr>
+        <w:rFonts w:ascii="Symbol" w:hAnsi="Symbol" w:hint="default"/>
+      </w:rPr>
+    </w:lvl>
+    <w:lvl w:ilvl="4" w:tplc="04090003" w:tentative="1">
+      <w:start w:val="1"/>
+      <w:numFmt w:val="bullet"/>
+      <w:lvlText w:val="o"/>
+      <w:lvlJc w:val="left"/>
+      <w:pPr>
+        <w:ind w:left="3960" w:hanging="360"/>
+      </w:pPr>
+      <w:rPr>
+        <w:rFonts w:ascii="Courier New" w:hAnsi="Courier New" w:hint="default"/>
+      </w:rPr>
+    </w:lvl>
+    <w:lvl w:ilvl="5" w:tplc="04090005" w:tentative="1">
+      <w:start w:val="1"/>
+      <w:numFmt w:val="bullet"/>
+      <w:lvlText w:val=""/>
+      <w:lvlJc w:val="left"/>
+      <w:pPr>
+        <w:ind w:left="4680" w:hanging="360"/>
+      </w:pPr>
+      <w:rPr>
+        <w:rFonts w:ascii="Wingdings" w:hAnsi="Wingdings" w:hint="default"/>
+      </w:rPr>
+    </w:lvl>
+    <w:lvl w:ilvl="6" w:tplc="04090001" w:tentative="1">
+      <w:start w:val="1"/>
+      <w:numFmt w:val="bullet"/>
+      <w:lvlText w:val=""/>
+      <w:lvlJc w:val="left"/>
+      <w:pPr>
+        <w:ind w:left="5400" w:hanging="360"/>
+      </w:pPr>
+      <w:rPr>
+        <w:rFonts w:ascii="Symbol" w:hAnsi="Symbol" w:hint="default"/>
+      </w:rPr>
+    </w:lvl>
+    <w:lvl w:ilvl="7" w:tplc="04090003" w:tentative="1">
+      <w:start w:val="1"/>
+      <w:numFmt w:val="bullet"/>
+      <w:lvlText w:val="o"/>
+      <w:lvlJc w:val="left"/>
+      <w:pPr>
+        <w:ind w:left="6120" w:hanging="360"/>
+      </w:pPr>
+      <w:rPr>
+        <w:rFonts w:ascii="Courier New" w:hAnsi="Courier New" w:hint="default"/>
+      </w:rPr>
+    </w:lvl>
+    <w:lvl w:ilvl="8" w:tplc="04090005" w:tentative="1">
+      <w:start w:val="1"/>
+      <w:numFmt w:val="bullet"/>
+      <w:lvlText w:val=""/>
+      <w:lvlJc w:val="left"/>
+      <w:pPr>
+        <w:ind w:left="6840" w:hanging="360"/>
+      </w:pPr>
+      <w:rPr>
+        <w:rFonts w:ascii="Wingdings" w:hAnsi="Wingdings" w:hint="default"/>
+      </w:rPr>
+    </w:lvl>
+  </w:abstractNum>
+  <w:abstractNum w:abstractNumId="6" w15:restartNumberingAfterBreak="0">
     <w:nsid w:val="17CB6DC4"/>
     <w:multiLevelType w:val="singleLevel"/>
     <w:tmpl w:val="04090001"/>
@@ -2380,7 +2804,7 @@
       </w:rPr>
     </w:lvl>
   </w:abstractNum>
-  <w:abstractNum w:abstractNumId="5" w15:restartNumberingAfterBreak="0">
+  <w:abstractNum w:abstractNumId="7" w15:restartNumberingAfterBreak="0">
     <w:nsid w:val="22443AC4"/>
     <w:multiLevelType w:val="singleLevel"/>
     <w:tmpl w:val="04090001"/>
@@ -2400,7 +2824,7 @@
       </w:rPr>
     </w:lvl>
   </w:abstractNum>
-  <w:abstractNum w:abstractNumId="6" w15:restartNumberingAfterBreak="0">
+  <w:abstractNum w:abstractNumId="8" w15:restartNumberingAfterBreak="0">
     <w:nsid w:val="2D4B634E"/>
     <w:multiLevelType w:val="singleLevel"/>
     <w:tmpl w:val="04090001"/>
@@ -2420,7 +2844,7 @@
       </w:rPr>
     </w:lvl>
   </w:abstractNum>
-  <w:abstractNum w:abstractNumId="7" w15:restartNumberingAfterBreak="0">
+  <w:abstractNum w:abstractNumId="9" w15:restartNumberingAfterBreak="0">
     <w:nsid w:val="31DD2C45"/>
     <w:multiLevelType w:val="singleLevel"/>
     <w:tmpl w:val="04090001"/>
@@ -2440,7 +2864,7 @@
       </w:rPr>
     </w:lvl>
   </w:abstractNum>
-  <w:abstractNum w:abstractNumId="8" w15:restartNumberingAfterBreak="0">
+  <w:abstractNum w:abstractNumId="10" w15:restartNumberingAfterBreak="0">
     <w:nsid w:val="32982B51"/>
     <w:multiLevelType w:val="singleLevel"/>
     <w:tmpl w:val="04090001"/>
@@ -2460,7 +2884,119 @@
       </w:rPr>
     </w:lvl>
   </w:abstractNum>
-  <w:abstractNum w:abstractNumId="9" w15:restartNumberingAfterBreak="0">
+  <w:abstractNum w:abstractNumId="11" w15:restartNumberingAfterBreak="0">
+    <w:nsid w:val="32F51894"/>
+    <w:multiLevelType w:val="hybridMultilevel"/>
+    <w:tmpl w:val="5866A0D0"/>
+    <w:lvl w:ilvl="0" w:tplc="F7AAE6A8">
+      <w:numFmt w:val="bullet"/>
+      <w:lvlText w:val=""/>
+      <w:lvlJc w:val="left"/>
+      <w:pPr>
+        <w:ind w:left="1080" w:hanging="360"/>
+      </w:pPr>
+      <w:rPr>
+        <w:rFonts w:ascii="Symbol" w:eastAsia="Times New Roman" w:hAnsi="Symbol" w:cs="Times New Roman" w:hint="default"/>
+      </w:rPr>
+    </w:lvl>
+    <w:lvl w:ilvl="1" w:tplc="04090003" w:tentative="1">
+      <w:start w:val="1"/>
+      <w:numFmt w:val="bullet"/>
+      <w:lvlText w:val="o"/>
+      <w:lvlJc w:val="left"/>
+      <w:pPr>
+        <w:ind w:left="1800" w:hanging="360"/>
+      </w:pPr>
+      <w:rPr>
+        <w:rFonts w:ascii="Courier New" w:hAnsi="Courier New" w:hint="default"/>
+      </w:rPr>
+    </w:lvl>
+    <w:lvl w:ilvl="2" w:tplc="04090005" w:tentative="1">
+      <w:start w:val="1"/>
+      <w:numFmt w:val="bullet"/>
+      <w:lvlText w:val=""/>
+      <w:lvlJc w:val="left"/>
+      <w:pPr>
+        <w:ind w:left="2520" w:hanging="360"/>
+      </w:pPr>
+      <w:rPr>
+        <w:rFonts w:ascii="Wingdings" w:hAnsi="Wingdings" w:hint="default"/>
+      </w:rPr>
+    </w:lvl>
+    <w:lvl w:ilvl="3" w:tplc="04090001" w:tentative="1">
+      <w:start w:val="1"/>
+      <w:numFmt w:val="bullet"/>
+      <w:lvlText w:val=""/>
+      <w:lvlJc w:val="left"/>
+      <w:pPr>
+        <w:ind w:left="3240" w:hanging="360"/>
+      </w:pPr>
+      <w:rPr>
+        <w:rFonts w:ascii="Symbol" w:hAnsi="Symbol" w:hint="default"/>
+      </w:rPr>
+    </w:lvl>
+    <w:lvl w:ilvl="4" w:tplc="04090003" w:tentative="1">
+      <w:start w:val="1"/>
+      <w:numFmt w:val="bullet"/>
+      <w:lvlText w:val="o"/>
+      <w:lvlJc w:val="left"/>
+      <w:pPr>
+        <w:ind w:left="3960" w:hanging="360"/>
+      </w:pPr>
+      <w:rPr>
+        <w:rFonts w:ascii="Courier New" w:hAnsi="Courier New" w:hint="default"/>
+      </w:rPr>
+    </w:lvl>
+    <w:lvl w:ilvl="5" w:tplc="04090005" w:tentative="1">
+      <w:start w:val="1"/>
+      <w:numFmt w:val="bullet"/>
+      <w:lvlText w:val=""/>
+      <w:lvlJc w:val="left"/>
+      <w:pPr>
+        <w:ind w:left="4680" w:hanging="360"/>
+      </w:pPr>
+      <w:rPr>
+        <w:rFonts w:ascii="Wingdings" w:hAnsi="Wingdings" w:hint="default"/>
+      </w:rPr>
+    </w:lvl>
+    <w:lvl w:ilvl="6" w:tplc="04090001" w:tentative="1">
+      <w:start w:val="1"/>
+      <w:numFmt w:val="bullet"/>
+      <w:lvlText w:val=""/>
+      <w:lvlJc w:val="left"/>
+      <w:pPr>
+        <w:ind w:left="5400" w:hanging="360"/>
+      </w:pPr>
+      <w:rPr>
+        <w:rFonts w:ascii="Symbol" w:hAnsi="Symbol" w:hint="default"/>
+      </w:rPr>
+    </w:lvl>
+    <w:lvl w:ilvl="7" w:tplc="04090003" w:tentative="1">
+      <w:start w:val="1"/>
+      <w:numFmt w:val="bullet"/>
+      <w:lvlText w:val="o"/>
+      <w:lvlJc w:val="left"/>
+      <w:pPr>
+        <w:ind w:left="6120" w:hanging="360"/>
+      </w:pPr>
+      <w:rPr>
+        <w:rFonts w:ascii="Courier New" w:hAnsi="Courier New" w:hint="default"/>
+      </w:rPr>
+    </w:lvl>
+    <w:lvl w:ilvl="8" w:tplc="04090005" w:tentative="1">
+      <w:start w:val="1"/>
+      <w:numFmt w:val="bullet"/>
+      <w:lvlText w:val=""/>
+      <w:lvlJc w:val="left"/>
+      <w:pPr>
+        <w:ind w:left="6840" w:hanging="360"/>
+      </w:pPr>
+      <w:rPr>
+        <w:rFonts w:ascii="Wingdings" w:hAnsi="Wingdings" w:hint="default"/>
+      </w:rPr>
+    </w:lvl>
+  </w:abstractNum>
+  <w:abstractNum w:abstractNumId="12" w15:restartNumberingAfterBreak="0">
     <w:nsid w:val="3375481C"/>
     <w:multiLevelType w:val="singleLevel"/>
     <w:tmpl w:val="E6747DA6"/>
@@ -2480,7 +3016,7 @@
       </w:rPr>
     </w:lvl>
   </w:abstractNum>
-  <w:abstractNum w:abstractNumId="10" w15:restartNumberingAfterBreak="0">
+  <w:abstractNum w:abstractNumId="13" w15:restartNumberingAfterBreak="0">
     <w:nsid w:val="369D5471"/>
     <w:multiLevelType w:val="singleLevel"/>
     <w:tmpl w:val="04090001"/>
@@ -2500,7 +3036,119 @@
       </w:rPr>
     </w:lvl>
   </w:abstractNum>
-  <w:abstractNum w:abstractNumId="11" w15:restartNumberingAfterBreak="0">
+  <w:abstractNum w:abstractNumId="14" w15:restartNumberingAfterBreak="0">
+    <w:nsid w:val="3F9A29C7"/>
+    <w:multiLevelType w:val="hybridMultilevel"/>
+    <w:tmpl w:val="56A436CA"/>
+    <w:lvl w:ilvl="0" w:tplc="CEC295B8">
+      <w:numFmt w:val="bullet"/>
+      <w:lvlText w:val="-"/>
+      <w:lvlJc w:val="left"/>
+      <w:pPr>
+        <w:ind w:left="1080" w:hanging="360"/>
+      </w:pPr>
+      <w:rPr>
+        <w:rFonts w:ascii="Times New Roman" w:eastAsia="Times New Roman" w:hAnsi="Times New Roman" w:cs="Times New Roman" w:hint="default"/>
+      </w:rPr>
+    </w:lvl>
+    <w:lvl w:ilvl="1" w:tplc="04090003" w:tentative="1">
+      <w:start w:val="1"/>
+      <w:numFmt w:val="bullet"/>
+      <w:lvlText w:val="o"/>
+      <w:lvlJc w:val="left"/>
+      <w:pPr>
+        <w:ind w:left="1800" w:hanging="360"/>
+      </w:pPr>
+      <w:rPr>
+        <w:rFonts w:ascii="Courier New" w:hAnsi="Courier New" w:hint="default"/>
+      </w:rPr>
+    </w:lvl>
+    <w:lvl w:ilvl="2" w:tplc="04090005" w:tentative="1">
+      <w:start w:val="1"/>
+      <w:numFmt w:val="bullet"/>
+      <w:lvlText w:val=""/>
+      <w:lvlJc w:val="left"/>
+      <w:pPr>
+        <w:ind w:left="2520" w:hanging="360"/>
+      </w:pPr>
+      <w:rPr>
+        <w:rFonts w:ascii="Wingdings" w:hAnsi="Wingdings" w:hint="default"/>
+      </w:rPr>
+    </w:lvl>
+    <w:lvl w:ilvl="3" w:tplc="04090001" w:tentative="1">
+      <w:start w:val="1"/>
+      <w:numFmt w:val="bullet"/>
+      <w:lvlText w:val=""/>
+      <w:lvlJc w:val="left"/>
+      <w:pPr>
+        <w:ind w:left="3240" w:hanging="360"/>
+      </w:pPr>
+      <w:rPr>
+        <w:rFonts w:ascii="Symbol" w:hAnsi="Symbol" w:hint="default"/>
+      </w:rPr>
+    </w:lvl>
+    <w:lvl w:ilvl="4" w:tplc="04090003" w:tentative="1">
+      <w:start w:val="1"/>
+      <w:numFmt w:val="bullet"/>
+      <w:lvlText w:val="o"/>
+      <w:lvlJc w:val="left"/>
+      <w:pPr>
+        <w:ind w:left="3960" w:hanging="360"/>
+      </w:pPr>
+      <w:rPr>
+        <w:rFonts w:ascii="Courier New" w:hAnsi="Courier New" w:hint="default"/>
+      </w:rPr>
+    </w:lvl>
+    <w:lvl w:ilvl="5" w:tplc="04090005" w:tentative="1">
+      <w:start w:val="1"/>
+      <w:numFmt w:val="bullet"/>
+      <w:lvlText w:val=""/>
+      <w:lvlJc w:val="left"/>
+      <w:pPr>
+        <w:ind w:left="4680" w:hanging="360"/>
+      </w:pPr>
+      <w:rPr>
+        <w:rFonts w:ascii="Wingdings" w:hAnsi="Wingdings" w:hint="default"/>
+      </w:rPr>
+    </w:lvl>
+    <w:lvl w:ilvl="6" w:tplc="04090001" w:tentative="1">
+      <w:start w:val="1"/>
+      <w:numFmt w:val="bullet"/>
+      <w:lvlText w:val=""/>
+      <w:lvlJc w:val="left"/>
+      <w:pPr>
+        <w:ind w:left="5400" w:hanging="360"/>
+      </w:pPr>
+      <w:rPr>
+        <w:rFonts w:ascii="Symbol" w:hAnsi="Symbol" w:hint="default"/>
+      </w:rPr>
+    </w:lvl>
+    <w:lvl w:ilvl="7" w:tplc="04090003" w:tentative="1">
+      <w:start w:val="1"/>
+      <w:numFmt w:val="bullet"/>
+      <w:lvlText w:val="o"/>
+      <w:lvlJc w:val="left"/>
+      <w:pPr>
+        <w:ind w:left="6120" w:hanging="360"/>
+      </w:pPr>
+      <w:rPr>
+        <w:rFonts w:ascii="Courier New" w:hAnsi="Courier New" w:hint="default"/>
+      </w:rPr>
+    </w:lvl>
+    <w:lvl w:ilvl="8" w:tplc="04090005" w:tentative="1">
+      <w:start w:val="1"/>
+      <w:numFmt w:val="bullet"/>
+      <w:lvlText w:val=""/>
+      <w:lvlJc w:val="left"/>
+      <w:pPr>
+        <w:ind w:left="6840" w:hanging="360"/>
+      </w:pPr>
+      <w:rPr>
+        <w:rFonts w:ascii="Wingdings" w:hAnsi="Wingdings" w:hint="default"/>
+      </w:rPr>
+    </w:lvl>
+  </w:abstractNum>
+  <w:abstractNum w:abstractNumId="15" w15:restartNumberingAfterBreak="0">
     <w:nsid w:val="42B97F7B"/>
     <w:multiLevelType w:val="singleLevel"/>
     <w:tmpl w:val="04090001"/>
@@ -2520,7 +3168,7 @@
       </w:rPr>
     </w:lvl>
   </w:abstractNum>
-  <w:abstractNum w:abstractNumId="12" w15:restartNumberingAfterBreak="0">
+  <w:abstractNum w:abstractNumId="16" w15:restartNumberingAfterBreak="0">
     <w:nsid w:val="47C470C2"/>
     <w:multiLevelType w:val="multilevel"/>
     <w:tmpl w:val="1FDA45B4"/>
@@ -2634,7 +3282,7 @@
       </w:pPr>
     </w:lvl>
   </w:abstractNum>
-  <w:abstractNum w:abstractNumId="13" w15:restartNumberingAfterBreak="0">
+  <w:abstractNum w:abstractNumId="17" w15:restartNumberingAfterBreak="0">
     <w:nsid w:val="49E170D0"/>
     <w:multiLevelType w:val="singleLevel"/>
     <w:tmpl w:val="04090001"/>
@@ -2654,7 +3302,7 @@
       </w:rPr>
     </w:lvl>
   </w:abstractNum>
-  <w:abstractNum w:abstractNumId="14" w15:restartNumberingAfterBreak="0">
+  <w:abstractNum w:abstractNumId="18" w15:restartNumberingAfterBreak="0">
     <w:nsid w:val="4F64732B"/>
     <w:multiLevelType w:val="singleLevel"/>
     <w:tmpl w:val="04090001"/>
@@ -2674,7 +3322,7 @@
       </w:rPr>
     </w:lvl>
   </w:abstractNum>
-  <w:abstractNum w:abstractNumId="15" w15:restartNumberingAfterBreak="0">
+  <w:abstractNum w:abstractNumId="19" w15:restartNumberingAfterBreak="0">
     <w:nsid w:val="52DF734E"/>
     <w:multiLevelType w:val="singleLevel"/>
     <w:tmpl w:val="04090001"/>
@@ -2694,7 +3342,119 @@
       </w:rPr>
     </w:lvl>
   </w:abstractNum>
-  <w:abstractNum w:abstractNumId="16" w15:restartNumberingAfterBreak="0">
+  <w:abstractNum w:abstractNumId="20" w15:restartNumberingAfterBreak="0">
+    <w:nsid w:val="5EFE756A"/>
+    <w:multiLevelType w:val="hybridMultilevel"/>
+    <w:tmpl w:val="F9C0F988"/>
+    <w:lvl w:ilvl="0" w:tplc="1A882A02">
+      <w:numFmt w:val="bullet"/>
+      <w:lvlText w:val="-"/>
+      <w:lvlJc w:val="left"/>
+      <w:pPr>
+        <w:ind w:left="1080" w:hanging="360"/>
+      </w:pPr>
+      <w:rPr>
+        <w:rFonts w:ascii="Times New Roman" w:eastAsia="Times New Roman" w:hAnsi="Times New Roman" w:cs="Times New Roman" w:hint="default"/>
+      </w:rPr>
+    </w:lvl>
+    <w:lvl w:ilvl="1" w:tplc="04090003" w:tentative="1">
+      <w:start w:val="1"/>
+      <w:numFmt w:val="bullet"/>
+      <w:lvlText w:val="o"/>
+      <w:lvlJc w:val="left"/>
+      <w:pPr>
+        <w:ind w:left="1800" w:hanging="360"/>
+      </w:pPr>
+      <w:rPr>
+        <w:rFonts w:ascii="Courier New" w:hAnsi="Courier New" w:hint="default"/>
+      </w:rPr>
+    </w:lvl>
+    <w:lvl w:ilvl="2" w:tplc="04090005" w:tentative="1">
+      <w:start w:val="1"/>
+      <w:numFmt w:val="bullet"/>
+      <w:lvlText w:val=""/>
+      <w:lvlJc w:val="left"/>
+      <w:pPr>
+        <w:ind w:left="2520" w:hanging="360"/>
+      </w:pPr>
+      <w:rPr>
+        <w:rFonts w:ascii="Wingdings" w:hAnsi="Wingdings" w:hint="default"/>
+      </w:rPr>
+    </w:lvl>
+    <w:lvl w:ilvl="3" w:tplc="04090001" w:tentative="1">
+      <w:start w:val="1"/>
+      <w:numFmt w:val="bullet"/>
+      <w:lvlText w:val=""/>
+      <w:lvlJc w:val="left"/>
+      <w:pPr>
+        <w:ind w:left="3240" w:hanging="360"/>
+      </w:pPr>
+      <w:rPr>
+        <w:rFonts w:ascii="Symbol" w:hAnsi="Symbol" w:hint="default"/>
+      </w:rPr>
+    </w:lvl>
+    <w:lvl w:ilvl="4" w:tplc="04090003" w:tentative="1">
+      <w:start w:val="1"/>
+      <w:numFmt w:val="bullet"/>
+      <w:lvlText w:val="o"/>
+      <w:lvlJc w:val="left"/>
+      <w:pPr>
+        <w:ind w:left="3960" w:hanging="360"/>
+      </w:pPr>
+      <w:rPr>
+        <w:rFonts w:ascii="Courier New" w:hAnsi="Courier New" w:hint="default"/>
+      </w:rPr>
+    </w:lvl>
+    <w:lvl w:ilvl="5" w:tplc="04090005" w:tentative="1">
+      <w:start w:val="1"/>
+      <w:numFmt w:val="bullet"/>
+      <w:lvlText w:val=""/>
+      <w:lvlJc w:val="left"/>
+      <w:pPr>
+        <w:ind w:left="4680" w:hanging="360"/>
+      </w:pPr>
+      <w:rPr>
+        <w:rFonts w:ascii="Wingdings" w:hAnsi="Wingdings" w:hint="default"/>
+      </w:rPr>
+    </w:lvl>
+    <w:lvl w:ilvl="6" w:tplc="04090001" w:tentative="1">
+      <w:start w:val="1"/>
+      <w:numFmt w:val="bullet"/>
+      <w:lvlText w:val=""/>
+      <w:lvlJc w:val="left"/>
+      <w:pPr>
+        <w:ind w:left="5400" w:hanging="360"/>
+      </w:pPr>
+      <w:rPr>
+        <w:rFonts w:ascii="Symbol" w:hAnsi="Symbol" w:hint="default"/>
+      </w:rPr>
+    </w:lvl>
+    <w:lvl w:ilvl="7" w:tplc="04090003" w:tentative="1">
+      <w:start w:val="1"/>
+      <w:numFmt w:val="bullet"/>
+      <w:lvlText w:val="o"/>
+      <w:lvlJc w:val="left"/>
+      <w:pPr>
+        <w:ind w:left="6120" w:hanging="360"/>
+      </w:pPr>
+      <w:rPr>
+        <w:rFonts w:ascii="Courier New" w:hAnsi="Courier New" w:hint="default"/>
+      </w:rPr>
+    </w:lvl>
+    <w:lvl w:ilvl="8" w:tplc="04090005" w:tentative="1">
+      <w:start w:val="1"/>
+      <w:numFmt w:val="bullet"/>
+      <w:lvlText w:val=""/>
+      <w:lvlJc w:val="left"/>
+      <w:pPr>
+        <w:ind w:left="6840" w:hanging="360"/>
+      </w:pPr>
+      <w:rPr>
+        <w:rFonts w:ascii="Wingdings" w:hAnsi="Wingdings" w:hint="default"/>
+      </w:rPr>
+    </w:lvl>
+  </w:abstractNum>
+  <w:abstractNum w:abstractNumId="21" w15:restartNumberingAfterBreak="0">
     <w:nsid w:val="6D2F7D46"/>
     <w:multiLevelType w:val="singleLevel"/>
     <w:tmpl w:val="04090001"/>
@@ -2714,7 +3474,7 @@
       </w:rPr>
     </w:lvl>
   </w:abstractNum>
-  <w:abstractNum w:abstractNumId="17" w15:restartNumberingAfterBreak="0">
+  <w:abstractNum w:abstractNumId="22" w15:restartNumberingAfterBreak="0">
     <w:nsid w:val="71F21F2A"/>
     <w:multiLevelType w:val="singleLevel"/>
     <w:tmpl w:val="04090001"/>
@@ -2734,7 +3494,7 @@
       </w:rPr>
     </w:lvl>
   </w:abstractNum>
-  <w:abstractNum w:abstractNumId="18" w15:restartNumberingAfterBreak="0">
+  <w:abstractNum w:abstractNumId="23" w15:restartNumberingAfterBreak="0">
     <w:nsid w:val="743601FB"/>
     <w:multiLevelType w:val="singleLevel"/>
     <w:tmpl w:val="04090001"/>
@@ -2754,7 +3514,231 @@
       </w:rPr>
     </w:lvl>
   </w:abstractNum>
-  <w:abstractNum w:abstractNumId="19" w15:restartNumberingAfterBreak="0">
+  <w:abstractNum w:abstractNumId="24" w15:restartNumberingAfterBreak="0">
+    <w:nsid w:val="74D569E2"/>
+    <w:multiLevelType w:val="hybridMultilevel"/>
+    <w:tmpl w:val="0FC2D632"/>
+    <w:lvl w:ilvl="0" w:tplc="B16C2EEA">
+      <w:numFmt w:val="bullet"/>
+      <w:lvlText w:val="-"/>
+      <w:lvlJc w:val="left"/>
+      <w:pPr>
+        <w:ind w:left="1080" w:hanging="360"/>
+      </w:pPr>
+      <w:rPr>
+        <w:rFonts w:ascii="Times New Roman" w:eastAsia="Times New Roman" w:hAnsi="Times New Roman" w:cs="Times New Roman" w:hint="default"/>
+      </w:rPr>
+    </w:lvl>
+    <w:lvl w:ilvl="1" w:tplc="04090003" w:tentative="1">
+      <w:start w:val="1"/>
+      <w:numFmt w:val="bullet"/>
+      <w:lvlText w:val="o"/>
+      <w:lvlJc w:val="left"/>
+      <w:pPr>
+        <w:ind w:left="1800" w:hanging="360"/>
+      </w:pPr>
+      <w:rPr>
+        <w:rFonts w:ascii="Courier New" w:hAnsi="Courier New" w:hint="default"/>
+      </w:rPr>
+    </w:lvl>
+    <w:lvl w:ilvl="2" w:tplc="04090005" w:tentative="1">
+      <w:start w:val="1"/>
+      <w:numFmt w:val="bullet"/>
+      <w:lvlText w:val=""/>
+      <w:lvlJc w:val="left"/>
+      <w:pPr>
+        <w:ind w:left="2520" w:hanging="360"/>
+      </w:pPr>
+      <w:rPr>
+        <w:rFonts w:ascii="Wingdings" w:hAnsi="Wingdings" w:hint="default"/>
+      </w:rPr>
+    </w:lvl>
+    <w:lvl w:ilvl="3" w:tplc="04090001" w:tentative="1">
+      <w:start w:val="1"/>
+      <w:numFmt w:val="bullet"/>
+      <w:lvlText w:val=""/>
+      <w:lvlJc w:val="left"/>
+      <w:pPr>
+        <w:ind w:left="3240" w:hanging="360"/>
+      </w:pPr>
+      <w:rPr>
+        <w:rFonts w:ascii="Symbol" w:hAnsi="Symbol" w:hint="default"/>
+      </w:rPr>
+    </w:lvl>
+    <w:lvl w:ilvl="4" w:tplc="04090003" w:tentative="1">
+      <w:start w:val="1"/>
+      <w:numFmt w:val="bullet"/>
+      <w:lvlText w:val="o"/>
+      <w:lvlJc w:val="left"/>
+      <w:pPr>
+        <w:ind w:left="3960" w:hanging="360"/>
+      </w:pPr>
+      <w:rPr>
+        <w:rFonts w:ascii="Courier New" w:hAnsi="Courier New" w:hint="default"/>
+      </w:rPr>
+    </w:lvl>
+    <w:lvl w:ilvl="5" w:tplc="04090005" w:tentative="1">
+      <w:start w:val="1"/>
+      <w:numFmt w:val="bullet"/>
+      <w:lvlText w:val=""/>
+      <w:lvlJc w:val="left"/>
+      <w:pPr>
+        <w:ind w:left="4680" w:hanging="360"/>
+      </w:pPr>
+      <w:rPr>
+        <w:rFonts w:ascii="Wingdings" w:hAnsi="Wingdings" w:hint="default"/>
+      </w:rPr>
+    </w:lvl>
+    <w:lvl w:ilvl="6" w:tplc="04090001" w:tentative="1">
+      <w:start w:val="1"/>
+      <w:numFmt w:val="bullet"/>
+      <w:lvlText w:val=""/>
+      <w:lvlJc w:val="left"/>
+      <w:pPr>
+        <w:ind w:left="5400" w:hanging="360"/>
+      </w:pPr>
+      <w:rPr>
+        <w:rFonts w:ascii="Symbol" w:hAnsi="Symbol" w:hint="default"/>
+      </w:rPr>
+    </w:lvl>
+    <w:lvl w:ilvl="7" w:tplc="04090003" w:tentative="1">
+      <w:start w:val="1"/>
+      <w:numFmt w:val="bullet"/>
+      <w:lvlText w:val="o"/>
+      <w:lvlJc w:val="left"/>
+      <w:pPr>
+        <w:ind w:left="6120" w:hanging="360"/>
+      </w:pPr>
+      <w:rPr>
+        <w:rFonts w:ascii="Courier New" w:hAnsi="Courier New" w:hint="default"/>
+      </w:rPr>
+    </w:lvl>
+    <w:lvl w:ilvl="8" w:tplc="04090005" w:tentative="1">
+      <w:start w:val="1"/>
+      <w:numFmt w:val="bullet"/>
+      <w:lvlText w:val=""/>
+      <w:lvlJc w:val="left"/>
+      <w:pPr>
+        <w:ind w:left="6840" w:hanging="360"/>
+      </w:pPr>
+      <w:rPr>
+        <w:rFonts w:ascii="Wingdings" w:hAnsi="Wingdings" w:hint="default"/>
+      </w:rPr>
+    </w:lvl>
+  </w:abstractNum>
+  <w:abstractNum w:abstractNumId="25" w15:restartNumberingAfterBreak="0">
+    <w:nsid w:val="75297224"/>
+    <w:multiLevelType w:val="hybridMultilevel"/>
+    <w:tmpl w:val="2CA07ED8"/>
+    <w:lvl w:ilvl="0" w:tplc="7F8E092C">
+      <w:numFmt w:val="bullet"/>
+      <w:lvlText w:val="-"/>
+      <w:lvlJc w:val="left"/>
+      <w:pPr>
+        <w:ind w:left="1080" w:hanging="360"/>
+      </w:pPr>
+      <w:rPr>
+        <w:rFonts w:ascii="Times New Roman" w:eastAsia="Times New Roman" w:hAnsi="Times New Roman" w:cs="Times New Roman" w:hint="default"/>
+      </w:rPr>
+    </w:lvl>
+    <w:lvl w:ilvl="1" w:tplc="04090003" w:tentative="1">
+      <w:start w:val="1"/>
+      <w:numFmt w:val="bullet"/>
+      <w:lvlText w:val="o"/>
+      <w:lvlJc w:val="left"/>
+      <w:pPr>
+        <w:ind w:left="1800" w:hanging="360"/>
+      </w:pPr>
+      <w:rPr>
+        <w:rFonts w:ascii="Courier New" w:hAnsi="Courier New" w:hint="default"/>
+      </w:rPr>
+    </w:lvl>
+    <w:lvl w:ilvl="2" w:tplc="04090005" w:tentative="1">
+      <w:start w:val="1"/>
+      <w:numFmt w:val="bullet"/>
+      <w:lvlText w:val=""/>
+      <w:lvlJc w:val="left"/>
+      <w:pPr>
+        <w:ind w:left="2520" w:hanging="360"/>
+      </w:pPr>
+      <w:rPr>
+        <w:rFonts w:ascii="Wingdings" w:hAnsi="Wingdings" w:hint="default"/>
+      </w:rPr>
+    </w:lvl>
+    <w:lvl w:ilvl="3" w:tplc="04090001" w:tentative="1">
+      <w:start w:val="1"/>
+      <w:numFmt w:val="bullet"/>
+      <w:lvlText w:val=""/>
+      <w:lvlJc w:val="left"/>
+      <w:pPr>
+        <w:ind w:left="3240" w:hanging="360"/>
+      </w:pPr>
+      <w:rPr>
+        <w:rFonts w:ascii="Symbol" w:hAnsi="Symbol" w:hint="default"/>
+      </w:rPr>
+    </w:lvl>
+    <w:lvl w:ilvl="4" w:tplc="04090003" w:tentative="1">
+      <w:start w:val="1"/>
+      <w:numFmt w:val="bullet"/>
+      <w:lvlText w:val="o"/>
+      <w:lvlJc w:val="left"/>
+      <w:pPr>
+        <w:ind w:left="3960" w:hanging="360"/>
+      </w:pPr>
+      <w:rPr>
+        <w:rFonts w:ascii="Courier New" w:hAnsi="Courier New" w:hint="default"/>
+      </w:rPr>
+    </w:lvl>
+    <w:lvl w:ilvl="5" w:tplc="04090005" w:tentative="1">
+      <w:start w:val="1"/>
+      <w:numFmt w:val="bullet"/>
+      <w:lvlText w:val=""/>
+      <w:lvlJc w:val="left"/>
+      <w:pPr>
+        <w:ind w:left="4680" w:hanging="360"/>
+      </w:pPr>
+      <w:rPr>
+        <w:rFonts w:ascii="Wingdings" w:hAnsi="Wingdings" w:hint="default"/>
+      </w:rPr>
+    </w:lvl>
+    <w:lvl w:ilvl="6" w:tplc="04090001" w:tentative="1">
+      <w:start w:val="1"/>
+      <w:numFmt w:val="bullet"/>
+      <w:lvlText w:val=""/>
+      <w:lvlJc w:val="left"/>
+      <w:pPr>
+        <w:ind w:left="5400" w:hanging="360"/>
+      </w:pPr>
+      <w:rPr>
+        <w:rFonts w:ascii="Symbol" w:hAnsi="Symbol" w:hint="default"/>
+      </w:rPr>
+    </w:lvl>
+    <w:lvl w:ilvl="7" w:tplc="04090003" w:tentative="1">
+      <w:start w:val="1"/>
+      <w:numFmt w:val="bullet"/>
+      <w:lvlText w:val="o"/>
+      <w:lvlJc w:val="left"/>
+      <w:pPr>
+        <w:ind w:left="6120" w:hanging="360"/>
+      </w:pPr>
+      <w:rPr>
+        <w:rFonts w:ascii="Courier New" w:hAnsi="Courier New" w:hint="default"/>
+      </w:rPr>
+    </w:lvl>
+    <w:lvl w:ilvl="8" w:tplc="04090005" w:tentative="1">
+      <w:start w:val="1"/>
+      <w:numFmt w:val="bullet"/>
+      <w:lvlText w:val=""/>
+      <w:lvlJc w:val="left"/>
+      <w:pPr>
+        <w:ind w:left="6840" w:hanging="360"/>
+      </w:pPr>
+      <w:rPr>
+        <w:rFonts w:ascii="Wingdings" w:hAnsi="Wingdings" w:hint="default"/>
+      </w:rPr>
+    </w:lvl>
+  </w:abstractNum>
+  <w:abstractNum w:abstractNumId="26" w15:restartNumberingAfterBreak="0">
     <w:nsid w:val="756150CA"/>
     <w:multiLevelType w:val="singleLevel"/>
     <w:tmpl w:val="04090001"/>
@@ -2774,7 +3758,7 @@
       </w:rPr>
     </w:lvl>
   </w:abstractNum>
-  <w:abstractNum w:abstractNumId="20" w15:restartNumberingAfterBreak="0">
+  <w:abstractNum w:abstractNumId="27" w15:restartNumberingAfterBreak="0">
     <w:nsid w:val="7BE434D7"/>
     <w:multiLevelType w:val="singleLevel"/>
     <w:tmpl w:val="04090001"/>
@@ -2798,16 +3782,16 @@
     <w:abstractNumId w:val="0"/>
   </w:num>
   <w:num w:numId="2" w16cid:durableId="1018235884">
-    <w:abstractNumId w:val="9"/>
+    <w:abstractNumId w:val="12"/>
   </w:num>
   <w:num w:numId="3" w16cid:durableId="2127961893">
-    <w:abstractNumId w:val="20"/>
+    <w:abstractNumId w:val="27"/>
   </w:num>
   <w:num w:numId="4" w16cid:durableId="1976328774">
-    <w:abstractNumId w:val="15"/>
+    <w:abstractNumId w:val="19"/>
   </w:num>
   <w:num w:numId="5" w16cid:durableId="1575972744">
-    <w:abstractNumId w:val="14"/>
+    <w:abstractNumId w:val="18"/>
   </w:num>
   <w:num w:numId="6" w16cid:durableId="152109888">
     <w:abstractNumId w:val="1"/>
@@ -2830,37 +3814,37 @@
     <w:abstractNumId w:val="2"/>
   </w:num>
   <w:num w:numId="8" w16cid:durableId="1457212300">
-    <w:abstractNumId w:val="19"/>
+    <w:abstractNumId w:val="26"/>
   </w:num>
   <w:num w:numId="9" w16cid:durableId="2020042611">
     <w:abstractNumId w:val="3"/>
   </w:num>
   <w:num w:numId="10" w16cid:durableId="2144229941">
+    <w:abstractNumId w:val="13"/>
+  </w:num>
+  <w:num w:numId="11" w16cid:durableId="1825392636">
     <w:abstractNumId w:val="10"/>
   </w:num>
-  <w:num w:numId="11" w16cid:durableId="1825392636">
-    <w:abstractNumId w:val="8"/>
-  </w:num>
   <w:num w:numId="12" w16cid:durableId="1373772660">
-    <w:abstractNumId w:val="18"/>
+    <w:abstractNumId w:val="23"/>
   </w:num>
   <w:num w:numId="13" w16cid:durableId="1937903031">
+    <w:abstractNumId w:val="9"/>
+  </w:num>
+  <w:num w:numId="14" w16cid:durableId="1752383342">
+    <w:abstractNumId w:val="6"/>
+  </w:num>
+  <w:num w:numId="15" w16cid:durableId="349988167">
+    <w:abstractNumId w:val="22"/>
+  </w:num>
+  <w:num w:numId="16" w16cid:durableId="664280071">
+    <w:abstractNumId w:val="17"/>
+  </w:num>
+  <w:num w:numId="17" w16cid:durableId="1752314264">
     <w:abstractNumId w:val="7"/>
   </w:num>
-  <w:num w:numId="14" w16cid:durableId="1752383342">
-    <w:abstractNumId w:val="4"/>
-  </w:num>
-  <w:num w:numId="15" w16cid:durableId="349988167">
-    <w:abstractNumId w:val="17"/>
-  </w:num>
-  <w:num w:numId="16" w16cid:durableId="664280071">
-    <w:abstractNumId w:val="13"/>
-  </w:num>
-  <w:num w:numId="17" w16cid:durableId="1752314264">
-    <w:abstractNumId w:val="5"/>
-  </w:num>
   <w:num w:numId="18" w16cid:durableId="1069495068">
-    <w:abstractNumId w:val="11"/>
+    <w:abstractNumId w:val="15"/>
   </w:num>
   <w:num w:numId="19" w16cid:durableId="1985427359">
     <w:abstractNumId w:val="1"/>
@@ -2881,13 +3865,34 @@
     </w:lvlOverride>
   </w:num>
   <w:num w:numId="20" w16cid:durableId="37556462">
-    <w:abstractNumId w:val="6"/>
+    <w:abstractNumId w:val="8"/>
   </w:num>
   <w:num w:numId="21" w16cid:durableId="938172042">
+    <w:abstractNumId w:val="21"/>
+  </w:num>
+  <w:num w:numId="22" w16cid:durableId="1310209938">
     <w:abstractNumId w:val="16"/>
   </w:num>
-  <w:num w:numId="22" w16cid:durableId="1310209938">
-    <w:abstractNumId w:val="12"/>
+  <w:num w:numId="23" w16cid:durableId="2031295081">
+    <w:abstractNumId w:val="14"/>
+  </w:num>
+  <w:num w:numId="24" w16cid:durableId="1380471072">
+    <w:abstractNumId w:val="11"/>
+  </w:num>
+  <w:num w:numId="25" w16cid:durableId="66658407">
+    <w:abstractNumId w:val="25"/>
+  </w:num>
+  <w:num w:numId="26" w16cid:durableId="1260870447">
+    <w:abstractNumId w:val="24"/>
+  </w:num>
+  <w:num w:numId="27" w16cid:durableId="1632132212">
+    <w:abstractNumId w:val="20"/>
+  </w:num>
+  <w:num w:numId="28" w16cid:durableId="749739763">
+    <w:abstractNumId w:val="4"/>
+  </w:num>
+  <w:num w:numId="29" w16cid:durableId="1009865696">
+    <w:abstractNumId w:val="5"/>
   </w:num>
 </w:numbering>
 </file>
@@ -4150,15 +5155,6 @@
 </file>
 
 <file path=customXml/item2.xml><?xml version="1.0" encoding="utf-8"?>
-<?mso-contentType ?>
-<FormTemplates xmlns="http://schemas.microsoft.com/sharepoint/v3/contenttype/forms">
-  <Display>DocumentLibraryForm</Display>
-  <Edit>DocumentLibraryForm</Edit>
-  <New>DocumentLibraryForm</New>
-</FormTemplates>
-</file>
-
-<file path=customXml/item3.xml><?xml version="1.0" encoding="utf-8"?>
 <ct:contentTypeSchema xmlns:ct="http://schemas.microsoft.com/office/2006/metadata/contentType" xmlns:ma="http://schemas.microsoft.com/office/2006/metadata/properties/metaAttributes" ct:_="" ma:_="" ma:contentTypeName="Document" ma:contentTypeID="0x0101009F198B6E3C9817418508195D0E0EA334" ma:contentTypeVersion="12" ma:contentTypeDescription="Create a new document." ma:contentTypeScope="" ma:versionID="8bd72679808a5fd829ed015ba27896e6">
   <xsd:schema xmlns:xsd="http://www.w3.org/2001/XMLSchema" xmlns:xs="http://www.w3.org/2001/XMLSchema" xmlns:p="http://schemas.microsoft.com/office/2006/metadata/properties" xmlns:ns3="a61b5c64-63b7-4a2d-b3f2-a16afc21518c" targetNamespace="http://schemas.microsoft.com/office/2006/metadata/properties" ma:root="true" ma:fieldsID="870c199533effc28e14b1197bc657f5d" ns3:_="">
     <xsd:import namespace="a61b5c64-63b7-4a2d-b3f2-a16afc21518c"/>
@@ -4352,6 +5348,15 @@
 </ct:contentTypeSchema>
 </file>
 
+<file path=customXml/item3.xml><?xml version="1.0" encoding="utf-8"?>
+<?mso-contentType ?>
+<FormTemplates xmlns="http://schemas.microsoft.com/sharepoint/v3/contenttype/forms">
+  <Display>DocumentLibraryForm</Display>
+  <Edit>DocumentLibraryForm</Edit>
+  <New>DocumentLibraryForm</New>
+</FormTemplates>
+</file>
+
 <file path=customXml/itemProps1.xml><?xml version="1.0" encoding="utf-8"?>
 <ds:datastoreItem xmlns:ds="http://schemas.openxmlformats.org/officeDocument/2006/customXml" ds:itemID="{B6B7DD65-1A33-4899-A019-F679D2B0A253}">
   <ds:schemaRefs>
@@ -4363,14 +5368,6 @@
 </file>
 
 <file path=customXml/itemProps2.xml><?xml version="1.0" encoding="utf-8"?>
-<ds:datastoreItem xmlns:ds="http://schemas.openxmlformats.org/officeDocument/2006/customXml" ds:itemID="{7E168481-9441-4343-9BB5-69D52086740A}">
-  <ds:schemaRefs>
-    <ds:schemaRef ds:uri="http://schemas.microsoft.com/sharepoint/v3/contenttype/forms"/>
-  </ds:schemaRefs>
-</ds:datastoreItem>
-</file>
-
-<file path=customXml/itemProps3.xml><?xml version="1.0" encoding="utf-8"?>
 <ds:datastoreItem xmlns:ds="http://schemas.openxmlformats.org/officeDocument/2006/customXml" ds:itemID="{E6F925DC-A8EB-43EF-9A7E-3DFD6DBE2A9C}">
   <ds:schemaRefs>
     <ds:schemaRef ds:uri="http://schemas.microsoft.com/office/2006/metadata/contentType"/>
@@ -4386,4 +5383,12 @@
     <ds:schemaRef ds:uri="http://schemas.microsoft.com/internal/obd"/>
   </ds:schemaRefs>
 </ds:datastoreItem>
+</file>
+
+<file path=customXml/itemProps3.xml><?xml version="1.0" encoding="utf-8"?>
+<ds:datastoreItem xmlns:ds="http://schemas.openxmlformats.org/officeDocument/2006/customXml" ds:itemID="{7E168481-9441-4343-9BB5-69D52086740A}">
+  <ds:schemaRefs>
+    <ds:schemaRef ds:uri="http://schemas.microsoft.com/sharepoint/v3/contenttype/forms"/>
+  </ds:schemaRefs>
+</ds:datastoreItem>
 </file>
--- a/doc/Calculatorz-Software-Architecutre-Design.docx
+++ b/doc/Calculatorz-Software-Architecutre-Design.docx
@@ -1,6 +1,6 @@
 
 <file path=word/document.xml><?xml version="1.0" encoding="utf-8"?>
-<w:document xmlns:wpc="http://schemas.microsoft.com/office/word/2010/wordprocessingCanvas" xmlns:cx="http://schemas.microsoft.com/office/drawing/2014/chartex" xmlns:cx1="http://schemas.microsoft.com/office/drawing/2015/9/8/chartex" xmlns:cx2="http://schemas.microsoft.com/office/drawing/2015/10/21/chartex" xmlns:cx3="http://schemas.microsoft.com/office/drawing/2016/5/9/chartex" xmlns:cx4="http://schemas.microsoft.com/office/drawing/2016/5/10/chartex" xmlns:cx5="http://schemas.microsoft.com/office/drawing/2016/5/11/chartex" xmlns:cx6="http://schemas.microsoft.com/office/drawing/2016/5/12/chartex" xmlns:cx7="http://schemas.microsoft.com/office/drawing/2016/5/13/chartex" xmlns:cx8="http://schemas.microsoft.com/office/drawing/2016/5/14/chartex" xmlns:mc="http://schemas.openxmlformats.org/markup-compatibility/2006" xmlns:aink="http://schemas.microsoft.com/office/drawing/2016/ink" xmlns:am3d="http://schemas.microsoft.com/office/drawing/2017/model3d" xmlns:o="urn:schemas-microsoft-com:office:office" xmlns:oel="http://schemas.microsoft.com/office/2019/extlst" xmlns:r="http://schemas.openxmlformats.org/officeDocument/2006/relationships" xmlns:m="http://schemas.openxmlformats.org/officeDocument/2006/math" xmlns:v="urn:schemas-microsoft-com:vml" xmlns:wp14="http://schemas.microsoft.com/office/word/2010/wordprocessingDrawing" xmlns:wp="http://schemas.openxmlformats.org/drawingml/2006/wordprocessingDrawing" xmlns:w10="urn:schemas-microsoft-com:office:word" xmlns:w="http://schemas.openxmlformats.org/wordprocessingml/2006/main" xmlns:w14="http://schemas.microsoft.com/office/word/2010/wordml" xmlns:w15="http://schemas.microsoft.com/office/word/2012/wordml" xmlns:w16cex="http://schemas.microsoft.com/office/word/2018/wordml/cex" xmlns:w16cid="http://schemas.microsoft.com/office/word/2016/wordml/cid" xmlns:w16="http://schemas.microsoft.com/office/word/2018/wordml" xmlns:w16du="http://schemas.microsoft.com/office/word/2023/wordml/word16du" xmlns:w16sdtdh="http://schemas.microsoft.com/office/word/2020/wordml/sdtdatahash" xmlns:w16sdtfl="http://schemas.microsoft.com/office/word/2024/wordml/sdtformatlock" xmlns:w16se="http://schemas.microsoft.com/office/word/2015/wordml/symex" xmlns:wpg="http://schemas.microsoft.com/office/word/2010/wordprocessingGroup" xmlns:wpi="http://schemas.microsoft.com/office/word/2010/wordprocessingInk" xmlns:wne="http://schemas.microsoft.com/office/word/2006/wordml" xmlns:wps="http://schemas.microsoft.com/office/word/2010/wordprocessingShape" mc:Ignorable="w14 w15 w16se w16cid w16 w16cex w16sdtdh w16sdtfl w16du wp14">
+<w:document xmlns:wpc="http://schemas.microsoft.com/office/word/2010/wordprocessingCanvas" xmlns:cx="http://schemas.microsoft.com/office/drawing/2014/chartex" xmlns:cx1="http://schemas.microsoft.com/office/drawing/2015/9/8/chartex" xmlns:cx2="http://schemas.microsoft.com/office/drawing/2015/10/21/chartex" xmlns:cx3="http://schemas.microsoft.com/office/drawing/2016/5/9/chartex" xmlns:cx4="http://schemas.microsoft.com/office/drawing/2016/5/10/chartex" xmlns:cx5="http://schemas.microsoft.com/office/drawing/2016/5/11/chartex" xmlns:cx6="http://schemas.microsoft.com/office/drawing/2016/5/12/chartex" xmlns:cx7="http://schemas.microsoft.com/office/drawing/2016/5/13/chartex" xmlns:cx8="http://schemas.microsoft.com/office/drawing/2016/5/14/chartex" xmlns:mc="http://schemas.openxmlformats.org/markup-compatibility/2006" xmlns:aink="http://schemas.microsoft.com/office/drawing/2016/ink" xmlns:am3d="http://schemas.microsoft.com/office/drawing/2017/model3d" xmlns:o="urn:schemas-microsoft-com:office:office" xmlns:oel="http://schemas.microsoft.com/office/2019/extlst" xmlns:r="http://schemas.openxmlformats.org/officeDocument/2006/relationships" xmlns:m="http://schemas.openxmlformats.org/officeDocument/2006/math" xmlns:v="urn:schemas-microsoft-com:vml" xmlns:wp14="http://schemas.microsoft.com/office/word/2010/wordprocessingDrawing" xmlns:wp="http://schemas.openxmlformats.org/drawingml/2006/wordprocessingDrawing" xmlns:w10="urn:schemas-microsoft-com:office:word" xmlns:w="http://schemas.openxmlformats.org/wordprocessingml/2006/main" xmlns:w14="http://schemas.microsoft.com/office/word/2010/wordml" xmlns:w15="http://schemas.microsoft.com/office/word/2012/wordml" xmlns:w16cex="http://schemas.microsoft.com/office/word/2018/wordml/cex" xmlns:w16cid="http://schemas.microsoft.com/office/word/2016/wordml/cid" xmlns:w16="http://schemas.microsoft.com/office/word/2018/wordml" xmlns:w16du="http://schemas.microsoft.com/office/word/2023/wordml/word16du" xmlns:w16sdtdh="http://schemas.microsoft.com/office/word/2020/wordml/sdtdatahash" xmlns:w16se="http://schemas.microsoft.com/office/word/2015/wordml/symex" xmlns:wpg="http://schemas.microsoft.com/office/word/2010/wordprocessingGroup" xmlns:wpi="http://schemas.microsoft.com/office/word/2010/wordprocessingInk" xmlns:wne="http://schemas.microsoft.com/office/word/2006/wordml" xmlns:wps="http://schemas.microsoft.com/office/word/2010/wordprocessingShape" mc:Ignorable="w14 w15 w16se w16cid w16 w16cex w16sdtdh w16du wp14">
   <w:body>
     <w:p>
       <w:pPr>
@@ -1232,15 +1232,7 @@
       </w:pPr>
       <w:bookmarkStart w:id="4" w:name="_Toc456598588"/>
       <w:r>
-        <w:t xml:space="preserve">[This document provides a comprehensive architectural overview of the system, using </w:t>
-      </w:r>
-      <w:proofErr w:type="gramStart"/>
-      <w:r>
-        <w:t>a number of</w:t>
-      </w:r>
-      <w:proofErr w:type="gramEnd"/>
-      <w:r>
-        <w:t xml:space="preserve"> different architectural views to depict different aspects of the system. It is intended to capture and convey the significant architectural decisions which have been made on the system.]</w:t>
+        <w:t>[This document provides a comprehensive architectural overview of the system, using a number of different architectural views to depict different aspects of the system. It is intended to capture and convey the significant architectural decisions which have been made on the system.]</w:t>
       </w:r>
     </w:p>
     <w:p>
@@ -1524,6 +1516,102 @@
       <w:r>
         <w:t>[This section describes what software architecture is for the current system, and how it is represented. It enumerates the views that are necessary, and for each view, explains what types of model elements it contains.]</w:t>
       </w:r>
+      <w:r>
+        <w:tab/>
+      </w:r>
+    </w:p>
+    <w:p>
+      <w:pPr>
+        <w:pStyle w:val="BodyText"/>
+      </w:pPr>
+      <w:r>
+        <w:t>The system uses a modular pipeline architecture, where each module handles a specific step in processing an expression</w:t>
+      </w:r>
+    </w:p>
+    <w:p>
+      <w:pPr>
+        <w:pStyle w:val="BodyText"/>
+      </w:pPr>
+      <w:r>
+        <w:t>Main components including:</w:t>
+      </w:r>
+    </w:p>
+    <w:p>
+      <w:pPr>
+        <w:pStyle w:val="BodyText"/>
+        <w:numPr>
+          <w:ilvl w:val="0"/>
+          <w:numId w:val="31"/>
+        </w:numPr>
+      </w:pPr>
+      <w:r>
+        <w:t>User Interface: handles input and displays results/errors</w:t>
+      </w:r>
+    </w:p>
+    <w:p>
+      <w:pPr>
+        <w:pStyle w:val="BodyText"/>
+        <w:numPr>
+          <w:ilvl w:val="0"/>
+          <w:numId w:val="31"/>
+        </w:numPr>
+      </w:pPr>
+      <w:r>
+        <w:t>Tokenizer: converts input into token for a more structured evaluation</w:t>
+      </w:r>
+    </w:p>
+    <w:p>
+      <w:pPr>
+        <w:pStyle w:val="BodyText"/>
+        <w:numPr>
+          <w:ilvl w:val="0"/>
+          <w:numId w:val="31"/>
+        </w:numPr>
+      </w:pPr>
+      <w:r>
+        <w:t>Prioritization: applies operator precedence</w:t>
+      </w:r>
+      <w:r>
+        <w:t xml:space="preserve"> and organizes tokens </w:t>
+      </w:r>
+    </w:p>
+    <w:p>
+      <w:pPr>
+        <w:pStyle w:val="BodyText"/>
+        <w:numPr>
+          <w:ilvl w:val="0"/>
+          <w:numId w:val="31"/>
+        </w:numPr>
+      </w:pPr>
+      <w:r>
+        <w:t>Evaluation</w:t>
+      </w:r>
+      <w:r>
+        <w:t>: compute the final result</w:t>
+      </w:r>
+    </w:p>
+    <w:p>
+      <w:pPr>
+        <w:pStyle w:val="BodyText"/>
+        <w:numPr>
+          <w:ilvl w:val="0"/>
+          <w:numId w:val="31"/>
+        </w:numPr>
+      </w:pPr>
+      <w:r>
+        <w:t>Error Handler</w:t>
+      </w:r>
+      <w:r>
+        <w:t>: detects and reports errors with positions</w:t>
+      </w:r>
+    </w:p>
+    <w:p>
+      <w:pPr>
+        <w:pStyle w:val="BodyText"/>
+      </w:pPr>
+      <w:r>
+        <w:t>Each module is dependent, improving maintainability and debugging.</w:t>
+      </w:r>
     </w:p>
     <w:p>
       <w:pPr>
@@ -1531,6 +1619,7 @@
       </w:pPr>
       <w:bookmarkStart w:id="13" w:name="_Toc6187934"/>
       <w:r>
+        <w:lastRenderedPageBreak/>
         <w:t>Architectural Goals and Constraints</w:t>
       </w:r>
       <w:bookmarkEnd w:id="13"/>
@@ -1543,23 +1632,139 @@
         <w:pStyle w:val="InfoBlue"/>
       </w:pPr>
       <w:r>
-        <w:t xml:space="preserve">[This section describes the software requirements and objectives that have some significant impact on the </w:t>
-      </w:r>
-      <w:proofErr w:type="gramStart"/>
-      <w:r>
-        <w:t>architecture;</w:t>
-      </w:r>
-      <w:proofErr w:type="gramEnd"/>
-      <w:r>
-        <w:t xml:space="preserve"> for example, safety, security, privacy, use of an off-the-shelf product, portability, distribution, and reuse. It also captures the special constraints that may </w:t>
-      </w:r>
-      <w:proofErr w:type="gramStart"/>
-      <w:r>
-        <w:t>apply:</w:t>
-      </w:r>
-      <w:proofErr w:type="gramEnd"/>
-      <w:r>
-        <w:t xml:space="preserve"> design and implementation strategy, development tools, team structure, schedule, legacy code, and so on.]</w:t>
+        <w:t>[This section describes the software requirements and objectives that have some significant impact on the architecture; for example, safety, security, privacy, use of an off-the-shelf product, portability, distribution, and reuse. It also captures the special constraints that may apply: design and implementation strategy, development tools, team structure, schedule, legacy code, and so on.]</w:t>
+      </w:r>
+    </w:p>
+    <w:p>
+      <w:pPr>
+        <w:pStyle w:val="BodyText"/>
+        <w:numPr>
+          <w:ilvl w:val="0"/>
+          <w:numId w:val="31"/>
+        </w:numPr>
+      </w:pPr>
+      <w:r>
+        <w:t>Goals:</w:t>
+      </w:r>
+    </w:p>
+    <w:p>
+      <w:pPr>
+        <w:pStyle w:val="BodyText"/>
+        <w:numPr>
+          <w:ilvl w:val="1"/>
+          <w:numId w:val="31"/>
+        </w:numPr>
+      </w:pPr>
+      <w:r>
+        <w:t xml:space="preserve">Modularity: separate UI, tokenizer, parser, and evaluator </w:t>
+      </w:r>
+    </w:p>
+    <w:p>
+      <w:pPr>
+        <w:pStyle w:val="BodyText"/>
+        <w:numPr>
+          <w:ilvl w:val="1"/>
+          <w:numId w:val="31"/>
+        </w:numPr>
+      </w:pPr>
+      <w:r>
+        <w:t>Correctness: follow standard arithmetic rules</w:t>
+      </w:r>
+    </w:p>
+    <w:p>
+      <w:pPr>
+        <w:pStyle w:val="BodyText"/>
+        <w:numPr>
+          <w:ilvl w:val="1"/>
+          <w:numId w:val="31"/>
+        </w:numPr>
+      </w:pPr>
+      <w:r>
+        <w:t>Error Handling: detect invalid input and highlights errors</w:t>
+      </w:r>
+    </w:p>
+    <w:p>
+      <w:pPr>
+        <w:pStyle w:val="BodyText"/>
+        <w:numPr>
+          <w:ilvl w:val="1"/>
+          <w:numId w:val="31"/>
+        </w:numPr>
+      </w:pPr>
+      <w:r>
+        <w:t>Usability: clear results and messages</w:t>
+      </w:r>
+    </w:p>
+    <w:p>
+      <w:pPr>
+        <w:pStyle w:val="BodyText"/>
+        <w:numPr>
+          <w:ilvl w:val="0"/>
+          <w:numId w:val="31"/>
+        </w:numPr>
+      </w:pPr>
+      <w:r>
+        <w:t>Constraints:</w:t>
+      </w:r>
+    </w:p>
+    <w:p>
+      <w:pPr>
+        <w:pStyle w:val="BodyText"/>
+        <w:numPr>
+          <w:ilvl w:val="1"/>
+          <w:numId w:val="31"/>
+        </w:numPr>
+      </w:pPr>
+      <w:r>
+        <w:t>Implemented in C++</w:t>
+      </w:r>
+    </w:p>
+    <w:p>
+      <w:pPr>
+        <w:pStyle w:val="BodyText"/>
+        <w:numPr>
+          <w:ilvl w:val="1"/>
+          <w:numId w:val="31"/>
+        </w:numPr>
+      </w:pPr>
+      <w:r>
+        <w:t>UI built with Qt</w:t>
+      </w:r>
+    </w:p>
+    <w:p>
+      <w:pPr>
+        <w:pStyle w:val="BodyText"/>
+        <w:numPr>
+          <w:ilvl w:val="1"/>
+          <w:numId w:val="31"/>
+        </w:numPr>
+      </w:pPr>
+      <w:r>
+        <w:t>Supports basic operations</w:t>
+      </w:r>
+    </w:p>
+    <w:p>
+      <w:pPr>
+        <w:pStyle w:val="BodyText"/>
+        <w:numPr>
+          <w:ilvl w:val="1"/>
+          <w:numId w:val="31"/>
+        </w:numPr>
+      </w:pPr>
+      <w:r>
+        <w:t>Handles single-line expressions</w:t>
+      </w:r>
+    </w:p>
+    <w:p>
+      <w:pPr>
+        <w:pStyle w:val="BodyText"/>
+        <w:numPr>
+          <w:ilvl w:val="1"/>
+          <w:numId w:val="31"/>
+        </w:numPr>
+      </w:pPr>
+      <w:r>
+        <w:t xml:space="preserve">Run efficiently </w:t>
       </w:r>
     </w:p>
     <w:p>
@@ -1619,132 +1824,104 @@
         <w:rPr>
           <w:highlight w:val="yellow"/>
         </w:rPr>
-        <w:t xml:space="preserve">[This section illustrates how the software </w:t>
-      </w:r>
-      <w:proofErr w:type="gramStart"/>
-      <w:r>
-        <w:rPr>
-          <w:highlight w:val="yellow"/>
-        </w:rPr>
-        <w:t>actually works</w:t>
-      </w:r>
-      <w:proofErr w:type="gramEnd"/>
-      <w:r>
-        <w:rPr>
-          <w:highlight w:val="yellow"/>
-        </w:rPr>
-        <w:t xml:space="preserve"> by giving a few selected use-case (or scenario) </w:t>
-      </w:r>
-      <w:proofErr w:type="gramStart"/>
-      <w:r>
-        <w:rPr>
-          <w:highlight w:val="yellow"/>
-        </w:rPr>
+        <w:t>[This section illustrates how the software actually works by giving a few selected use-case (or scenario) realizations, and explains how the various design model elements contribute to their functionality. If a Use-Case Realization Document is available, refer to it in this section.]</w:t>
+      </w:r>
+    </w:p>
+    <w:p/>
+    <w:p>
+      <w:pPr>
+        <w:pStyle w:val="Heading1"/>
+      </w:pPr>
+      <w:bookmarkStart w:id="16" w:name="_Toc6187937"/>
+      <w:r>
+        <w:t>Logical View</w:t>
+      </w:r>
+      <w:bookmarkEnd w:id="16"/>
+      <w:r>
+        <w:t xml:space="preserve"> </w:t>
+      </w:r>
+    </w:p>
+    <w:p>
+      <w:pPr>
+        <w:pStyle w:val="InfoBlue"/>
+      </w:pPr>
+      <w:r>
+        <w:t>[This section describes the architecturally significant parts of the design model, such as its decomposition into subsystems and packages. And for each significant package, its decomposition into classes and class utilities. You should introduce architecturally significant classes and describe their responsibilities, as well as a few very important relationships, operations, and attributes.]</w:t>
+      </w:r>
+    </w:p>
+    <w:p>
+      <w:pPr>
+        <w:pStyle w:val="Heading2"/>
+      </w:pPr>
+      <w:bookmarkStart w:id="17" w:name="_Toc6187938"/>
+      <w:r>
+        <w:t>Overview</w:t>
+      </w:r>
+      <w:bookmarkEnd w:id="17"/>
+    </w:p>
+    <w:p>
+      <w:pPr>
+        <w:pStyle w:val="InfoBlue"/>
+      </w:pPr>
+      <w:r>
+        <w:t>[This subsection describes the overall decomposition of the design model in terms of its package hierarchy and layers.]</w:t>
+      </w:r>
+    </w:p>
+    <w:p>
+      <w:pPr>
+        <w:pStyle w:val="BodyText"/>
+      </w:pPr>
+      <w:r>
+        <w:t xml:space="preserve">Tokenizer, </w:t>
+      </w:r>
+      <w:proofErr w:type="spellStart"/>
+      <w:r>
+        <w:t>Prioritizer</w:t>
+      </w:r>
+      <w:proofErr w:type="spellEnd"/>
+      <w:r>
+        <w:t>, and Evaluator will have their own module which will be included in the other files needed for the program to function.</w:t>
+      </w:r>
+    </w:p>
+    <w:p>
+      <w:pPr>
+        <w:pStyle w:val="Heading2"/>
+      </w:pPr>
+      <w:bookmarkStart w:id="18" w:name="_Toc6187939"/>
+      <w:r>
+        <w:t>Architecturally Significant Design</w:t>
+      </w:r>
+      <w:r>
+        <w:t xml:space="preserve"> Modules or</w:t>
+      </w:r>
+      <w:r>
+        <w:t xml:space="preserve"> Packages</w:t>
+      </w:r>
+      <w:bookmarkEnd w:id="18"/>
+    </w:p>
+    <w:p>
+      <w:pPr>
+        <w:pStyle w:val="InfoBlue"/>
+      </w:pPr>
+      <w:r>
+        <w:t xml:space="preserve">[For each significant package, include a subsection with its name, its brief description, and a diagram with all significant classes and packages contained within the package. </w:t>
+      </w:r>
+    </w:p>
+    <w:p>
+      <w:pPr>
+        <w:pStyle w:val="InfoBlue"/>
+      </w:pPr>
+      <w:r>
+        <w:t>For each significant class in the package, include its name, brief description, and, optionally, a description of some of its major responsibilities, operations, and attributes.]</w:t>
+      </w:r>
+    </w:p>
+    <w:p>
+      <w:pPr>
+        <w:pStyle w:val="BodyText"/>
+      </w:pPr>
+      <w:proofErr w:type="spellStart"/>
+      <w:r>
         <w:lastRenderedPageBreak/>
-        <w:t>realizations, and</w:t>
-      </w:r>
-      <w:proofErr w:type="gramEnd"/>
-      <w:r>
-        <w:rPr>
-          <w:highlight w:val="yellow"/>
-        </w:rPr>
-        <w:t xml:space="preserve"> explains how the various design model elements contribute to their functionality. If a Use-Case Realization Document is available, refer to it in this section.]</w:t>
-      </w:r>
-    </w:p>
-    <w:p/>
-    <w:p>
-      <w:pPr>
-        <w:pStyle w:val="Heading1"/>
-      </w:pPr>
-      <w:bookmarkStart w:id="16" w:name="_Toc6187937"/>
-      <w:r>
-        <w:t>Logical View</w:t>
-      </w:r>
-      <w:bookmarkEnd w:id="16"/>
-      <w:r>
-        <w:t xml:space="preserve"> </w:t>
-      </w:r>
-    </w:p>
-    <w:p>
-      <w:pPr>
-        <w:pStyle w:val="InfoBlue"/>
-      </w:pPr>
-      <w:r>
-        <w:t>[This section describes the architecturally significant parts of the design model, such as its decomposition into subsystems and packages. And for each significant package, its decomposition into classes and class utilities. You should introduce architecturally significant classes and describe their responsibilities, as well as a few very important relationships, operations, and attributes.]</w:t>
-      </w:r>
-    </w:p>
-    <w:p>
-      <w:pPr>
-        <w:pStyle w:val="Heading2"/>
-      </w:pPr>
-      <w:bookmarkStart w:id="17" w:name="_Toc6187938"/>
-      <w:r>
-        <w:t>Overview</w:t>
-      </w:r>
-      <w:bookmarkEnd w:id="17"/>
-    </w:p>
-    <w:p>
-      <w:pPr>
-        <w:pStyle w:val="InfoBlue"/>
-      </w:pPr>
-      <w:r>
-        <w:t>[This subsection describes the overall decomposition of the design model in terms of its package hierarchy and layers.]</w:t>
-      </w:r>
-    </w:p>
-    <w:p>
-      <w:pPr>
-        <w:pStyle w:val="BodyText"/>
-      </w:pPr>
-      <w:r>
-        <w:t xml:space="preserve">Tokenizer, </w:t>
-      </w:r>
-      <w:proofErr w:type="spellStart"/>
-      <w:r>
-        <w:t>Prioritizer</w:t>
-      </w:r>
-      <w:proofErr w:type="spellEnd"/>
-      <w:r>
-        <w:t>, and Evaluator will have their own module which will be included in the other files needed for the program to function.</w:t>
-      </w:r>
-    </w:p>
-    <w:p>
-      <w:pPr>
-        <w:pStyle w:val="Heading2"/>
-      </w:pPr>
-      <w:bookmarkStart w:id="18" w:name="_Toc6187939"/>
-      <w:r>
-        <w:t>Architecturally Significant Design</w:t>
-      </w:r>
-      <w:r>
-        <w:t xml:space="preserve"> Modules or</w:t>
-      </w:r>
-      <w:r>
-        <w:t xml:space="preserve"> Packages</w:t>
-      </w:r>
-      <w:bookmarkEnd w:id="18"/>
-    </w:p>
-    <w:p>
-      <w:pPr>
-        <w:pStyle w:val="InfoBlue"/>
-      </w:pPr>
-      <w:r>
-        <w:t xml:space="preserve">[For each significant package, include a subsection with its name, its brief description, and a diagram with all significant classes and packages contained within the package. </w:t>
-      </w:r>
-    </w:p>
-    <w:p>
-      <w:pPr>
-        <w:pStyle w:val="InfoBlue"/>
-      </w:pPr>
-      <w:r>
-        <w:t>For each significant class in the package, include its name, brief description, and, optionally, a description of some of its major responsibilities, operations, and attributes.]</w:t>
-      </w:r>
-    </w:p>
-    <w:p>
-      <w:pPr>
-        <w:pStyle w:val="BodyText"/>
-      </w:pPr>
-      <w:proofErr w:type="spellStart"/>
-      <w:r>
         <w:t>randomDiceRoll</w:t>
       </w:r>
       <w:proofErr w:type="spellEnd"/>
@@ -1959,7 +2136,6 @@
       </w:pPr>
       <w:bookmarkStart w:id="21" w:name="_Toc6187942"/>
       <w:r>
-        <w:lastRenderedPageBreak/>
         <w:t>Quality</w:t>
       </w:r>
       <w:bookmarkEnd w:id="21"/>
@@ -1989,7 +2165,7 @@
 </file>
 
 <file path=word/endnotes.xml><?xml version="1.0" encoding="utf-8"?>
-<w:endnotes xmlns:wpc="http://schemas.microsoft.com/office/word/2010/wordprocessingCanvas" xmlns:cx="http://schemas.microsoft.com/office/drawing/2014/chartex" xmlns:cx1="http://schemas.microsoft.com/office/drawing/2015/9/8/chartex" xmlns:cx2="http://schemas.microsoft.com/office/drawing/2015/10/21/chartex" xmlns:cx3="http://schemas.microsoft.com/office/drawing/2016/5/9/chartex" xmlns:cx4="http://schemas.microsoft.com/office/drawing/2016/5/10/chartex" xmlns:cx5="http://schemas.microsoft.com/office/drawing/2016/5/11/chartex" xmlns:cx6="http://schemas.microsoft.com/office/drawing/2016/5/12/chartex" xmlns:cx7="http://schemas.microsoft.com/office/drawing/2016/5/13/chartex" xmlns:cx8="http://schemas.microsoft.com/office/drawing/2016/5/14/chartex" xmlns:mc="http://schemas.openxmlformats.org/markup-compatibility/2006" xmlns:aink="http://schemas.microsoft.com/office/drawing/2016/ink" xmlns:am3d="http://schemas.microsoft.com/office/drawing/2017/model3d" xmlns:o="urn:schemas-microsoft-com:office:office" xmlns:oel="http://schemas.microsoft.com/office/2019/extlst" xmlns:r="http://schemas.openxmlformats.org/officeDocument/2006/relationships" xmlns:m="http://schemas.openxmlformats.org/officeDocument/2006/math" xmlns:v="urn:schemas-microsoft-com:vml" xmlns:wp14="http://schemas.microsoft.com/office/word/2010/wordprocessingDrawing" xmlns:wp="http://schemas.openxmlformats.org/drawingml/2006/wordprocessingDrawing" xmlns:w10="urn:schemas-microsoft-com:office:word" xmlns:w="http://schemas.openxmlformats.org/wordprocessingml/2006/main" xmlns:w14="http://schemas.microsoft.com/office/word/2010/wordml" xmlns:w15="http://schemas.microsoft.com/office/word/2012/wordml" xmlns:w16cex="http://schemas.microsoft.com/office/word/2018/wordml/cex" xmlns:w16cid="http://schemas.microsoft.com/office/word/2016/wordml/cid" xmlns:w16="http://schemas.microsoft.com/office/word/2018/wordml" xmlns:w16du="http://schemas.microsoft.com/office/word/2023/wordml/word16du" xmlns:w16sdtdh="http://schemas.microsoft.com/office/word/2020/wordml/sdtdatahash" xmlns:w16sdtfl="http://schemas.microsoft.com/office/word/2024/wordml/sdtformatlock" xmlns:w16se="http://schemas.microsoft.com/office/word/2015/wordml/symex" xmlns:wpg="http://schemas.microsoft.com/office/word/2010/wordprocessingGroup" xmlns:wpi="http://schemas.microsoft.com/office/word/2010/wordprocessingInk" xmlns:wne="http://schemas.microsoft.com/office/word/2006/wordml" xmlns:wps="http://schemas.microsoft.com/office/word/2010/wordprocessingShape" mc:Ignorable="w14 w15 w16se w16cid w16 w16cex w16sdtdh w16sdtfl w16du wp14">
+<w:endnotes xmlns:wpc="http://schemas.microsoft.com/office/word/2010/wordprocessingCanvas" xmlns:cx="http://schemas.microsoft.com/office/drawing/2014/chartex" xmlns:cx1="http://schemas.microsoft.com/office/drawing/2015/9/8/chartex" xmlns:cx2="http://schemas.microsoft.com/office/drawing/2015/10/21/chartex" xmlns:cx3="http://schemas.microsoft.com/office/drawing/2016/5/9/chartex" xmlns:cx4="http://schemas.microsoft.com/office/drawing/2016/5/10/chartex" xmlns:cx5="http://schemas.microsoft.com/office/drawing/2016/5/11/chartex" xmlns:cx6="http://schemas.microsoft.com/office/drawing/2016/5/12/chartex" xmlns:cx7="http://schemas.microsoft.com/office/drawing/2016/5/13/chartex" xmlns:cx8="http://schemas.microsoft.com/office/drawing/2016/5/14/chartex" xmlns:mc="http://schemas.openxmlformats.org/markup-compatibility/2006" xmlns:aink="http://schemas.microsoft.com/office/drawing/2016/ink" xmlns:am3d="http://schemas.microsoft.com/office/drawing/2017/model3d" xmlns:o="urn:schemas-microsoft-com:office:office" xmlns:oel="http://schemas.microsoft.com/office/2019/extlst" xmlns:r="http://schemas.openxmlformats.org/officeDocument/2006/relationships" xmlns:m="http://schemas.openxmlformats.org/officeDocument/2006/math" xmlns:v="urn:schemas-microsoft-com:vml" xmlns:wp14="http://schemas.microsoft.com/office/word/2010/wordprocessingDrawing" xmlns:wp="http://schemas.openxmlformats.org/drawingml/2006/wordprocessingDrawing" xmlns:w10="urn:schemas-microsoft-com:office:word" xmlns:w="http://schemas.openxmlformats.org/wordprocessingml/2006/main" xmlns:w14="http://schemas.microsoft.com/office/word/2010/wordml" xmlns:w15="http://schemas.microsoft.com/office/word/2012/wordml" xmlns:w16cex="http://schemas.microsoft.com/office/word/2018/wordml/cex" xmlns:w16cid="http://schemas.microsoft.com/office/word/2016/wordml/cid" xmlns:w16="http://schemas.microsoft.com/office/word/2018/wordml" xmlns:w16du="http://schemas.microsoft.com/office/word/2023/wordml/word16du" xmlns:w16sdtdh="http://schemas.microsoft.com/office/word/2020/wordml/sdtdatahash" xmlns:w16se="http://schemas.microsoft.com/office/word/2015/wordml/symex" xmlns:wpg="http://schemas.microsoft.com/office/word/2010/wordprocessingGroup" xmlns:wpi="http://schemas.microsoft.com/office/word/2010/wordprocessingInk" xmlns:wne="http://schemas.microsoft.com/office/word/2006/wordml" xmlns:wps="http://schemas.microsoft.com/office/word/2010/wordprocessingShape" mc:Ignorable="w14 w15 w16se w16cid w16 w16cex w16sdtdh w16du wp14">
   <w:endnote w:type="separator" w:id="-1">
     <w:p>
       <w:pPr>
@@ -2014,7 +2190,7 @@
 </file>
 
 <file path=word/footer1.xml><?xml version="1.0" encoding="utf-8"?>
-<w:ftr xmlns:wpc="http://schemas.microsoft.com/office/word/2010/wordprocessingCanvas" xmlns:cx="http://schemas.microsoft.com/office/drawing/2014/chartex" xmlns:cx1="http://schemas.microsoft.com/office/drawing/2015/9/8/chartex" xmlns:cx2="http://schemas.microsoft.com/office/drawing/2015/10/21/chartex" xmlns:cx3="http://schemas.microsoft.com/office/drawing/2016/5/9/chartex" xmlns:cx4="http://schemas.microsoft.com/office/drawing/2016/5/10/chartex" xmlns:cx5="http://schemas.microsoft.com/office/drawing/2016/5/11/chartex" xmlns:cx6="http://schemas.microsoft.com/office/drawing/2016/5/12/chartex" xmlns:cx7="http://schemas.microsoft.com/office/drawing/2016/5/13/chartex" xmlns:cx8="http://schemas.microsoft.com/office/drawing/2016/5/14/chartex" xmlns:mc="http://schemas.openxmlformats.org/markup-compatibility/2006" xmlns:aink="http://schemas.microsoft.com/office/drawing/2016/ink" xmlns:am3d="http://schemas.microsoft.com/office/drawing/2017/model3d" xmlns:o="urn:schemas-microsoft-com:office:office" xmlns:oel="http://schemas.microsoft.com/office/2019/extlst" xmlns:r="http://schemas.openxmlformats.org/officeDocument/2006/relationships" xmlns:m="http://schemas.openxmlformats.org/officeDocument/2006/math" xmlns:v="urn:schemas-microsoft-com:vml" xmlns:wp14="http://schemas.microsoft.com/office/word/2010/wordprocessingDrawing" xmlns:wp="http://schemas.openxmlformats.org/drawingml/2006/wordprocessingDrawing" xmlns:w10="urn:schemas-microsoft-com:office:word" xmlns:w="http://schemas.openxmlformats.org/wordprocessingml/2006/main" xmlns:w14="http://schemas.microsoft.com/office/word/2010/wordml" xmlns:w15="http://schemas.microsoft.com/office/word/2012/wordml" xmlns:w16cex="http://schemas.microsoft.com/office/word/2018/wordml/cex" xmlns:w16cid="http://schemas.microsoft.com/office/word/2016/wordml/cid" xmlns:w16="http://schemas.microsoft.com/office/word/2018/wordml" xmlns:w16du="http://schemas.microsoft.com/office/word/2023/wordml/word16du" xmlns:w16sdtdh="http://schemas.microsoft.com/office/word/2020/wordml/sdtdatahash" xmlns:w16sdtfl="http://schemas.microsoft.com/office/word/2024/wordml/sdtformatlock" xmlns:w16se="http://schemas.microsoft.com/office/word/2015/wordml/symex" xmlns:wpg="http://schemas.microsoft.com/office/word/2010/wordprocessingGroup" xmlns:wpi="http://schemas.microsoft.com/office/word/2010/wordprocessingInk" xmlns:wne="http://schemas.microsoft.com/office/word/2006/wordml" xmlns:wps="http://schemas.microsoft.com/office/word/2010/wordprocessingShape" mc:Ignorable="w14 w15 w16se w16cid w16 w16cex w16sdtdh w16sdtfl w16du wp14">
+<w:ftr xmlns:wpc="http://schemas.microsoft.com/office/word/2010/wordprocessingCanvas" xmlns:cx="http://schemas.microsoft.com/office/drawing/2014/chartex" xmlns:cx1="http://schemas.microsoft.com/office/drawing/2015/9/8/chartex" xmlns:cx2="http://schemas.microsoft.com/office/drawing/2015/10/21/chartex" xmlns:cx3="http://schemas.microsoft.com/office/drawing/2016/5/9/chartex" xmlns:cx4="http://schemas.microsoft.com/office/drawing/2016/5/10/chartex" xmlns:cx5="http://schemas.microsoft.com/office/drawing/2016/5/11/chartex" xmlns:cx6="http://schemas.microsoft.com/office/drawing/2016/5/12/chartex" xmlns:cx7="http://schemas.microsoft.com/office/drawing/2016/5/13/chartex" xmlns:cx8="http://schemas.microsoft.com/office/drawing/2016/5/14/chartex" xmlns:mc="http://schemas.openxmlformats.org/markup-compatibility/2006" xmlns:aink="http://schemas.microsoft.com/office/drawing/2016/ink" xmlns:am3d="http://schemas.microsoft.com/office/drawing/2017/model3d" xmlns:o="urn:schemas-microsoft-com:office:office" xmlns:oel="http://schemas.microsoft.com/office/2019/extlst" xmlns:r="http://schemas.openxmlformats.org/officeDocument/2006/relationships" xmlns:m="http://schemas.openxmlformats.org/officeDocument/2006/math" xmlns:v="urn:schemas-microsoft-com:vml" xmlns:wp14="http://schemas.microsoft.com/office/word/2010/wordprocessingDrawing" xmlns:wp="http://schemas.openxmlformats.org/drawingml/2006/wordprocessingDrawing" xmlns:w10="urn:schemas-microsoft-com:office:word" xmlns:w="http://schemas.openxmlformats.org/wordprocessingml/2006/main" xmlns:w14="http://schemas.microsoft.com/office/word/2010/wordml" xmlns:w15="http://schemas.microsoft.com/office/word/2012/wordml" xmlns:w16cex="http://schemas.microsoft.com/office/word/2018/wordml/cex" xmlns:w16cid="http://schemas.microsoft.com/office/word/2016/wordml/cid" xmlns:w16="http://schemas.microsoft.com/office/word/2018/wordml" xmlns:w16du="http://schemas.microsoft.com/office/word/2023/wordml/word16du" xmlns:w16sdtdh="http://schemas.microsoft.com/office/word/2020/wordml/sdtdatahash" xmlns:w16se="http://schemas.microsoft.com/office/word/2015/wordml/symex" xmlns:wpg="http://schemas.microsoft.com/office/word/2010/wordprocessingGroup" xmlns:wpi="http://schemas.microsoft.com/office/word/2010/wordprocessingInk" xmlns:wne="http://schemas.microsoft.com/office/word/2006/wordml" xmlns:wps="http://schemas.microsoft.com/office/word/2010/wordprocessingShape" mc:Ignorable="w14 w15 w16se w16cid w16 w16cex w16sdtdh w16du wp14">
   <w:p>
     <w:pPr>
       <w:pStyle w:val="Footer"/>
@@ -2052,7 +2228,7 @@
 </file>
 
 <file path=word/footer2.xml><?xml version="1.0" encoding="utf-8"?>
-<w:ftr xmlns:wpc="http://schemas.microsoft.com/office/word/2010/wordprocessingCanvas" xmlns:cx="http://schemas.microsoft.com/office/drawing/2014/chartex" xmlns:cx1="http://schemas.microsoft.com/office/drawing/2015/9/8/chartex" xmlns:cx2="http://schemas.microsoft.com/office/drawing/2015/10/21/chartex" xmlns:cx3="http://schemas.microsoft.com/office/drawing/2016/5/9/chartex" xmlns:cx4="http://schemas.microsoft.com/office/drawing/2016/5/10/chartex" xmlns:cx5="http://schemas.microsoft.com/office/drawing/2016/5/11/chartex" xmlns:cx6="http://schemas.microsoft.com/office/drawing/2016/5/12/chartex" xmlns:cx7="http://schemas.microsoft.com/office/drawing/2016/5/13/chartex" xmlns:cx8="http://schemas.microsoft.com/office/drawing/2016/5/14/chartex" xmlns:mc="http://schemas.openxmlformats.org/markup-compatibility/2006" xmlns:aink="http://schemas.microsoft.com/office/drawing/2016/ink" xmlns:am3d="http://schemas.microsoft.com/office/drawing/2017/model3d" xmlns:o="urn:schemas-microsoft-com:office:office" xmlns:oel="http://schemas.microsoft.com/office/2019/extlst" xmlns:r="http://schemas.openxmlformats.org/officeDocument/2006/relationships" xmlns:m="http://schemas.openxmlformats.org/officeDocument/2006/math" xmlns:v="urn:schemas-microsoft-com:vml" xmlns:wp14="http://schemas.microsoft.com/office/word/2010/wordprocessingDrawing" xmlns:wp="http://schemas.openxmlformats.org/drawingml/2006/wordprocessingDrawing" xmlns:w10="urn:schemas-microsoft-com:office:word" xmlns:w="http://schemas.openxmlformats.org/wordprocessingml/2006/main" xmlns:w14="http://schemas.microsoft.com/office/word/2010/wordml" xmlns:w15="http://schemas.microsoft.com/office/word/2012/wordml" xmlns:w16cex="http://schemas.microsoft.com/office/word/2018/wordml/cex" xmlns:w16cid="http://schemas.microsoft.com/office/word/2016/wordml/cid" xmlns:w16="http://schemas.microsoft.com/office/word/2018/wordml" xmlns:w16du="http://schemas.microsoft.com/office/word/2023/wordml/word16du" xmlns:w16sdtdh="http://schemas.microsoft.com/office/word/2020/wordml/sdtdatahash" xmlns:w16sdtfl="http://schemas.microsoft.com/office/word/2024/wordml/sdtformatlock" xmlns:w16se="http://schemas.microsoft.com/office/word/2015/wordml/symex" xmlns:wpg="http://schemas.microsoft.com/office/word/2010/wordprocessingGroup" xmlns:wpi="http://schemas.microsoft.com/office/word/2010/wordprocessingInk" xmlns:wne="http://schemas.microsoft.com/office/word/2006/wordml" xmlns:wps="http://schemas.microsoft.com/office/word/2010/wordprocessingShape" mc:Ignorable="w14 w15 w16se w16cid w16 w16cex w16sdtdh w16sdtfl w16du wp14">
+<w:ftr xmlns:wpc="http://schemas.microsoft.com/office/word/2010/wordprocessingCanvas" xmlns:cx="http://schemas.microsoft.com/office/drawing/2014/chartex" xmlns:cx1="http://schemas.microsoft.com/office/drawing/2015/9/8/chartex" xmlns:cx2="http://schemas.microsoft.com/office/drawing/2015/10/21/chartex" xmlns:cx3="http://schemas.microsoft.com/office/drawing/2016/5/9/chartex" xmlns:cx4="http://schemas.microsoft.com/office/drawing/2016/5/10/chartex" xmlns:cx5="http://schemas.microsoft.com/office/drawing/2016/5/11/chartex" xmlns:cx6="http://schemas.microsoft.com/office/drawing/2016/5/12/chartex" xmlns:cx7="http://schemas.microsoft.com/office/drawing/2016/5/13/chartex" xmlns:cx8="http://schemas.microsoft.com/office/drawing/2016/5/14/chartex" xmlns:mc="http://schemas.openxmlformats.org/markup-compatibility/2006" xmlns:aink="http://schemas.microsoft.com/office/drawing/2016/ink" xmlns:am3d="http://schemas.microsoft.com/office/drawing/2017/model3d" xmlns:o="urn:schemas-microsoft-com:office:office" xmlns:oel="http://schemas.microsoft.com/office/2019/extlst" xmlns:r="http://schemas.openxmlformats.org/officeDocument/2006/relationships" xmlns:m="http://schemas.openxmlformats.org/officeDocument/2006/math" xmlns:v="urn:schemas-microsoft-com:vml" xmlns:wp14="http://schemas.microsoft.com/office/word/2010/wordprocessingDrawing" xmlns:wp="http://schemas.openxmlformats.org/drawingml/2006/wordprocessingDrawing" xmlns:w10="urn:schemas-microsoft-com:office:word" xmlns:w="http://schemas.openxmlformats.org/wordprocessingml/2006/main" xmlns:w14="http://schemas.microsoft.com/office/word/2010/wordml" xmlns:w15="http://schemas.microsoft.com/office/word/2012/wordml" xmlns:w16cex="http://schemas.microsoft.com/office/word/2018/wordml/cex" xmlns:w16cid="http://schemas.microsoft.com/office/word/2016/wordml/cid" xmlns:w16="http://schemas.microsoft.com/office/word/2018/wordml" xmlns:w16du="http://schemas.microsoft.com/office/word/2023/wordml/word16du" xmlns:w16sdtdh="http://schemas.microsoft.com/office/word/2020/wordml/sdtdatahash" xmlns:w16se="http://schemas.microsoft.com/office/word/2015/wordml/symex" xmlns:wpg="http://schemas.microsoft.com/office/word/2010/wordprocessingGroup" xmlns:wpi="http://schemas.microsoft.com/office/word/2010/wordprocessingInk" xmlns:wne="http://schemas.microsoft.com/office/word/2006/wordml" xmlns:wps="http://schemas.microsoft.com/office/word/2010/wordprocessingShape" mc:Ignorable="w14 w15 w16se w16cid w16 w16cex w16sdtdh w16du wp14">
   <w:tbl>
     <w:tblPr>
       <w:tblW w:w="0" w:type="auto"/>
@@ -2235,7 +2411,7 @@
 </file>
 
 <file path=word/footer3.xml><?xml version="1.0" encoding="utf-8"?>
-<w:ftr xmlns:wpc="http://schemas.microsoft.com/office/word/2010/wordprocessingCanvas" xmlns:cx="http://schemas.microsoft.com/office/drawing/2014/chartex" xmlns:cx1="http://schemas.microsoft.com/office/drawing/2015/9/8/chartex" xmlns:cx2="http://schemas.microsoft.com/office/drawing/2015/10/21/chartex" xmlns:cx3="http://schemas.microsoft.com/office/drawing/2016/5/9/chartex" xmlns:cx4="http://schemas.microsoft.com/office/drawing/2016/5/10/chartex" xmlns:cx5="http://schemas.microsoft.com/office/drawing/2016/5/11/chartex" xmlns:cx6="http://schemas.microsoft.com/office/drawing/2016/5/12/chartex" xmlns:cx7="http://schemas.microsoft.com/office/drawing/2016/5/13/chartex" xmlns:cx8="http://schemas.microsoft.com/office/drawing/2016/5/14/chartex" xmlns:mc="http://schemas.openxmlformats.org/markup-compatibility/2006" xmlns:aink="http://schemas.microsoft.com/office/drawing/2016/ink" xmlns:am3d="http://schemas.microsoft.com/office/drawing/2017/model3d" xmlns:o="urn:schemas-microsoft-com:office:office" xmlns:oel="http://schemas.microsoft.com/office/2019/extlst" xmlns:r="http://schemas.openxmlformats.org/officeDocument/2006/relationships" xmlns:m="http://schemas.openxmlformats.org/officeDocument/2006/math" xmlns:v="urn:schemas-microsoft-com:vml" xmlns:wp14="http://schemas.microsoft.com/office/word/2010/wordprocessingDrawing" xmlns:wp="http://schemas.openxmlformats.org/drawingml/2006/wordprocessingDrawing" xmlns:w10="urn:schemas-microsoft-com:office:word" xmlns:w="http://schemas.openxmlformats.org/wordprocessingml/2006/main" xmlns:w14="http://schemas.microsoft.com/office/word/2010/wordml" xmlns:w15="http://schemas.microsoft.com/office/word/2012/wordml" xmlns:w16cex="http://schemas.microsoft.com/office/word/2018/wordml/cex" xmlns:w16cid="http://schemas.microsoft.com/office/word/2016/wordml/cid" xmlns:w16="http://schemas.microsoft.com/office/word/2018/wordml" xmlns:w16du="http://schemas.microsoft.com/office/word/2023/wordml/word16du" xmlns:w16sdtdh="http://schemas.microsoft.com/office/word/2020/wordml/sdtdatahash" xmlns:w16sdtfl="http://schemas.microsoft.com/office/word/2024/wordml/sdtformatlock" xmlns:w16se="http://schemas.microsoft.com/office/word/2015/wordml/symex" xmlns:wpg="http://schemas.microsoft.com/office/word/2010/wordprocessingGroup" xmlns:wpi="http://schemas.microsoft.com/office/word/2010/wordprocessingInk" xmlns:wne="http://schemas.microsoft.com/office/word/2006/wordml" xmlns:wps="http://schemas.microsoft.com/office/word/2010/wordprocessingShape" mc:Ignorable="w14 w15 w16se w16cid w16 w16cex w16sdtdh w16sdtfl w16du wp14">
+<w:ftr xmlns:wpc="http://schemas.microsoft.com/office/word/2010/wordprocessingCanvas" xmlns:cx="http://schemas.microsoft.com/office/drawing/2014/chartex" xmlns:cx1="http://schemas.microsoft.com/office/drawing/2015/9/8/chartex" xmlns:cx2="http://schemas.microsoft.com/office/drawing/2015/10/21/chartex" xmlns:cx3="http://schemas.microsoft.com/office/drawing/2016/5/9/chartex" xmlns:cx4="http://schemas.microsoft.com/office/drawing/2016/5/10/chartex" xmlns:cx5="http://schemas.microsoft.com/office/drawing/2016/5/11/chartex" xmlns:cx6="http://schemas.microsoft.com/office/drawing/2016/5/12/chartex" xmlns:cx7="http://schemas.microsoft.com/office/drawing/2016/5/13/chartex" xmlns:cx8="http://schemas.microsoft.com/office/drawing/2016/5/14/chartex" xmlns:mc="http://schemas.openxmlformats.org/markup-compatibility/2006" xmlns:aink="http://schemas.microsoft.com/office/drawing/2016/ink" xmlns:am3d="http://schemas.microsoft.com/office/drawing/2017/model3d" xmlns:o="urn:schemas-microsoft-com:office:office" xmlns:oel="http://schemas.microsoft.com/office/2019/extlst" xmlns:r="http://schemas.openxmlformats.org/officeDocument/2006/relationships" xmlns:m="http://schemas.openxmlformats.org/officeDocument/2006/math" xmlns:v="urn:schemas-microsoft-com:vml" xmlns:wp14="http://schemas.microsoft.com/office/word/2010/wordprocessingDrawing" xmlns:wp="http://schemas.openxmlformats.org/drawingml/2006/wordprocessingDrawing" xmlns:w10="urn:schemas-microsoft-com:office:word" xmlns:w="http://schemas.openxmlformats.org/wordprocessingml/2006/main" xmlns:w14="http://schemas.microsoft.com/office/word/2010/wordml" xmlns:w15="http://schemas.microsoft.com/office/word/2012/wordml" xmlns:w16cex="http://schemas.microsoft.com/office/word/2018/wordml/cex" xmlns:w16cid="http://schemas.microsoft.com/office/word/2016/wordml/cid" xmlns:w16="http://schemas.microsoft.com/office/word/2018/wordml" xmlns:w16du="http://schemas.microsoft.com/office/word/2023/wordml/word16du" xmlns:w16sdtdh="http://schemas.microsoft.com/office/word/2020/wordml/sdtdatahash" xmlns:w16se="http://schemas.microsoft.com/office/word/2015/wordml/symex" xmlns:wpg="http://schemas.microsoft.com/office/word/2010/wordprocessingGroup" xmlns:wpi="http://schemas.microsoft.com/office/word/2010/wordprocessingInk" xmlns:wne="http://schemas.microsoft.com/office/word/2006/wordml" xmlns:wps="http://schemas.microsoft.com/office/word/2010/wordprocessingShape" mc:Ignorable="w14 w15 w16se w16cid w16 w16cex w16sdtdh w16du wp14">
   <w:p>
     <w:pPr>
       <w:pStyle w:val="Footer"/>
@@ -2245,7 +2421,7 @@
 </file>
 
 <file path=word/footnotes.xml><?xml version="1.0" encoding="utf-8"?>
-<w:footnotes xmlns:wpc="http://schemas.microsoft.com/office/word/2010/wordprocessingCanvas" xmlns:cx="http://schemas.microsoft.com/office/drawing/2014/chartex" xmlns:cx1="http://schemas.microsoft.com/office/drawing/2015/9/8/chartex" xmlns:cx2="http://schemas.microsoft.com/office/drawing/2015/10/21/chartex" xmlns:cx3="http://schemas.microsoft.com/office/drawing/2016/5/9/chartex" xmlns:cx4="http://schemas.microsoft.com/office/drawing/2016/5/10/chartex" xmlns:cx5="http://schemas.microsoft.com/office/drawing/2016/5/11/chartex" xmlns:cx6="http://schemas.microsoft.com/office/drawing/2016/5/12/chartex" xmlns:cx7="http://schemas.microsoft.com/office/drawing/2016/5/13/chartex" xmlns:cx8="http://schemas.microsoft.com/office/drawing/2016/5/14/chartex" xmlns:mc="http://schemas.openxmlformats.org/markup-compatibility/2006" xmlns:aink="http://schemas.microsoft.com/office/drawing/2016/ink" xmlns:am3d="http://schemas.microsoft.com/office/drawing/2017/model3d" xmlns:o="urn:schemas-microsoft-com:office:office" xmlns:oel="http://schemas.microsoft.com/office/2019/extlst" xmlns:r="http://schemas.openxmlformats.org/officeDocument/2006/relationships" xmlns:m="http://schemas.openxmlformats.org/officeDocument/2006/math" xmlns:v="urn:schemas-microsoft-com:vml" xmlns:wp14="http://schemas.microsoft.com/office/word/2010/wordprocessingDrawing" xmlns:wp="http://schemas.openxmlformats.org/drawingml/2006/wordprocessingDrawing" xmlns:w10="urn:schemas-microsoft-com:office:word" xmlns:w="http://schemas.openxmlformats.org/wordprocessingml/2006/main" xmlns:w14="http://schemas.microsoft.com/office/word/2010/wordml" xmlns:w15="http://schemas.microsoft.com/office/word/2012/wordml" xmlns:w16cex="http://schemas.microsoft.com/office/word/2018/wordml/cex" xmlns:w16cid="http://schemas.microsoft.com/office/word/2016/wordml/cid" xmlns:w16="http://schemas.microsoft.com/office/word/2018/wordml" xmlns:w16du="http://schemas.microsoft.com/office/word/2023/wordml/word16du" xmlns:w16sdtdh="http://schemas.microsoft.com/office/word/2020/wordml/sdtdatahash" xmlns:w16sdtfl="http://schemas.microsoft.com/office/word/2024/wordml/sdtformatlock" xmlns:w16se="http://schemas.microsoft.com/office/word/2015/wordml/symex" xmlns:wpg="http://schemas.microsoft.com/office/word/2010/wordprocessingGroup" xmlns:wpi="http://schemas.microsoft.com/office/word/2010/wordprocessingInk" xmlns:wne="http://schemas.microsoft.com/office/word/2006/wordml" xmlns:wps="http://schemas.microsoft.com/office/word/2010/wordprocessingShape" mc:Ignorable="w14 w15 w16se w16cid w16 w16cex w16sdtdh w16sdtfl w16du wp14">
+<w:footnotes xmlns:wpc="http://schemas.microsoft.com/office/word/2010/wordprocessingCanvas" xmlns:cx="http://schemas.microsoft.com/office/drawing/2014/chartex" xmlns:cx1="http://schemas.microsoft.com/office/drawing/2015/9/8/chartex" xmlns:cx2="http://schemas.microsoft.com/office/drawing/2015/10/21/chartex" xmlns:cx3="http://schemas.microsoft.com/office/drawing/2016/5/9/chartex" xmlns:cx4="http://schemas.microsoft.com/office/drawing/2016/5/10/chartex" xmlns:cx5="http://schemas.microsoft.com/office/drawing/2016/5/11/chartex" xmlns:cx6="http://schemas.microsoft.com/office/drawing/2016/5/12/chartex" xmlns:cx7="http://schemas.microsoft.com/office/drawing/2016/5/13/chartex" xmlns:cx8="http://schemas.microsoft.com/office/drawing/2016/5/14/chartex" xmlns:mc="http://schemas.openxmlformats.org/markup-compatibility/2006" xmlns:aink="http://schemas.microsoft.com/office/drawing/2016/ink" xmlns:am3d="http://schemas.microsoft.com/office/drawing/2017/model3d" xmlns:o="urn:schemas-microsoft-com:office:office" xmlns:oel="http://schemas.microsoft.com/office/2019/extlst" xmlns:r="http://schemas.openxmlformats.org/officeDocument/2006/relationships" xmlns:m="http://schemas.openxmlformats.org/officeDocument/2006/math" xmlns:v="urn:schemas-microsoft-com:vml" xmlns:wp14="http://schemas.microsoft.com/office/word/2010/wordprocessingDrawing" xmlns:wp="http://schemas.openxmlformats.org/drawingml/2006/wordprocessingDrawing" xmlns:w10="urn:schemas-microsoft-com:office:word" xmlns:w="http://schemas.openxmlformats.org/wordprocessingml/2006/main" xmlns:w14="http://schemas.microsoft.com/office/word/2010/wordml" xmlns:w15="http://schemas.microsoft.com/office/word/2012/wordml" xmlns:w16cex="http://schemas.microsoft.com/office/word/2018/wordml/cex" xmlns:w16cid="http://schemas.microsoft.com/office/word/2016/wordml/cid" xmlns:w16="http://schemas.microsoft.com/office/word/2018/wordml" xmlns:w16du="http://schemas.microsoft.com/office/word/2023/wordml/word16du" xmlns:w16sdtdh="http://schemas.microsoft.com/office/word/2020/wordml/sdtdatahash" xmlns:w16se="http://schemas.microsoft.com/office/word/2015/wordml/symex" xmlns:wpg="http://schemas.microsoft.com/office/word/2010/wordprocessingGroup" xmlns:wpi="http://schemas.microsoft.com/office/word/2010/wordprocessingInk" xmlns:wne="http://schemas.microsoft.com/office/word/2006/wordml" xmlns:wps="http://schemas.microsoft.com/office/word/2010/wordprocessingShape" mc:Ignorable="w14 w15 w16se w16cid w16 w16cex w16sdtdh w16du wp14">
   <w:footnote w:type="separator" w:id="-1">
     <w:p>
       <w:pPr>
@@ -2270,7 +2446,7 @@
 </file>
 
 <file path=word/header1.xml><?xml version="1.0" encoding="utf-8"?>
-<w:hdr xmlns:wpc="http://schemas.microsoft.com/office/word/2010/wordprocessingCanvas" xmlns:cx="http://schemas.microsoft.com/office/drawing/2014/chartex" xmlns:cx1="http://schemas.microsoft.com/office/drawing/2015/9/8/chartex" xmlns:cx2="http://schemas.microsoft.com/office/drawing/2015/10/21/chartex" xmlns:cx3="http://schemas.microsoft.com/office/drawing/2016/5/9/chartex" xmlns:cx4="http://schemas.microsoft.com/office/drawing/2016/5/10/chartex" xmlns:cx5="http://schemas.microsoft.com/office/drawing/2016/5/11/chartex" xmlns:cx6="http://schemas.microsoft.com/office/drawing/2016/5/12/chartex" xmlns:cx7="http://schemas.microsoft.com/office/drawing/2016/5/13/chartex" xmlns:cx8="http://schemas.microsoft.com/office/drawing/2016/5/14/chartex" xmlns:mc="http://schemas.openxmlformats.org/markup-compatibility/2006" xmlns:aink="http://schemas.microsoft.com/office/drawing/2016/ink" xmlns:am3d="http://schemas.microsoft.com/office/drawing/2017/model3d" xmlns:o="urn:schemas-microsoft-com:office:office" xmlns:oel="http://schemas.microsoft.com/office/2019/extlst" xmlns:r="http://schemas.openxmlformats.org/officeDocument/2006/relationships" xmlns:m="http://schemas.openxmlformats.org/officeDocument/2006/math" xmlns:v="urn:schemas-microsoft-com:vml" xmlns:wp14="http://schemas.microsoft.com/office/word/2010/wordprocessingDrawing" xmlns:wp="http://schemas.openxmlformats.org/drawingml/2006/wordprocessingDrawing" xmlns:w10="urn:schemas-microsoft-com:office:word" xmlns:w="http://schemas.openxmlformats.org/wordprocessingml/2006/main" xmlns:w14="http://schemas.microsoft.com/office/word/2010/wordml" xmlns:w15="http://schemas.microsoft.com/office/word/2012/wordml" xmlns:w16cex="http://schemas.microsoft.com/office/word/2018/wordml/cex" xmlns:w16cid="http://schemas.microsoft.com/office/word/2016/wordml/cid" xmlns:w16="http://schemas.microsoft.com/office/word/2018/wordml" xmlns:w16du="http://schemas.microsoft.com/office/word/2023/wordml/word16du" xmlns:w16sdtdh="http://schemas.microsoft.com/office/word/2020/wordml/sdtdatahash" xmlns:w16sdtfl="http://schemas.microsoft.com/office/word/2024/wordml/sdtformatlock" xmlns:w16se="http://schemas.microsoft.com/office/word/2015/wordml/symex" xmlns:wpg="http://schemas.microsoft.com/office/word/2010/wordprocessingGroup" xmlns:wpi="http://schemas.microsoft.com/office/word/2010/wordprocessingInk" xmlns:wne="http://schemas.microsoft.com/office/word/2006/wordml" xmlns:wps="http://schemas.microsoft.com/office/word/2010/wordprocessingShape" mc:Ignorable="w14 w15 w16se w16cid w16 w16cex w16sdtdh w16sdtfl w16du wp14">
+<w:hdr xmlns:wpc="http://schemas.microsoft.com/office/word/2010/wordprocessingCanvas" xmlns:cx="http://schemas.microsoft.com/office/drawing/2014/chartex" xmlns:cx1="http://schemas.microsoft.com/office/drawing/2015/9/8/chartex" xmlns:cx2="http://schemas.microsoft.com/office/drawing/2015/10/21/chartex" xmlns:cx3="http://schemas.microsoft.com/office/drawing/2016/5/9/chartex" xmlns:cx4="http://schemas.microsoft.com/office/drawing/2016/5/10/chartex" xmlns:cx5="http://schemas.microsoft.com/office/drawing/2016/5/11/chartex" xmlns:cx6="http://schemas.microsoft.com/office/drawing/2016/5/12/chartex" xmlns:cx7="http://schemas.microsoft.com/office/drawing/2016/5/13/chartex" xmlns:cx8="http://schemas.microsoft.com/office/drawing/2016/5/14/chartex" xmlns:mc="http://schemas.openxmlformats.org/markup-compatibility/2006" xmlns:aink="http://schemas.microsoft.com/office/drawing/2016/ink" xmlns:am3d="http://schemas.microsoft.com/office/drawing/2017/model3d" xmlns:o="urn:schemas-microsoft-com:office:office" xmlns:oel="http://schemas.microsoft.com/office/2019/extlst" xmlns:r="http://schemas.openxmlformats.org/officeDocument/2006/relationships" xmlns:m="http://schemas.openxmlformats.org/officeDocument/2006/math" xmlns:v="urn:schemas-microsoft-com:vml" xmlns:wp14="http://schemas.microsoft.com/office/word/2010/wordprocessingDrawing" xmlns:wp="http://schemas.openxmlformats.org/drawingml/2006/wordprocessingDrawing" xmlns:w10="urn:schemas-microsoft-com:office:word" xmlns:w="http://schemas.openxmlformats.org/wordprocessingml/2006/main" xmlns:w14="http://schemas.microsoft.com/office/word/2010/wordml" xmlns:w15="http://schemas.microsoft.com/office/word/2012/wordml" xmlns:w16cex="http://schemas.microsoft.com/office/word/2018/wordml/cex" xmlns:w16cid="http://schemas.microsoft.com/office/word/2016/wordml/cid" xmlns:w16="http://schemas.microsoft.com/office/word/2018/wordml" xmlns:w16du="http://schemas.microsoft.com/office/word/2023/wordml/word16du" xmlns:w16sdtdh="http://schemas.microsoft.com/office/word/2020/wordml/sdtdatahash" xmlns:w16se="http://schemas.microsoft.com/office/word/2015/wordml/symex" xmlns:wpg="http://schemas.microsoft.com/office/word/2010/wordprocessingGroup" xmlns:wpi="http://schemas.microsoft.com/office/word/2010/wordprocessingInk" xmlns:wne="http://schemas.microsoft.com/office/word/2006/wordml" xmlns:wps="http://schemas.microsoft.com/office/word/2010/wordprocessingShape" mc:Ignorable="w14 w15 w16se w16cid w16 w16cex w16sdtdh w16du wp14">
   <w:p>
     <w:pPr>
       <w:rPr>
@@ -2331,7 +2507,7 @@
 </file>
 
 <file path=word/header2.xml><?xml version="1.0" encoding="utf-8"?>
-<w:hdr xmlns:wpc="http://schemas.microsoft.com/office/word/2010/wordprocessingCanvas" xmlns:cx="http://schemas.microsoft.com/office/drawing/2014/chartex" xmlns:cx1="http://schemas.microsoft.com/office/drawing/2015/9/8/chartex" xmlns:cx2="http://schemas.microsoft.com/office/drawing/2015/10/21/chartex" xmlns:cx3="http://schemas.microsoft.com/office/drawing/2016/5/9/chartex" xmlns:cx4="http://schemas.microsoft.com/office/drawing/2016/5/10/chartex" xmlns:cx5="http://schemas.microsoft.com/office/drawing/2016/5/11/chartex" xmlns:cx6="http://schemas.microsoft.com/office/drawing/2016/5/12/chartex" xmlns:cx7="http://schemas.microsoft.com/office/drawing/2016/5/13/chartex" xmlns:cx8="http://schemas.microsoft.com/office/drawing/2016/5/14/chartex" xmlns:mc="http://schemas.openxmlformats.org/markup-compatibility/2006" xmlns:aink="http://schemas.microsoft.com/office/drawing/2016/ink" xmlns:am3d="http://schemas.microsoft.com/office/drawing/2017/model3d" xmlns:o="urn:schemas-microsoft-com:office:office" xmlns:oel="http://schemas.microsoft.com/office/2019/extlst" xmlns:r="http://schemas.openxmlformats.org/officeDocument/2006/relationships" xmlns:m="http://schemas.openxmlformats.org/officeDocument/2006/math" xmlns:v="urn:schemas-microsoft-com:vml" xmlns:wp14="http://schemas.microsoft.com/office/word/2010/wordprocessingDrawing" xmlns:wp="http://schemas.openxmlformats.org/drawingml/2006/wordprocessingDrawing" xmlns:w10="urn:schemas-microsoft-com:office:word" xmlns:w="http://schemas.openxmlformats.org/wordprocessingml/2006/main" xmlns:w14="http://schemas.microsoft.com/office/word/2010/wordml" xmlns:w15="http://schemas.microsoft.com/office/word/2012/wordml" xmlns:w16cex="http://schemas.microsoft.com/office/word/2018/wordml/cex" xmlns:w16cid="http://schemas.microsoft.com/office/word/2016/wordml/cid" xmlns:w16="http://schemas.microsoft.com/office/word/2018/wordml" xmlns:w16du="http://schemas.microsoft.com/office/word/2023/wordml/word16du" xmlns:w16sdtdh="http://schemas.microsoft.com/office/word/2020/wordml/sdtdatahash" xmlns:w16sdtfl="http://schemas.microsoft.com/office/word/2024/wordml/sdtformatlock" xmlns:w16se="http://schemas.microsoft.com/office/word/2015/wordml/symex" xmlns:wpg="http://schemas.microsoft.com/office/word/2010/wordprocessingGroup" xmlns:wpi="http://schemas.microsoft.com/office/word/2010/wordprocessingInk" xmlns:wne="http://schemas.microsoft.com/office/word/2006/wordml" xmlns:wps="http://schemas.microsoft.com/office/word/2010/wordprocessingShape" mc:Ignorable="w14 w15 w16se w16cid w16 w16cex w16sdtdh w16sdtfl w16du wp14">
+<w:hdr xmlns:wpc="http://schemas.microsoft.com/office/word/2010/wordprocessingCanvas" xmlns:cx="http://schemas.microsoft.com/office/drawing/2014/chartex" xmlns:cx1="http://schemas.microsoft.com/office/drawing/2015/9/8/chartex" xmlns:cx2="http://schemas.microsoft.com/office/drawing/2015/10/21/chartex" xmlns:cx3="http://schemas.microsoft.com/office/drawing/2016/5/9/chartex" xmlns:cx4="http://schemas.microsoft.com/office/drawing/2016/5/10/chartex" xmlns:cx5="http://schemas.microsoft.com/office/drawing/2016/5/11/chartex" xmlns:cx6="http://schemas.microsoft.com/office/drawing/2016/5/12/chartex" xmlns:cx7="http://schemas.microsoft.com/office/drawing/2016/5/13/chartex" xmlns:cx8="http://schemas.microsoft.com/office/drawing/2016/5/14/chartex" xmlns:mc="http://schemas.openxmlformats.org/markup-compatibility/2006" xmlns:aink="http://schemas.microsoft.com/office/drawing/2016/ink" xmlns:am3d="http://schemas.microsoft.com/office/drawing/2017/model3d" xmlns:o="urn:schemas-microsoft-com:office:office" xmlns:oel="http://schemas.microsoft.com/office/2019/extlst" xmlns:r="http://schemas.openxmlformats.org/officeDocument/2006/relationships" xmlns:m="http://schemas.openxmlformats.org/officeDocument/2006/math" xmlns:v="urn:schemas-microsoft-com:vml" xmlns:wp14="http://schemas.microsoft.com/office/word/2010/wordprocessingDrawing" xmlns:wp="http://schemas.openxmlformats.org/drawingml/2006/wordprocessingDrawing" xmlns:w10="urn:schemas-microsoft-com:office:word" xmlns:w="http://schemas.openxmlformats.org/wordprocessingml/2006/main" xmlns:w14="http://schemas.microsoft.com/office/word/2010/wordml" xmlns:w15="http://schemas.microsoft.com/office/word/2012/wordml" xmlns:w16cex="http://schemas.microsoft.com/office/word/2018/wordml/cex" xmlns:w16cid="http://schemas.microsoft.com/office/word/2016/wordml/cid" xmlns:w16="http://schemas.microsoft.com/office/word/2018/wordml" xmlns:w16du="http://schemas.microsoft.com/office/word/2023/wordml/word16du" xmlns:w16sdtdh="http://schemas.microsoft.com/office/word/2020/wordml/sdtdatahash" xmlns:w16se="http://schemas.microsoft.com/office/word/2015/wordml/symex" xmlns:wpg="http://schemas.microsoft.com/office/word/2010/wordprocessingGroup" xmlns:wpi="http://schemas.microsoft.com/office/word/2010/wordprocessingInk" xmlns:wne="http://schemas.microsoft.com/office/word/2006/wordml" xmlns:wps="http://schemas.microsoft.com/office/word/2010/wordprocessingShape" mc:Ignorable="w14 w15 w16se w16cid w16 w16cex w16sdtdh w16du wp14">
   <w:tbl>
     <w:tblPr>
       <w:tblW w:w="0" w:type="auto"/>
@@ -2422,7 +2598,7 @@
 </file>
 
 <file path=word/header3.xml><?xml version="1.0" encoding="utf-8"?>
-<w:hdr xmlns:wpc="http://schemas.microsoft.com/office/word/2010/wordprocessingCanvas" xmlns:cx="http://schemas.microsoft.com/office/drawing/2014/chartex" xmlns:cx1="http://schemas.microsoft.com/office/drawing/2015/9/8/chartex" xmlns:cx2="http://schemas.microsoft.com/office/drawing/2015/10/21/chartex" xmlns:cx3="http://schemas.microsoft.com/office/drawing/2016/5/9/chartex" xmlns:cx4="http://schemas.microsoft.com/office/drawing/2016/5/10/chartex" xmlns:cx5="http://schemas.microsoft.com/office/drawing/2016/5/11/chartex" xmlns:cx6="http://schemas.microsoft.com/office/drawing/2016/5/12/chartex" xmlns:cx7="http://schemas.microsoft.com/office/drawing/2016/5/13/chartex" xmlns:cx8="http://schemas.microsoft.com/office/drawing/2016/5/14/chartex" xmlns:mc="http://schemas.openxmlformats.org/markup-compatibility/2006" xmlns:aink="http://schemas.microsoft.com/office/drawing/2016/ink" xmlns:am3d="http://schemas.microsoft.com/office/drawing/2017/model3d" xmlns:o="urn:schemas-microsoft-com:office:office" xmlns:oel="http://schemas.microsoft.com/office/2019/extlst" xmlns:r="http://schemas.openxmlformats.org/officeDocument/2006/relationships" xmlns:m="http://schemas.openxmlformats.org/officeDocument/2006/math" xmlns:v="urn:schemas-microsoft-com:vml" xmlns:wp14="http://schemas.microsoft.com/office/word/2010/wordprocessingDrawing" xmlns:wp="http://schemas.openxmlformats.org/drawingml/2006/wordprocessingDrawing" xmlns:w10="urn:schemas-microsoft-com:office:word" xmlns:w="http://schemas.openxmlformats.org/wordprocessingml/2006/main" xmlns:w14="http://schemas.microsoft.com/office/word/2010/wordml" xmlns:w15="http://schemas.microsoft.com/office/word/2012/wordml" xmlns:w16cex="http://schemas.microsoft.com/office/word/2018/wordml/cex" xmlns:w16cid="http://schemas.microsoft.com/office/word/2016/wordml/cid" xmlns:w16="http://schemas.microsoft.com/office/word/2018/wordml" xmlns:w16du="http://schemas.microsoft.com/office/word/2023/wordml/word16du" xmlns:w16sdtdh="http://schemas.microsoft.com/office/word/2020/wordml/sdtdatahash" xmlns:w16sdtfl="http://schemas.microsoft.com/office/word/2024/wordml/sdtformatlock" xmlns:w16se="http://schemas.microsoft.com/office/word/2015/wordml/symex" xmlns:wpg="http://schemas.microsoft.com/office/word/2010/wordprocessingGroup" xmlns:wpi="http://schemas.microsoft.com/office/word/2010/wordprocessingInk" xmlns:wne="http://schemas.microsoft.com/office/word/2006/wordml" xmlns:wps="http://schemas.microsoft.com/office/word/2010/wordprocessingShape" mc:Ignorable="w14 w15 w16se w16cid w16 w16cex w16sdtdh w16sdtfl w16du wp14">
+<w:hdr xmlns:wpc="http://schemas.microsoft.com/office/word/2010/wordprocessingCanvas" xmlns:cx="http://schemas.microsoft.com/office/drawing/2014/chartex" xmlns:cx1="http://schemas.microsoft.com/office/drawing/2015/9/8/chartex" xmlns:cx2="http://schemas.microsoft.com/office/drawing/2015/10/21/chartex" xmlns:cx3="http://schemas.microsoft.com/office/drawing/2016/5/9/chartex" xmlns:cx4="http://schemas.microsoft.com/office/drawing/2016/5/10/chartex" xmlns:cx5="http://schemas.microsoft.com/office/drawing/2016/5/11/chartex" xmlns:cx6="http://schemas.microsoft.com/office/drawing/2016/5/12/chartex" xmlns:cx7="http://schemas.microsoft.com/office/drawing/2016/5/13/chartex" xmlns:cx8="http://schemas.microsoft.com/office/drawing/2016/5/14/chartex" xmlns:mc="http://schemas.openxmlformats.org/markup-compatibility/2006" xmlns:aink="http://schemas.microsoft.com/office/drawing/2016/ink" xmlns:am3d="http://schemas.microsoft.com/office/drawing/2017/model3d" xmlns:o="urn:schemas-microsoft-com:office:office" xmlns:oel="http://schemas.microsoft.com/office/2019/extlst" xmlns:r="http://schemas.openxmlformats.org/officeDocument/2006/relationships" xmlns:m="http://schemas.openxmlformats.org/officeDocument/2006/math" xmlns:v="urn:schemas-microsoft-com:vml" xmlns:wp14="http://schemas.microsoft.com/office/word/2010/wordprocessingDrawing" xmlns:wp="http://schemas.openxmlformats.org/drawingml/2006/wordprocessingDrawing" xmlns:w10="urn:schemas-microsoft-com:office:word" xmlns:w="http://schemas.openxmlformats.org/wordprocessingml/2006/main" xmlns:w14="http://schemas.microsoft.com/office/word/2010/wordml" xmlns:w15="http://schemas.microsoft.com/office/word/2012/wordml" xmlns:w16cex="http://schemas.microsoft.com/office/word/2018/wordml/cex" xmlns:w16cid="http://schemas.microsoft.com/office/word/2016/wordml/cid" xmlns:w16="http://schemas.microsoft.com/office/word/2018/wordml" xmlns:w16du="http://schemas.microsoft.com/office/word/2023/wordml/word16du" xmlns:w16sdtdh="http://schemas.microsoft.com/office/word/2020/wordml/sdtdatahash" xmlns:w16se="http://schemas.microsoft.com/office/word/2015/wordml/symex" xmlns:wpg="http://schemas.microsoft.com/office/word/2010/wordprocessingGroup" xmlns:wpi="http://schemas.microsoft.com/office/word/2010/wordprocessingInk" xmlns:wne="http://schemas.microsoft.com/office/word/2006/wordml" xmlns:wps="http://schemas.microsoft.com/office/word/2010/wordprocessingShape" mc:Ignorable="w14 w15 w16se w16cid w16 w16cex w16sdtdh w16du wp14">
   <w:p>
     <w:pPr>
       <w:pStyle w:val="Header"/>
@@ -2432,7 +2608,7 @@
 </file>
 
 <file path=word/numbering.xml><?xml version="1.0" encoding="utf-8"?>
-<w:numbering xmlns:wpc="http://schemas.microsoft.com/office/word/2010/wordprocessingCanvas" xmlns:cx="http://schemas.microsoft.com/office/drawing/2014/chartex" xmlns:cx1="http://schemas.microsoft.com/office/drawing/2015/9/8/chartex" xmlns:cx2="http://schemas.microsoft.com/office/drawing/2015/10/21/chartex" xmlns:cx3="http://schemas.microsoft.com/office/drawing/2016/5/9/chartex" xmlns:cx4="http://schemas.microsoft.com/office/drawing/2016/5/10/chartex" xmlns:cx5="http://schemas.microsoft.com/office/drawing/2016/5/11/chartex" xmlns:cx6="http://schemas.microsoft.com/office/drawing/2016/5/12/chartex" xmlns:cx7="http://schemas.microsoft.com/office/drawing/2016/5/13/chartex" xmlns:cx8="http://schemas.microsoft.com/office/drawing/2016/5/14/chartex" xmlns:mc="http://schemas.openxmlformats.org/markup-compatibility/2006" xmlns:aink="http://schemas.microsoft.com/office/drawing/2016/ink" xmlns:am3d="http://schemas.microsoft.com/office/drawing/2017/model3d" xmlns:o="urn:schemas-microsoft-com:office:office" xmlns:oel="http://schemas.microsoft.com/office/2019/extlst" xmlns:r="http://schemas.openxmlformats.org/officeDocument/2006/relationships" xmlns:m="http://schemas.openxmlformats.org/officeDocument/2006/math" xmlns:v="urn:schemas-microsoft-com:vml" xmlns:wp14="http://schemas.microsoft.com/office/word/2010/wordprocessingDrawing" xmlns:wp="http://schemas.openxmlformats.org/drawingml/2006/wordprocessingDrawing" xmlns:w10="urn:schemas-microsoft-com:office:word" xmlns:w="http://schemas.openxmlformats.org/wordprocessingml/2006/main" xmlns:w14="http://schemas.microsoft.com/office/word/2010/wordml" xmlns:w15="http://schemas.microsoft.com/office/word/2012/wordml" xmlns:w16cex="http://schemas.microsoft.com/office/word/2018/wordml/cex" xmlns:w16cid="http://schemas.microsoft.com/office/word/2016/wordml/cid" xmlns:w16="http://schemas.microsoft.com/office/word/2018/wordml" xmlns:w16du="http://schemas.microsoft.com/office/word/2023/wordml/word16du" xmlns:w16sdtdh="http://schemas.microsoft.com/office/word/2020/wordml/sdtdatahash" xmlns:w16sdtfl="http://schemas.microsoft.com/office/word/2024/wordml/sdtformatlock" xmlns:w16se="http://schemas.microsoft.com/office/word/2015/wordml/symex" xmlns:wpg="http://schemas.microsoft.com/office/word/2010/wordprocessingGroup" xmlns:wpi="http://schemas.microsoft.com/office/word/2010/wordprocessingInk" xmlns:wne="http://schemas.microsoft.com/office/word/2006/wordml" xmlns:wps="http://schemas.microsoft.com/office/word/2010/wordprocessingShape" mc:Ignorable="w14 w15 w16se w16cid w16 w16cex w16sdtdh w16sdtfl w16du wp14">
+<w:numbering xmlns:wpc="http://schemas.microsoft.com/office/word/2010/wordprocessingCanvas" xmlns:cx="http://schemas.microsoft.com/office/drawing/2014/chartex" xmlns:cx1="http://schemas.microsoft.com/office/drawing/2015/9/8/chartex" xmlns:cx2="http://schemas.microsoft.com/office/drawing/2015/10/21/chartex" xmlns:cx3="http://schemas.microsoft.com/office/drawing/2016/5/9/chartex" xmlns:cx4="http://schemas.microsoft.com/office/drawing/2016/5/10/chartex" xmlns:cx5="http://schemas.microsoft.com/office/drawing/2016/5/11/chartex" xmlns:cx6="http://schemas.microsoft.com/office/drawing/2016/5/12/chartex" xmlns:cx7="http://schemas.microsoft.com/office/drawing/2016/5/13/chartex" xmlns:cx8="http://schemas.microsoft.com/office/drawing/2016/5/14/chartex" xmlns:mc="http://schemas.openxmlformats.org/markup-compatibility/2006" xmlns:aink="http://schemas.microsoft.com/office/drawing/2016/ink" xmlns:am3d="http://schemas.microsoft.com/office/drawing/2017/model3d" xmlns:o="urn:schemas-microsoft-com:office:office" xmlns:oel="http://schemas.microsoft.com/office/2019/extlst" xmlns:r="http://schemas.openxmlformats.org/officeDocument/2006/relationships" xmlns:m="http://schemas.openxmlformats.org/officeDocument/2006/math" xmlns:v="urn:schemas-microsoft-com:vml" xmlns:wp14="http://schemas.microsoft.com/office/word/2010/wordprocessingDrawing" xmlns:wp="http://schemas.openxmlformats.org/drawingml/2006/wordprocessingDrawing" xmlns:w10="urn:schemas-microsoft-com:office:word" xmlns:w="http://schemas.openxmlformats.org/wordprocessingml/2006/main" xmlns:w14="http://schemas.microsoft.com/office/word/2010/wordml" xmlns:w15="http://schemas.microsoft.com/office/word/2012/wordml" xmlns:w16cex="http://schemas.microsoft.com/office/word/2018/wordml/cex" xmlns:w16cid="http://schemas.microsoft.com/office/word/2016/wordml/cid" xmlns:w16="http://schemas.microsoft.com/office/word/2018/wordml" xmlns:w16du="http://schemas.microsoft.com/office/word/2023/wordml/word16du" xmlns:w16sdtdh="http://schemas.microsoft.com/office/word/2020/wordml/sdtdatahash" xmlns:w16se="http://schemas.microsoft.com/office/word/2015/wordml/symex" xmlns:wpg="http://schemas.microsoft.com/office/word/2010/wordprocessingGroup" xmlns:wpi="http://schemas.microsoft.com/office/word/2010/wordprocessingInk" xmlns:wne="http://schemas.microsoft.com/office/word/2006/wordml" xmlns:wps="http://schemas.microsoft.com/office/word/2010/wordprocessingShape" mc:Ignorable="w14 w15 w16se w16cid w16 w16cex w16sdtdh w16du wp14">
   <w:abstractNum w:abstractNumId="0" w15:restartNumberingAfterBreak="0">
     <w:nsid w:val="FFFFFFFB"/>
     <w:multiLevelType w:val="multilevel"/>
@@ -3037,6 +3213,118 @@
     </w:lvl>
   </w:abstractNum>
   <w:abstractNum w:abstractNumId="14" w15:restartNumberingAfterBreak="0">
+    <w:nsid w:val="36BB695D"/>
+    <w:multiLevelType w:val="hybridMultilevel"/>
+    <w:tmpl w:val="4A2E2682"/>
+    <w:lvl w:ilvl="0" w:tplc="0A5E36BC">
+      <w:numFmt w:val="bullet"/>
+      <w:lvlText w:val="-"/>
+      <w:lvlJc w:val="left"/>
+      <w:pPr>
+        <w:ind w:left="1080" w:hanging="360"/>
+      </w:pPr>
+      <w:rPr>
+        <w:rFonts w:ascii="Times New Roman" w:eastAsia="Times New Roman" w:hAnsi="Times New Roman" w:cs="Times New Roman" w:hint="default"/>
+      </w:rPr>
+    </w:lvl>
+    <w:lvl w:ilvl="1" w:tplc="04090003" w:tentative="1">
+      <w:start w:val="1"/>
+      <w:numFmt w:val="bullet"/>
+      <w:lvlText w:val="o"/>
+      <w:lvlJc w:val="left"/>
+      <w:pPr>
+        <w:ind w:left="1800" w:hanging="360"/>
+      </w:pPr>
+      <w:rPr>
+        <w:rFonts w:ascii="Courier New" w:hAnsi="Courier New" w:cs="Courier New" w:hint="default"/>
+      </w:rPr>
+    </w:lvl>
+    <w:lvl w:ilvl="2" w:tplc="04090005" w:tentative="1">
+      <w:start w:val="1"/>
+      <w:numFmt w:val="bullet"/>
+      <w:lvlText w:val=""/>
+      <w:lvlJc w:val="left"/>
+      <w:pPr>
+        <w:ind w:left="2520" w:hanging="360"/>
+      </w:pPr>
+      <w:rPr>
+        <w:rFonts w:ascii="Wingdings" w:hAnsi="Wingdings" w:hint="default"/>
+      </w:rPr>
+    </w:lvl>
+    <w:lvl w:ilvl="3" w:tplc="04090001" w:tentative="1">
+      <w:start w:val="1"/>
+      <w:numFmt w:val="bullet"/>
+      <w:lvlText w:val=""/>
+      <w:lvlJc w:val="left"/>
+      <w:pPr>
+        <w:ind w:left="3240" w:hanging="360"/>
+      </w:pPr>
+      <w:rPr>
+        <w:rFonts w:ascii="Symbol" w:hAnsi="Symbol" w:hint="default"/>
+      </w:rPr>
+    </w:lvl>
+    <w:lvl w:ilvl="4" w:tplc="04090003" w:tentative="1">
+      <w:start w:val="1"/>
+      <w:numFmt w:val="bullet"/>
+      <w:lvlText w:val="o"/>
+      <w:lvlJc w:val="left"/>
+      <w:pPr>
+        <w:ind w:left="3960" w:hanging="360"/>
+      </w:pPr>
+      <w:rPr>
+        <w:rFonts w:ascii="Courier New" w:hAnsi="Courier New" w:cs="Courier New" w:hint="default"/>
+      </w:rPr>
+    </w:lvl>
+    <w:lvl w:ilvl="5" w:tplc="04090005" w:tentative="1">
+      <w:start w:val="1"/>
+      <w:numFmt w:val="bullet"/>
+      <w:lvlText w:val=""/>
+      <w:lvlJc w:val="left"/>
+      <w:pPr>
+        <w:ind w:left="4680" w:hanging="360"/>
+      </w:pPr>
+      <w:rPr>
+        <w:rFonts w:ascii="Wingdings" w:hAnsi="Wingdings" w:hint="default"/>
+      </w:rPr>
+    </w:lvl>
+    <w:lvl w:ilvl="6" w:tplc="04090001" w:tentative="1">
+      <w:start w:val="1"/>
+      <w:numFmt w:val="bullet"/>
+      <w:lvlText w:val=""/>
+      <w:lvlJc w:val="left"/>
+      <w:pPr>
+        <w:ind w:left="5400" w:hanging="360"/>
+      </w:pPr>
+      <w:rPr>
+        <w:rFonts w:ascii="Symbol" w:hAnsi="Symbol" w:hint="default"/>
+      </w:rPr>
+    </w:lvl>
+    <w:lvl w:ilvl="7" w:tplc="04090003" w:tentative="1">
+      <w:start w:val="1"/>
+      <w:numFmt w:val="bullet"/>
+      <w:lvlText w:val="o"/>
+      <w:lvlJc w:val="left"/>
+      <w:pPr>
+        <w:ind w:left="6120" w:hanging="360"/>
+      </w:pPr>
+      <w:rPr>
+        <w:rFonts w:ascii="Courier New" w:hAnsi="Courier New" w:cs="Courier New" w:hint="default"/>
+      </w:rPr>
+    </w:lvl>
+    <w:lvl w:ilvl="8" w:tplc="04090005" w:tentative="1">
+      <w:start w:val="1"/>
+      <w:numFmt w:val="bullet"/>
+      <w:lvlText w:val=""/>
+      <w:lvlJc w:val="left"/>
+      <w:pPr>
+        <w:ind w:left="6840" w:hanging="360"/>
+      </w:pPr>
+      <w:rPr>
+        <w:rFonts w:ascii="Wingdings" w:hAnsi="Wingdings" w:hint="default"/>
+      </w:rPr>
+    </w:lvl>
+  </w:abstractNum>
+  <w:abstractNum w:abstractNumId="15" w15:restartNumberingAfterBreak="0">
     <w:nsid w:val="3F9A29C7"/>
     <w:multiLevelType w:val="hybridMultilevel"/>
     <w:tmpl w:val="56A436CA"/>
@@ -3148,7 +3436,7 @@
       </w:rPr>
     </w:lvl>
   </w:abstractNum>
-  <w:abstractNum w:abstractNumId="15" w15:restartNumberingAfterBreak="0">
+  <w:abstractNum w:abstractNumId="16" w15:restartNumberingAfterBreak="0">
     <w:nsid w:val="42B97F7B"/>
     <w:multiLevelType w:val="singleLevel"/>
     <w:tmpl w:val="04090001"/>
@@ -3168,7 +3456,7 @@
       </w:rPr>
     </w:lvl>
   </w:abstractNum>
-  <w:abstractNum w:abstractNumId="16" w15:restartNumberingAfterBreak="0">
+  <w:abstractNum w:abstractNumId="17" w15:restartNumberingAfterBreak="0">
     <w:nsid w:val="47C470C2"/>
     <w:multiLevelType w:val="multilevel"/>
     <w:tmpl w:val="1FDA45B4"/>
@@ -3282,7 +3570,7 @@
       </w:pPr>
     </w:lvl>
   </w:abstractNum>
-  <w:abstractNum w:abstractNumId="17" w15:restartNumberingAfterBreak="0">
+  <w:abstractNum w:abstractNumId="18" w15:restartNumberingAfterBreak="0">
     <w:nsid w:val="49E170D0"/>
     <w:multiLevelType w:val="singleLevel"/>
     <w:tmpl w:val="04090001"/>
@@ -3302,7 +3590,7 @@
       </w:rPr>
     </w:lvl>
   </w:abstractNum>
-  <w:abstractNum w:abstractNumId="18" w15:restartNumberingAfterBreak="0">
+  <w:abstractNum w:abstractNumId="19" w15:restartNumberingAfterBreak="0">
     <w:nsid w:val="4F64732B"/>
     <w:multiLevelType w:val="singleLevel"/>
     <w:tmpl w:val="04090001"/>
@@ -3322,7 +3610,7 @@
       </w:rPr>
     </w:lvl>
   </w:abstractNum>
-  <w:abstractNum w:abstractNumId="19" w15:restartNumberingAfterBreak="0">
+  <w:abstractNum w:abstractNumId="20" w15:restartNumberingAfterBreak="0">
     <w:nsid w:val="52DF734E"/>
     <w:multiLevelType w:val="singleLevel"/>
     <w:tmpl w:val="04090001"/>
@@ -3342,7 +3630,119 @@
       </w:rPr>
     </w:lvl>
   </w:abstractNum>
-  <w:abstractNum w:abstractNumId="20" w15:restartNumberingAfterBreak="0">
+  <w:abstractNum w:abstractNumId="21" w15:restartNumberingAfterBreak="0">
+    <w:nsid w:val="593220EC"/>
+    <w:multiLevelType w:val="hybridMultilevel"/>
+    <w:tmpl w:val="F842A7DC"/>
+    <w:lvl w:ilvl="0" w:tplc="4B764ACC">
+      <w:numFmt w:val="bullet"/>
+      <w:lvlText w:val="-"/>
+      <w:lvlJc w:val="left"/>
+      <w:pPr>
+        <w:ind w:left="1080" w:hanging="360"/>
+      </w:pPr>
+      <w:rPr>
+        <w:rFonts w:ascii="Times New Roman" w:eastAsia="Times New Roman" w:hAnsi="Times New Roman" w:cs="Times New Roman" w:hint="default"/>
+      </w:rPr>
+    </w:lvl>
+    <w:lvl w:ilvl="1" w:tplc="04090003">
+      <w:start w:val="1"/>
+      <w:numFmt w:val="bullet"/>
+      <w:lvlText w:val="o"/>
+      <w:lvlJc w:val="left"/>
+      <w:pPr>
+        <w:ind w:left="1800" w:hanging="360"/>
+      </w:pPr>
+      <w:rPr>
+        <w:rFonts w:ascii="Courier New" w:hAnsi="Courier New" w:cs="Courier New" w:hint="default"/>
+      </w:rPr>
+    </w:lvl>
+    <w:lvl w:ilvl="2" w:tplc="04090005">
+      <w:start w:val="1"/>
+      <w:numFmt w:val="bullet"/>
+      <w:lvlText w:val=""/>
+      <w:lvlJc w:val="left"/>
+      <w:pPr>
+        <w:ind w:left="2520" w:hanging="360"/>
+      </w:pPr>
+      <w:rPr>
+        <w:rFonts w:ascii="Wingdings" w:hAnsi="Wingdings" w:hint="default"/>
+      </w:rPr>
+    </w:lvl>
+    <w:lvl w:ilvl="3" w:tplc="04090001" w:tentative="1">
+      <w:start w:val="1"/>
+      <w:numFmt w:val="bullet"/>
+      <w:lvlText w:val=""/>
+      <w:lvlJc w:val="left"/>
+      <w:pPr>
+        <w:ind w:left="3240" w:hanging="360"/>
+      </w:pPr>
+      <w:rPr>
+        <w:rFonts w:ascii="Symbol" w:hAnsi="Symbol" w:hint="default"/>
+      </w:rPr>
+    </w:lvl>
+    <w:lvl w:ilvl="4" w:tplc="04090003" w:tentative="1">
+      <w:start w:val="1"/>
+      <w:numFmt w:val="bullet"/>
+      <w:lvlText w:val="o"/>
+      <w:lvlJc w:val="left"/>
+      <w:pPr>
+        <w:ind w:left="3960" w:hanging="360"/>
+      </w:pPr>
+      <w:rPr>
+        <w:rFonts w:ascii="Courier New" w:hAnsi="Courier New" w:cs="Courier New" w:hint="default"/>
+      </w:rPr>
+    </w:lvl>
+    <w:lvl w:ilvl="5" w:tplc="04090005" w:tentative="1">
+      <w:start w:val="1"/>
+      <w:numFmt w:val="bullet"/>
+      <w:lvlText w:val=""/>
+      <w:lvlJc w:val="left"/>
+      <w:pPr>
+        <w:ind w:left="4680" w:hanging="360"/>
+      </w:pPr>
+      <w:rPr>
+        <w:rFonts w:ascii="Wingdings" w:hAnsi="Wingdings" w:hint="default"/>
+      </w:rPr>
+    </w:lvl>
+    <w:lvl w:ilvl="6" w:tplc="04090001" w:tentative="1">
+      <w:start w:val="1"/>
+      <w:numFmt w:val="bullet"/>
+      <w:lvlText w:val=""/>
+      <w:lvlJc w:val="left"/>
+      <w:pPr>
+        <w:ind w:left="5400" w:hanging="360"/>
+      </w:pPr>
+      <w:rPr>
+        <w:rFonts w:ascii="Symbol" w:hAnsi="Symbol" w:hint="default"/>
+      </w:rPr>
+    </w:lvl>
+    <w:lvl w:ilvl="7" w:tplc="04090003" w:tentative="1">
+      <w:start w:val="1"/>
+      <w:numFmt w:val="bullet"/>
+      <w:lvlText w:val="o"/>
+      <w:lvlJc w:val="left"/>
+      <w:pPr>
+        <w:ind w:left="6120" w:hanging="360"/>
+      </w:pPr>
+      <w:rPr>
+        <w:rFonts w:ascii="Courier New" w:hAnsi="Courier New" w:cs="Courier New" w:hint="default"/>
+      </w:rPr>
+    </w:lvl>
+    <w:lvl w:ilvl="8" w:tplc="04090005" w:tentative="1">
+      <w:start w:val="1"/>
+      <w:numFmt w:val="bullet"/>
+      <w:lvlText w:val=""/>
+      <w:lvlJc w:val="left"/>
+      <w:pPr>
+        <w:ind w:left="6840" w:hanging="360"/>
+      </w:pPr>
+      <w:rPr>
+        <w:rFonts w:ascii="Wingdings" w:hAnsi="Wingdings" w:hint="default"/>
+      </w:rPr>
+    </w:lvl>
+  </w:abstractNum>
+  <w:abstractNum w:abstractNumId="22" w15:restartNumberingAfterBreak="0">
     <w:nsid w:val="5EFE756A"/>
     <w:multiLevelType w:val="hybridMultilevel"/>
     <w:tmpl w:val="F9C0F988"/>
@@ -3454,7 +3854,7 @@
       </w:rPr>
     </w:lvl>
   </w:abstractNum>
-  <w:abstractNum w:abstractNumId="21" w15:restartNumberingAfterBreak="0">
+  <w:abstractNum w:abstractNumId="23" w15:restartNumberingAfterBreak="0">
     <w:nsid w:val="6D2F7D46"/>
     <w:multiLevelType w:val="singleLevel"/>
     <w:tmpl w:val="04090001"/>
@@ -3474,7 +3874,7 @@
       </w:rPr>
     </w:lvl>
   </w:abstractNum>
-  <w:abstractNum w:abstractNumId="22" w15:restartNumberingAfterBreak="0">
+  <w:abstractNum w:abstractNumId="24" w15:restartNumberingAfterBreak="0">
     <w:nsid w:val="71F21F2A"/>
     <w:multiLevelType w:val="singleLevel"/>
     <w:tmpl w:val="04090001"/>
@@ -3494,7 +3894,7 @@
       </w:rPr>
     </w:lvl>
   </w:abstractNum>
-  <w:abstractNum w:abstractNumId="23" w15:restartNumberingAfterBreak="0">
+  <w:abstractNum w:abstractNumId="25" w15:restartNumberingAfterBreak="0">
     <w:nsid w:val="743601FB"/>
     <w:multiLevelType w:val="singleLevel"/>
     <w:tmpl w:val="04090001"/>
@@ -3514,7 +3914,7 @@
       </w:rPr>
     </w:lvl>
   </w:abstractNum>
-  <w:abstractNum w:abstractNumId="24" w15:restartNumberingAfterBreak="0">
+  <w:abstractNum w:abstractNumId="26" w15:restartNumberingAfterBreak="0">
     <w:nsid w:val="74D569E2"/>
     <w:multiLevelType w:val="hybridMultilevel"/>
     <w:tmpl w:val="0FC2D632"/>
@@ -3626,7 +4026,7 @@
       </w:rPr>
     </w:lvl>
   </w:abstractNum>
-  <w:abstractNum w:abstractNumId="25" w15:restartNumberingAfterBreak="0">
+  <w:abstractNum w:abstractNumId="27" w15:restartNumberingAfterBreak="0">
     <w:nsid w:val="75297224"/>
     <w:multiLevelType w:val="hybridMultilevel"/>
     <w:tmpl w:val="2CA07ED8"/>
@@ -3738,7 +4138,7 @@
       </w:rPr>
     </w:lvl>
   </w:abstractNum>
-  <w:abstractNum w:abstractNumId="26" w15:restartNumberingAfterBreak="0">
+  <w:abstractNum w:abstractNumId="28" w15:restartNumberingAfterBreak="0">
     <w:nsid w:val="756150CA"/>
     <w:multiLevelType w:val="singleLevel"/>
     <w:tmpl w:val="04090001"/>
@@ -3758,7 +4158,7 @@
       </w:rPr>
     </w:lvl>
   </w:abstractNum>
-  <w:abstractNum w:abstractNumId="27" w15:restartNumberingAfterBreak="0">
+  <w:abstractNum w:abstractNumId="29" w15:restartNumberingAfterBreak="0">
     <w:nsid w:val="7BE434D7"/>
     <w:multiLevelType w:val="singleLevel"/>
     <w:tmpl w:val="04090001"/>
@@ -3785,13 +4185,13 @@
     <w:abstractNumId w:val="12"/>
   </w:num>
   <w:num w:numId="3" w16cid:durableId="2127961893">
-    <w:abstractNumId w:val="27"/>
+    <w:abstractNumId w:val="29"/>
   </w:num>
   <w:num w:numId="4" w16cid:durableId="1976328774">
-    <w:abstractNumId w:val="19"/>
+    <w:abstractNumId w:val="20"/>
   </w:num>
   <w:num w:numId="5" w16cid:durableId="1575972744">
-    <w:abstractNumId w:val="18"/>
+    <w:abstractNumId w:val="19"/>
   </w:num>
   <w:num w:numId="6" w16cid:durableId="152109888">
     <w:abstractNumId w:val="1"/>
@@ -3814,7 +4214,7 @@
     <w:abstractNumId w:val="2"/>
   </w:num>
   <w:num w:numId="8" w16cid:durableId="1457212300">
-    <w:abstractNumId w:val="26"/>
+    <w:abstractNumId w:val="28"/>
   </w:num>
   <w:num w:numId="9" w16cid:durableId="2020042611">
     <w:abstractNumId w:val="3"/>
@@ -3826,7 +4226,7 @@
     <w:abstractNumId w:val="10"/>
   </w:num>
   <w:num w:numId="12" w16cid:durableId="1373772660">
-    <w:abstractNumId w:val="23"/>
+    <w:abstractNumId w:val="25"/>
   </w:num>
   <w:num w:numId="13" w16cid:durableId="1937903031">
     <w:abstractNumId w:val="9"/>
@@ -3835,16 +4235,16 @@
     <w:abstractNumId w:val="6"/>
   </w:num>
   <w:num w:numId="15" w16cid:durableId="349988167">
-    <w:abstractNumId w:val="22"/>
+    <w:abstractNumId w:val="24"/>
   </w:num>
   <w:num w:numId="16" w16cid:durableId="664280071">
-    <w:abstractNumId w:val="17"/>
+    <w:abstractNumId w:val="18"/>
   </w:num>
   <w:num w:numId="17" w16cid:durableId="1752314264">
     <w:abstractNumId w:val="7"/>
   </w:num>
   <w:num w:numId="18" w16cid:durableId="1069495068">
-    <w:abstractNumId w:val="15"/>
+    <w:abstractNumId w:val="16"/>
   </w:num>
   <w:num w:numId="19" w16cid:durableId="1985427359">
     <w:abstractNumId w:val="1"/>
@@ -3868,25 +4268,25 @@
     <w:abstractNumId w:val="8"/>
   </w:num>
   <w:num w:numId="21" w16cid:durableId="938172042">
-    <w:abstractNumId w:val="21"/>
+    <w:abstractNumId w:val="23"/>
   </w:num>
   <w:num w:numId="22" w16cid:durableId="1310209938">
-    <w:abstractNumId w:val="16"/>
+    <w:abstractNumId w:val="17"/>
   </w:num>
   <w:num w:numId="23" w16cid:durableId="2031295081">
-    <w:abstractNumId w:val="14"/>
+    <w:abstractNumId w:val="15"/>
   </w:num>
   <w:num w:numId="24" w16cid:durableId="1380471072">
     <w:abstractNumId w:val="11"/>
   </w:num>
   <w:num w:numId="25" w16cid:durableId="66658407">
-    <w:abstractNumId w:val="25"/>
+    <w:abstractNumId w:val="27"/>
   </w:num>
   <w:num w:numId="26" w16cid:durableId="1260870447">
-    <w:abstractNumId w:val="24"/>
+    <w:abstractNumId w:val="26"/>
   </w:num>
   <w:num w:numId="27" w16cid:durableId="1632132212">
-    <w:abstractNumId w:val="20"/>
+    <w:abstractNumId w:val="22"/>
   </w:num>
   <w:num w:numId="28" w16cid:durableId="749739763">
     <w:abstractNumId w:val="4"/>
@@ -3894,11 +4294,17 @@
   <w:num w:numId="29" w16cid:durableId="1009865696">
     <w:abstractNumId w:val="5"/>
   </w:num>
+  <w:num w:numId="30" w16cid:durableId="387263917">
+    <w:abstractNumId w:val="14"/>
+  </w:num>
+  <w:num w:numId="31" w16cid:durableId="898829710">
+    <w:abstractNumId w:val="21"/>
+  </w:num>
 </w:numbering>
 </file>
 
 <file path=word/styles.xml><?xml version="1.0" encoding="utf-8"?>
-<w:styles xmlns:mc="http://schemas.openxmlformats.org/markup-compatibility/2006" xmlns:r="http://schemas.openxmlformats.org/officeDocument/2006/relationships" xmlns:w="http://schemas.openxmlformats.org/wordprocessingml/2006/main" xmlns:w14="http://schemas.microsoft.com/office/word/2010/wordml" xmlns:w15="http://schemas.microsoft.com/office/word/2012/wordml" xmlns:w16cex="http://schemas.microsoft.com/office/word/2018/wordml/cex" xmlns:w16cid="http://schemas.microsoft.com/office/word/2016/wordml/cid" xmlns:w16="http://schemas.microsoft.com/office/word/2018/wordml" xmlns:w16du="http://schemas.microsoft.com/office/word/2023/wordml/word16du" xmlns:w16sdtdh="http://schemas.microsoft.com/office/word/2020/wordml/sdtdatahash" xmlns:w16sdtfl="http://schemas.microsoft.com/office/word/2024/wordml/sdtformatlock" xmlns:w16se="http://schemas.microsoft.com/office/word/2015/wordml/symex" mc:Ignorable="w14 w15 w16se w16cid w16 w16cex w16sdtdh w16sdtfl w16du">
+<w:styles xmlns:mc="http://schemas.openxmlformats.org/markup-compatibility/2006" xmlns:r="http://schemas.openxmlformats.org/officeDocument/2006/relationships" xmlns:w="http://schemas.openxmlformats.org/wordprocessingml/2006/main" xmlns:w14="http://schemas.microsoft.com/office/word/2010/wordml" xmlns:w15="http://schemas.microsoft.com/office/word/2012/wordml" xmlns:w16cex="http://schemas.microsoft.com/office/word/2018/wordml/cex" xmlns:w16cid="http://schemas.microsoft.com/office/word/2016/wordml/cid" xmlns:w16="http://schemas.microsoft.com/office/word/2018/wordml" xmlns:w16du="http://schemas.microsoft.com/office/word/2023/wordml/word16du" xmlns:w16sdtdh="http://schemas.microsoft.com/office/word/2020/wordml/sdtdatahash" xmlns:w16se="http://schemas.microsoft.com/office/word/2015/wordml/symex" mc:Ignorable="w14 w15 w16se w16cid w16 w16cex w16sdtdh w16du">
   <w:docDefaults>
     <w:rPrDefault>
       <w:rPr>
@@ -5147,11 +5553,12 @@
 </file>
 
 <file path=customXml/item1.xml><?xml version="1.0" encoding="utf-8"?>
-<p:properties xmlns:p="http://schemas.microsoft.com/office/2006/metadata/properties" xmlns:xsi="http://www.w3.org/2001/XMLSchema-instance" xmlns:pc="http://schemas.microsoft.com/office/infopath/2007/PartnerControls">
-  <documentManagement>
-    <_activity xmlns="a61b5c64-63b7-4a2d-b3f2-a16afc21518c" xsi:nil="true"/>
-  </documentManagement>
-</p:properties>
+<?mso-contentType ?>
+<FormTemplates xmlns="http://schemas.microsoft.com/sharepoint/v3/contenttype/forms">
+  <Display>DocumentLibraryForm</Display>
+  <Edit>DocumentLibraryForm</Edit>
+  <New>DocumentLibraryForm</New>
+</FormTemplates>
 </file>
 
 <file path=customXml/item2.xml><?xml version="1.0" encoding="utf-8"?>
@@ -5349,20 +5756,17 @@
 </file>
 
 <file path=customXml/item3.xml><?xml version="1.0" encoding="utf-8"?>
-<?mso-contentType ?>
-<FormTemplates xmlns="http://schemas.microsoft.com/sharepoint/v3/contenttype/forms">
-  <Display>DocumentLibraryForm</Display>
-  <Edit>DocumentLibraryForm</Edit>
-  <New>DocumentLibraryForm</New>
-</FormTemplates>
+<p:properties xmlns:p="http://schemas.microsoft.com/office/2006/metadata/properties" xmlns:xsi="http://www.w3.org/2001/XMLSchema-instance" xmlns:pc="http://schemas.microsoft.com/office/infopath/2007/PartnerControls">
+  <documentManagement>
+    <_activity xmlns="a61b5c64-63b7-4a2d-b3f2-a16afc21518c" xsi:nil="true"/>
+  </documentManagement>
+</p:properties>
 </file>
 
 <file path=customXml/itemProps1.xml><?xml version="1.0" encoding="utf-8"?>
-<ds:datastoreItem xmlns:ds="http://schemas.openxmlformats.org/officeDocument/2006/customXml" ds:itemID="{B6B7DD65-1A33-4899-A019-F679D2B0A253}">
+<ds:datastoreItem xmlns:ds="http://schemas.openxmlformats.org/officeDocument/2006/customXml" ds:itemID="{7E168481-9441-4343-9BB5-69D52086740A}">
   <ds:schemaRefs>
-    <ds:schemaRef ds:uri="http://schemas.microsoft.com/office/2006/metadata/properties"/>
-    <ds:schemaRef ds:uri="http://schemas.microsoft.com/office/infopath/2007/PartnerControls"/>
-    <ds:schemaRef ds:uri="a61b5c64-63b7-4a2d-b3f2-a16afc21518c"/>
+    <ds:schemaRef ds:uri="http://schemas.microsoft.com/sharepoint/v3/contenttype/forms"/>
   </ds:schemaRefs>
 </ds:datastoreItem>
 </file>
@@ -5386,9 +5790,11 @@
 </file>
 
 <file path=customXml/itemProps3.xml><?xml version="1.0" encoding="utf-8"?>
-<ds:datastoreItem xmlns:ds="http://schemas.openxmlformats.org/officeDocument/2006/customXml" ds:itemID="{7E168481-9441-4343-9BB5-69D52086740A}">
+<ds:datastoreItem xmlns:ds="http://schemas.openxmlformats.org/officeDocument/2006/customXml" ds:itemID="{B6B7DD65-1A33-4899-A019-F679D2B0A253}">
   <ds:schemaRefs>
-    <ds:schemaRef ds:uri="http://schemas.microsoft.com/sharepoint/v3/contenttype/forms"/>
+    <ds:schemaRef ds:uri="http://schemas.microsoft.com/office/2006/metadata/properties"/>
+    <ds:schemaRef ds:uri="http://schemas.microsoft.com/office/infopath/2007/PartnerControls"/>
+    <ds:schemaRef ds:uri="a61b5c64-63b7-4a2d-b3f2-a16afc21518c"/>
   </ds:schemaRefs>
 </ds:datastoreItem>
 </file>
--- a/doc/Calculatorz-Software-Architecutre-Design.docx
+++ b/doc/Calculatorz-Software-Architecutre-Design.docx
@@ -34,7 +34,13 @@
         <w:rPr>
           <w:sz w:val="28"/>
         </w:rPr>
-        <w:t>Version 1.0</w:t>
+        <w:t>Version 1.</w:t>
+      </w:r>
+      <w:r>
+        <w:rPr>
+          <w:sz w:val="28"/>
+        </w:rPr>
+        <w:t>2</w:t>
       </w:r>
     </w:p>
     <w:p>
@@ -391,6 +397,9 @@
             <w:pPr>
               <w:pStyle w:val="Tabletext"/>
             </w:pPr>
+            <w:r>
+              <w:t>2026-03-24</w:t>
+            </w:r>
           </w:p>
         </w:tc>
         <w:tc>
@@ -401,6 +410,9 @@
             <w:pPr>
               <w:pStyle w:val="Tabletext"/>
             </w:pPr>
+            <w:r>
+              <w:t>1.2</w:t>
+            </w:r>
           </w:p>
         </w:tc>
         <w:tc>
@@ -411,6 +423,9 @@
             <w:pPr>
               <w:pStyle w:val="Tabletext"/>
             </w:pPr>
+            <w:r>
+              <w:t>Third Draft</w:t>
+            </w:r>
           </w:p>
         </w:tc>
         <w:tc>
@@ -421,6 +436,9 @@
             <w:pPr>
               <w:pStyle w:val="Tabletext"/>
             </w:pPr>
+            <w:r>
+              <w:t>Jason + Group</w:t>
+            </w:r>
           </w:p>
         </w:tc>
       </w:tr>

--- a/doc/Calculatorz-Software-Architecutre-Design.docx
+++ b/doc/Calculatorz-Software-Architecutre-Design.docx
@@ -391,6 +391,9 @@
             <w:pPr>
               <w:pStyle w:val="Tabletext"/>
             </w:pPr>
+            <w:r>
+              <w:t>2026-03-24</w:t>
+            </w:r>
           </w:p>
         </w:tc>
         <w:tc>
@@ -401,6 +404,9 @@
             <w:pPr>
               <w:pStyle w:val="Tabletext"/>
             </w:pPr>
+            <w:r>
+              <w:t>1.2</w:t>
+            </w:r>
           </w:p>
         </w:tc>
         <w:tc>
@@ -411,6 +417,9 @@
             <w:pPr>
               <w:pStyle w:val="Tabletext"/>
             </w:pPr>
+            <w:r>
+              <w:t>Third Draft</w:t>
+            </w:r>
           </w:p>
         </w:tc>
         <w:tc>
@@ -421,6 +430,9 @@
             <w:pPr>
               <w:pStyle w:val="Tabletext"/>
             </w:pPr>
+            <w:r>
+              <w:t>Chase + Group</w:t>
+            </w:r>
           </w:p>
         </w:tc>
       </w:tr>
@@ -1232,15 +1244,7 @@
       </w:pPr>
       <w:bookmarkStart w:id="4" w:name="_Toc456598588"/>
       <w:r>
-        <w:t xml:space="preserve">[This document provides a comprehensive architectural overview of the system, using </w:t>
-      </w:r>
-      <w:proofErr w:type="gramStart"/>
-      <w:r>
-        <w:t>a number of</w:t>
-      </w:r>
-      <w:proofErr w:type="gramEnd"/>
-      <w:r>
-        <w:t xml:space="preserve"> different architectural views to depict different aspects of the system. It is intended to capture and convey the significant architectural decisions which have been made on the system.]</w:t>
+        <w:t>[This document provides a comprehensive architectural overview of the system, using a number of different architectural views to depict different aspects of the system. It is intended to capture and convey the significant architectural decisions which have been made on the system.]</w:t>
       </w:r>
     </w:p>
     <w:p>
@@ -1269,6 +1273,14 @@
       </w:r>
       <w:r>
         <w:t xml:space="preserve"> identified, with an indication of how they are expected to use the document.]</w:t>
+      </w:r>
+    </w:p>
+    <w:p>
+      <w:pPr>
+        <w:pStyle w:val="BodyText"/>
+      </w:pPr>
+      <w:r>
+        <w:t>The software architecture document describes the structure of our program on a fundamental level. It is intended to convey the specific architectural decisions which have been made on the system.</w:t>
       </w:r>
     </w:p>
     <w:p>
@@ -1543,23 +1555,7 @@
         <w:pStyle w:val="InfoBlue"/>
       </w:pPr>
       <w:r>
-        <w:t xml:space="preserve">[This section describes the software requirements and objectives that have some significant impact on the </w:t>
-      </w:r>
-      <w:proofErr w:type="gramStart"/>
-      <w:r>
-        <w:t>architecture;</w:t>
-      </w:r>
-      <w:proofErr w:type="gramEnd"/>
-      <w:r>
-        <w:t xml:space="preserve"> for example, safety, security, privacy, use of an off-the-shelf product, portability, distribution, and reuse. It also captures the special constraints that may </w:t>
-      </w:r>
-      <w:proofErr w:type="gramStart"/>
-      <w:r>
-        <w:t>apply:</w:t>
-      </w:r>
-      <w:proofErr w:type="gramEnd"/>
-      <w:r>
-        <w:t xml:space="preserve"> design and implementation strategy, development tools, team structure, schedule, legacy code, and so on.]</w:t>
+        <w:t>[This section describes the software requirements and objectives that have some significant impact on the architecture; for example, safety, security, privacy, use of an off-the-shelf product, portability, distribution, and reuse. It also captures the special constraints that may apply: design and implementation strategy, development tools, team structure, schedule, legacy code, and so on.]</w:t>
       </w:r>
     </w:p>
     <w:p>
@@ -1583,6 +1579,12 @@
         </w:rPr>
         <w:t xml:space="preserve"> </w:t>
       </w:r>
+      <w:r>
+        <w:rPr>
+          <w:highlight w:val="yellow"/>
+        </w:rPr>
+        <w:t>(copy over uses cases from srs)</w:t>
+      </w:r>
     </w:p>
     <w:p>
       <w:pPr>
@@ -1607,6 +1609,7 @@
         <w:rPr>
           <w:highlight w:val="yellow"/>
         </w:rPr>
+        <w:lastRenderedPageBreak/>
         <w:t>Use-Case Realizations</w:t>
       </w:r>
       <w:bookmarkEnd w:id="15"/>
@@ -1619,36 +1622,31 @@
         <w:rPr>
           <w:highlight w:val="yellow"/>
         </w:rPr>
-        <w:t xml:space="preserve">[This section illustrates how the software </w:t>
-      </w:r>
-      <w:proofErr w:type="gramStart"/>
-      <w:r>
-        <w:rPr>
-          <w:highlight w:val="yellow"/>
-        </w:rPr>
-        <w:t>actually works</w:t>
-      </w:r>
-      <w:proofErr w:type="gramEnd"/>
-      <w:r>
-        <w:rPr>
-          <w:highlight w:val="yellow"/>
-        </w:rPr>
-        <w:t xml:space="preserve"> by giving a few selected use-case (or scenario) </w:t>
-      </w:r>
-      <w:proofErr w:type="gramStart"/>
-      <w:r>
-        <w:rPr>
-          <w:highlight w:val="yellow"/>
-        </w:rPr>
-        <w:lastRenderedPageBreak/>
-        <w:t>realizations, and</w:t>
-      </w:r>
-      <w:proofErr w:type="gramEnd"/>
-      <w:r>
-        <w:rPr>
-          <w:highlight w:val="yellow"/>
-        </w:rPr>
-        <w:t xml:space="preserve"> explains how the various design model elements contribute to their functionality. If a Use-Case Realization Document is available, refer to it in this section.]</w:t>
+        <w:t>[This section illustrates how the software actually works by giving a few selected use-case (or scenario) realizations, and explains how the various design model elements contribute to their functionality. If a Use-Case Realization Document is available, refer to it in this section.]</w:t>
+      </w:r>
+    </w:p>
+    <w:p>
+      <w:pPr>
+        <w:pStyle w:val="BodyText"/>
+      </w:pPr>
+      <w:r>
+        <w:t>Our primary use case will be getting the results of computations used during tabletop role-playing games.</w:t>
+      </w:r>
+    </w:p>
+    <w:p>
+      <w:pPr>
+        <w:pStyle w:val="BodyText"/>
+      </w:pPr>
+      <w:r>
+        <w:t>This includes dice rolling of standard tabletop roleplaying game dice (having 4, 6, 8, 10, 12, 20, and 100</w:t>
+      </w:r>
+    </w:p>
+    <w:p>
+      <w:pPr>
+        <w:pStyle w:val="BodyText"/>
+      </w:pPr>
+      <w:r>
+        <w:t>sides). Alongside computing any kind of arithmetic the user may input</w:t>
       </w:r>
     </w:p>
     <w:p/>
@@ -1696,15 +1694,7 @@
         <w:pStyle w:val="BodyText"/>
       </w:pPr>
       <w:r>
-        <w:t xml:space="preserve">Tokenizer, </w:t>
-      </w:r>
-      <w:proofErr w:type="spellStart"/>
-      <w:r>
-        <w:t>Prioritizer</w:t>
-      </w:r>
-      <w:proofErr w:type="spellEnd"/>
-      <w:r>
-        <w:t>, and Evaluator will have their own module which will be included in the other files needed for the program to function.</w:t>
+        <w:t>Tokenizer, Prioritizer, and Evaluator will have their own module which will be included in the other files needed for the program to function.</w:t>
       </w:r>
     </w:p>
     <w:p>
@@ -1743,13 +1733,8 @@
       <w:pPr>
         <w:pStyle w:val="BodyText"/>
       </w:pPr>
-      <w:proofErr w:type="spellStart"/>
-      <w:r>
-        <w:t>randomDiceRoll</w:t>
-      </w:r>
-      <w:proofErr w:type="spellEnd"/>
-      <w:r>
-        <w:t>:</w:t>
+      <w:r>
+        <w:t>randomDiceRoll:</w:t>
       </w:r>
     </w:p>
     <w:p>
@@ -1778,13 +1763,8 @@
       <w:pPr>
         <w:pStyle w:val="BodyText"/>
       </w:pPr>
-      <w:proofErr w:type="spellStart"/>
-      <w:r>
-        <w:t>arithmeticOperators</w:t>
-      </w:r>
-      <w:proofErr w:type="spellEnd"/>
-      <w:r>
-        <w:t>:</w:t>
+      <w:r>
+        <w:t>arithmeticOperators:</w:t>
       </w:r>
     </w:p>
     <w:p>
@@ -1892,6 +1872,7 @@
         <w:pStyle w:val="BodyText"/>
       </w:pPr>
       <w:r>
+        <w:lastRenderedPageBreak/>
         <w:t>The interface will be a standard calculator interface based in QT that includes functions, basic arithmetic (multiplication, division, addition, and subtraction), numeral buttons (0-9, decimal), a clear button, and button</w:t>
       </w:r>
       <w:r>
@@ -1901,44 +1882,89 @@
         <w:t xml:space="preserve"> for randomized dice rolls for standard tabletop dice (D20, D12, D10, D8, D6, D4, and percentile dice).</w:t>
       </w:r>
       <w:r>
-        <w:t xml:space="preserve"> Pressing the “</w:t>
-      </w:r>
-      <w:proofErr w:type="spellStart"/>
-      <w:r>
-        <w:t>clr</w:t>
-      </w:r>
-      <w:proofErr w:type="spellEnd"/>
-      <w:r>
-        <w:t xml:space="preserve">” button will clear the display of all characters, however, when pressing </w:t>
-      </w:r>
-      <w:proofErr w:type="gramStart"/>
-      <w:r>
-        <w:t>shift</w:t>
-      </w:r>
-      <w:proofErr w:type="gramEnd"/>
-      <w:r>
-        <w:t xml:space="preserve"> it will provide a secondary interface that provides typical constants such as e, pi, etc. Within this interface there will also be a clear history button that clears all history of previous computations. </w:t>
+        <w:t xml:space="preserve"> Pressing the “clr” button will clear the display of all characters</w:t>
+      </w:r>
+      <w:r>
+        <w:t>.</w:t>
+      </w:r>
+      <w:r>
+        <w:t xml:space="preserve"> </w:t>
+      </w:r>
+      <w:r>
+        <w:t xml:space="preserve">When pressing the history, a secondary display will be presented with previous equations input into calculator with their answers. </w:t>
+      </w:r>
+      <w:r>
+        <w:t xml:space="preserve">Within this interface there will also be a clear history button that clears all history of previous computations. </w:t>
+      </w:r>
+    </w:p>
+    <w:p>
+      <w:pPr>
+        <w:pStyle w:val="BodyText"/>
+      </w:pPr>
+      <w:r>
+        <w:rPr>
+          <w:noProof/>
+        </w:rPr>
+        <w:drawing>
+          <wp:inline distT="0" distB="0" distL="0" distR="0" wp14:anchorId="3DCBB44C" wp14:editId="63D01CD9">
+            <wp:extent cx="1352550" cy="1809750"/>
+            <wp:effectExtent l="0" t="0" r="0" b="0"/>
+            <wp:docPr id="18" name="Picture 1"/>
+            <wp:cNvGraphicFramePr>
+              <a:graphicFrameLocks xmlns:a="http://schemas.openxmlformats.org/drawingml/2006/main" noChangeAspect="1"/>
+            </wp:cNvGraphicFramePr>
+            <a:graphic xmlns:a="http://schemas.openxmlformats.org/drawingml/2006/main">
+              <a:graphicData uri="http://schemas.openxmlformats.org/drawingml/2006/picture">
+                <pic:pic xmlns:pic="http://schemas.openxmlformats.org/drawingml/2006/picture">
+                  <pic:nvPicPr>
+                    <pic:cNvPr id="0" name="Picture 1"/>
+                    <pic:cNvPicPr>
+                      <a:picLocks noChangeAspect="1" noChangeArrowheads="1"/>
+                    </pic:cNvPicPr>
+                  </pic:nvPicPr>
+                  <pic:blipFill>
+                    <a:blip r:embed="rId12" cstate="print">
+                      <a:extLst>
+                        <a:ext uri="{28A0092B-C50C-407E-A947-70E740481C1C}">
+                          <a14:useLocalDpi xmlns:a14="http://schemas.microsoft.com/office/drawing/2010/main" val="0"/>
+                        </a:ext>
+                      </a:extLst>
+                    </a:blip>
+                    <a:srcRect l="2797" t="1070"/>
+                    <a:stretch>
+                      <a:fillRect/>
+                    </a:stretch>
+                  </pic:blipFill>
+                  <pic:spPr bwMode="auto">
+                    <a:xfrm>
+                      <a:off x="0" y="0"/>
+                      <a:ext cx="1352550" cy="1809750"/>
+                    </a:xfrm>
+                    <a:prstGeom prst="rect">
+                      <a:avLst/>
+                    </a:prstGeom>
+                    <a:noFill/>
+                    <a:ln>
+                      <a:noFill/>
+                    </a:ln>
+                  </pic:spPr>
+                </pic:pic>
+              </a:graphicData>
+            </a:graphic>
+          </wp:inline>
+        </w:drawing>
       </w:r>
     </w:p>
     <w:p>
       <w:pPr>
         <w:pStyle w:val="Heading1"/>
-        <w:rPr>
-          <w:highlight w:val="yellow"/>
-        </w:rPr>
       </w:pPr>
       <w:bookmarkStart w:id="20" w:name="_Toc6187941"/>
       <w:r>
-        <w:rPr>
-          <w:highlight w:val="yellow"/>
-        </w:rPr>
         <w:t>Size and Performance</w:t>
       </w:r>
       <w:bookmarkEnd w:id="20"/>
       <w:r>
-        <w:rPr>
-          <w:highlight w:val="yellow"/>
-        </w:rPr>
         <w:t xml:space="preserve"> </w:t>
       </w:r>
     </w:p>
@@ -1947,19 +1973,23 @@
         <w:pStyle w:val="InfoBlue"/>
       </w:pPr>
       <w:r>
-        <w:rPr>
-          <w:highlight w:val="yellow"/>
-        </w:rPr>
         <w:t>[A description of the major dimensioning characteristics of the software that impact the architecture, as well as the target performance constraints.]</w:t>
       </w:r>
     </w:p>
     <w:p>
       <w:pPr>
+        <w:pStyle w:val="BodyText"/>
+      </w:pPr>
+      <w:r>
+        <w:t>Computations will execute in less than one second. We will make the total file space less than a gigabyte.</w:t>
+      </w:r>
+    </w:p>
+    <w:p>
+      <w:pPr>
         <w:pStyle w:val="Heading1"/>
       </w:pPr>
       <w:bookmarkStart w:id="21" w:name="_Toc6187942"/>
       <w:r>
-        <w:lastRenderedPageBreak/>
         <w:t>Quality</w:t>
       </w:r>
       <w:bookmarkEnd w:id="21"/>
@@ -1975,11 +2005,43 @@
         <w:t>[A description of how the software architecture contributes to all capabilities (other than functionality) of the system: extensibility, reliability, portability, and so on. If these characteristics have special significance, such as safety, security or privacy implications, they must be clearly delineated.]</w:t>
       </w:r>
     </w:p>
+    <w:p>
+      <w:pPr>
+        <w:pStyle w:val="BodyText"/>
+      </w:pPr>
+      <w:r>
+        <w:t>The calculator will be delivered as a downloadable application that runs entirely offline, improving portability and ensuring it can be used without an internet connection. By avoiding reliance on external services, the system minimizes potential points of failure and increases reliability and availability.</w:t>
+      </w:r>
+    </w:p>
+    <w:p>
+      <w:pPr>
+        <w:pStyle w:val="BodyText"/>
+      </w:pPr>
+      <w:r>
+        <w:t>The architecture emphasizes correctness and stability through well-defined computational logic and proper input validation, ensuring accurate and predictable results. Basic error handling (e.g., division by zero) will further enhance system robustness.</w:t>
+      </w:r>
+    </w:p>
+    <w:p>
+      <w:pPr>
+        <w:pStyle w:val="BodyText"/>
+      </w:pPr>
+      <w:r>
+        <w:t>From a security and privacy standpoint, the application poses minimal risk. All processing occurs locally, with no data transmission or storage of user information, eliminating concerns about data breaches or unauthorized access. This design significantly reduces the system’s attack surface.</w:t>
+      </w:r>
+    </w:p>
+    <w:p>
+      <w:pPr>
+        <w:pStyle w:val="BodyText"/>
+      </w:pPr>
+      <w:r>
+        <w:t>The system will follow a modular structure, separating the user interface from the calculation logic. This supports maintainability and allows for future extensions, such as adding advanced functions, without major redesign.</w:t>
+      </w:r>
+    </w:p>
     <w:sectPr>
-      <w:headerReference w:type="default" r:id="rId12"/>
-      <w:footerReference w:type="default" r:id="rId13"/>
-      <w:headerReference w:type="first" r:id="rId14"/>
-      <w:footerReference w:type="first" r:id="rId15"/>
+      <w:headerReference w:type="default" r:id="rId13"/>
+      <w:footerReference w:type="default" r:id="rId14"/>
+      <w:headerReference w:type="first" r:id="rId15"/>
+      <w:footerReference w:type="first" r:id="rId16"/>
       <w:pgSz w:w="12240" w:h="15840" w:code="1"/>
       <w:pgMar w:top="1440" w:right="1440" w:bottom="1440" w:left="1440" w:header="720" w:footer="720" w:gutter="0"/>
       <w:cols w:space="720"/>
@@ -2109,11 +2171,9 @@
           <w:r>
             <w:sym w:font="Symbol" w:char="F0D3"/>
           </w:r>
-          <w:proofErr w:type="spellStart"/>
           <w:r>
             <w:t>Calculatorz</w:t>
           </w:r>
-          <w:proofErr w:type="spellEnd"/>
           <w:r>
             <w:t xml:space="preserve">, </w:t>
           </w:r>
@@ -2300,7 +2360,6 @@
         <w:sz w:val="36"/>
       </w:rPr>
     </w:pPr>
-    <w:proofErr w:type="spellStart"/>
     <w:r>
       <w:rPr>
         <w:rFonts w:ascii="Arial" w:hAnsi="Arial"/>
@@ -2309,7 +2368,6 @@
       </w:rPr>
       <w:t>Calculatorz</w:t>
     </w:r>
-    <w:proofErr w:type="spellEnd"/>
   </w:p>
   <w:p>
     <w:pPr>
@@ -2377,7 +2435,7 @@
             <w:t xml:space="preserve">  Version:           1.</w:t>
           </w:r>
           <w:r>
-            <w:t>1</w:t>
+            <w:t>2</w:t>
           </w:r>
         </w:p>
       </w:tc>
@@ -2407,7 +2465,7 @@
             <w:t>2026-03-</w:t>
           </w:r>
           <w:r>
-            <w:t>10</w:t>
+            <w:t>24</w:t>
           </w:r>
         </w:p>
       </w:tc>
@@ -5147,11 +5205,12 @@
 </file>
 
 <file path=customXml/item1.xml><?xml version="1.0" encoding="utf-8"?>
-<p:properties xmlns:p="http://schemas.microsoft.com/office/2006/metadata/properties" xmlns:xsi="http://www.w3.org/2001/XMLSchema-instance" xmlns:pc="http://schemas.microsoft.com/office/infopath/2007/PartnerControls">
-  <documentManagement>
-    <_activity xmlns="a61b5c64-63b7-4a2d-b3f2-a16afc21518c" xsi:nil="true"/>
-  </documentManagement>
-</p:properties>
+<?mso-contentType ?>
+<FormTemplates xmlns="http://schemas.microsoft.com/sharepoint/v3/contenttype/forms">
+  <Display>DocumentLibraryForm</Display>
+  <Edit>DocumentLibraryForm</Edit>
+  <New>DocumentLibraryForm</New>
+</FormTemplates>
 </file>
 
 <file path=customXml/item2.xml><?xml version="1.0" encoding="utf-8"?>
@@ -5349,20 +5408,17 @@
 </file>
 
 <file path=customXml/item3.xml><?xml version="1.0" encoding="utf-8"?>
-<?mso-contentType ?>
-<FormTemplates xmlns="http://schemas.microsoft.com/sharepoint/v3/contenttype/forms">
-  <Display>DocumentLibraryForm</Display>
-  <Edit>DocumentLibraryForm</Edit>
-  <New>DocumentLibraryForm</New>
-</FormTemplates>
+<p:properties xmlns:p="http://schemas.microsoft.com/office/2006/metadata/properties" xmlns:xsi="http://www.w3.org/2001/XMLSchema-instance" xmlns:pc="http://schemas.microsoft.com/office/infopath/2007/PartnerControls">
+  <documentManagement>
+    <_activity xmlns="a61b5c64-63b7-4a2d-b3f2-a16afc21518c" xsi:nil="true"/>
+  </documentManagement>
+</p:properties>
 </file>
 
 <file path=customXml/itemProps1.xml><?xml version="1.0" encoding="utf-8"?>
-<ds:datastoreItem xmlns:ds="http://schemas.openxmlformats.org/officeDocument/2006/customXml" ds:itemID="{B6B7DD65-1A33-4899-A019-F679D2B0A253}">
+<ds:datastoreItem xmlns:ds="http://schemas.openxmlformats.org/officeDocument/2006/customXml" ds:itemID="{7E168481-9441-4343-9BB5-69D52086740A}">
   <ds:schemaRefs>
-    <ds:schemaRef ds:uri="http://schemas.microsoft.com/office/2006/metadata/properties"/>
-    <ds:schemaRef ds:uri="http://schemas.microsoft.com/office/infopath/2007/PartnerControls"/>
-    <ds:schemaRef ds:uri="a61b5c64-63b7-4a2d-b3f2-a16afc21518c"/>
+    <ds:schemaRef ds:uri="http://schemas.microsoft.com/sharepoint/v3/contenttype/forms"/>
   </ds:schemaRefs>
 </ds:datastoreItem>
 </file>
@@ -5386,9 +5442,11 @@
 </file>
 
 <file path=customXml/itemProps3.xml><?xml version="1.0" encoding="utf-8"?>
-<ds:datastoreItem xmlns:ds="http://schemas.openxmlformats.org/officeDocument/2006/customXml" ds:itemID="{7E168481-9441-4343-9BB5-69D52086740A}">
+<ds:datastoreItem xmlns:ds="http://schemas.openxmlformats.org/officeDocument/2006/customXml" ds:itemID="{B6B7DD65-1A33-4899-A019-F679D2B0A253}">
   <ds:schemaRefs>
-    <ds:schemaRef ds:uri="http://schemas.microsoft.com/sharepoint/v3/contenttype/forms"/>
+    <ds:schemaRef ds:uri="http://schemas.microsoft.com/office/2006/metadata/properties"/>
+    <ds:schemaRef ds:uri="http://schemas.microsoft.com/office/infopath/2007/PartnerControls"/>
+    <ds:schemaRef ds:uri="a61b5c64-63b7-4a2d-b3f2-a16afc21518c"/>
   </ds:schemaRefs>
 </ds:datastoreItem>
 </file>